--- a/docs/Suivi-des-bugs.docx
+++ b/docs/Suivi-des-bugs.docx
@@ -844,7 +844,7 @@
                 <w:sz w:val="18"/>
                 <w:szCs w:val="18"/>
               </w:rPr>
-              <w:t>2</w:t>
+              <w:t>4</w:t>
             </w:r>
           </w:p>
         </w:tc>
@@ -981,7 +981,7 @@
                 <w:sz w:val="18"/>
                 <w:szCs w:val="18"/>
               </w:rPr>
-              <w:t xml:space="preserve">21</w:t>
+              <w:t>20</w:t>
             </w:r>
           </w:p>
         </w:tc>
@@ -1220,7 +1220,7 @@
                 <w:sz w:val="18"/>
                 <w:szCs w:val="18"/>
               </w:rPr>
-              <w:t>61</w:t>
+              <w:t>65</w:t>
             </w:r>
           </w:p>
         </w:tc>
@@ -7659,272 +7659,6 @@
                 <w:sz w:val="18"/>
                 <w:szCs w:val="18"/>
               </w:rPr>
-              <w:t xml:space="preserve">35</w:t>
-            </w:r>
-          </w:p>
-        </w:tc>
-        <w:tc>
-          <w:tcPr>
-            <w:tcW w:type="dxa" w:w="2100"/>
-            <w:tcBorders>
-              <w:top w:val="single" w:color="BFBFBF" w:sz="4"/>
-              <w:left w:val="single" w:color="BFBFBF" w:sz="4"/>
-              <w:bottom w:val="single" w:color="BFBFBF" w:sz="4"/>
-              <w:right w:val="single" w:color="BFBFBF" w:sz="4"/>
-            </w:tcBorders>
-            <w:tcMar>
-              <w:top w:type="dxa" w:w="70"/>
-              <w:left w:type="dxa" w:w="100"/>
-              <w:bottom w:type="dxa" w:w="70"/>
-              <w:right w:type="dxa" w:w="100"/>
-            </w:tcMar>
-            <w:vAlign w:val="top"/>
-          </w:tcPr>
-          <w:p>
-            <w:pPr>
-              <w:spacing w:after="0"/>
-            </w:pPr>
-            <w:r>
-              <w:rPr>
-                <w:rFonts w:ascii="Calibri" w:cs="Calibri" w:eastAsia="Calibri" w:hAnsi="Calibri"/>
-                <w:b w:val="false"/>
-                <w:bCs w:val="false"/>
-                <w:sz w:val="18"/>
-                <w:szCs w:val="18"/>
-              </w:rPr>
-              <w:t xml:space="preserve">base.css</w:t>
-            </w:r>
-          </w:p>
-        </w:tc>
-        <w:tc>
-          <w:tcPr>
-            <w:tcW w:type="dxa" w:w="5600"/>
-            <w:tcBorders>
-              <w:top w:val="single" w:color="BFBFBF" w:sz="4"/>
-              <w:left w:val="single" w:color="BFBFBF" w:sz="4"/>
-              <w:bottom w:val="single" w:color="BFBFBF" w:sz="4"/>
-              <w:right w:val="single" w:color="BFBFBF" w:sz="4"/>
-            </w:tcBorders>
-            <w:tcMar>
-              <w:top w:type="dxa" w:w="70"/>
-              <w:left w:type="dxa" w:w="100"/>
-              <w:bottom w:type="dxa" w:w="70"/>
-              <w:right w:type="dxa" w:w="100"/>
-            </w:tcMar>
-            <w:vAlign w:val="top"/>
-          </w:tcPr>
-          <w:p>
-            <w:pPr>
-              <w:spacing w:after="0"/>
-            </w:pPr>
-            <w:r>
-              <w:rPr>
-                <w:rFonts w:ascii="Calibri" w:cs="Calibri" w:eastAsia="Calibri" w:hAnsi="Calibri"/>
-                <w:b w:val="false"/>
-                <w:bCs w:val="false"/>
-                <w:sz w:val="18"/>
-                <w:szCs w:val="18"/>
-              </w:rPr>
-              <w:t xml:space="preserve">Inter chargée par </w:t>
-            </w:r>
-            <w:r>
-              <w:rPr>
-                <w:rFonts w:ascii="Consolas" w:cs="Consolas" w:eastAsia="Consolas" w:hAnsi="Consolas"/>
-                <w:b w:val="false"/>
-                <w:bCs w:val="false"/>
-                <w:sz w:val="17"/>
-                <w:szCs w:val="17"/>
-              </w:rPr>
-              <w:t xml:space="preserve">@import</w:t>
-            </w:r>
-            <w:r>
-              <w:rPr>
-                <w:rFonts w:ascii="Calibri" w:cs="Calibri" w:eastAsia="Calibri" w:hAnsi="Calibri"/>
-                <w:b w:val="false"/>
-                <w:bCs w:val="false"/>
-                <w:sz w:val="18"/>
-                <w:szCs w:val="18"/>
-              </w:rPr>
-              <w:t xml:space="preserve"> depuis Google Fonts : adresse IP transmise à Google (non citée dans la politique de confidentialité), affichage bloqué tant que la feuille n'est pas téléchargée, échec hors connexion.</w:t>
-            </w:r>
-          </w:p>
-        </w:tc>
-        <w:tc>
-          <w:tcPr>
-            <w:tcW w:type="dxa" w:w="1100"/>
-            <w:tcBorders>
-              <w:top w:val="single" w:color="BFBFBF" w:sz="4"/>
-              <w:left w:val="single" w:color="BFBFBF" w:sz="4"/>
-              <w:bottom w:val="single" w:color="BFBFBF" w:sz="4"/>
-              <w:right w:val="single" w:color="BFBFBF" w:sz="4"/>
-            </w:tcBorders>
-            <w:shd w:fill="FFC7CE" w:color="auto" w:val="clear"/>
-            <w:tcMar>
-              <w:top w:type="dxa" w:w="70"/>
-              <w:left w:type="dxa" w:w="100"/>
-              <w:bottom w:type="dxa" w:w="70"/>
-              <w:right w:type="dxa" w:w="100"/>
-            </w:tcMar>
-            <w:vAlign w:val="center"/>
-          </w:tcPr>
-          <w:p>
-            <w:pPr>
-              <w:spacing w:after="0"/>
-              <w:jc w:val="center"/>
-            </w:pPr>
-            <w:r>
-              <w:rPr>
-                <w:rFonts w:ascii="Calibri" w:cs="Calibri" w:eastAsia="Calibri" w:hAnsi="Calibri"/>
-                <w:b/>
-                <w:bCs/>
-                <w:color w:val="9C0006"/>
-                <w:sz w:val="18"/>
-                <w:szCs w:val="18"/>
-              </w:rPr>
-              <w:t xml:space="preserve">À faire</w:t>
-            </w:r>
-          </w:p>
-        </w:tc>
-        <w:tc>
-          <w:tcPr>
-            <w:tcW w:type="dxa" w:w="1700"/>
-            <w:tcBorders>
-              <w:top w:val="single" w:color="BFBFBF" w:sz="4"/>
-              <w:left w:val="single" w:color="BFBFBF" w:sz="4"/>
-              <w:bottom w:val="single" w:color="BFBFBF" w:sz="4"/>
-              <w:right w:val="single" w:color="BFBFBF" w:sz="4"/>
-            </w:tcBorders>
-            <w:tcMar>
-              <w:top w:type="dxa" w:w="70"/>
-              <w:left w:type="dxa" w:w="100"/>
-              <w:bottom w:type="dxa" w:w="70"/>
-              <w:right w:type="dxa" w:w="100"/>
-            </w:tcMar>
-            <w:vAlign w:val="top"/>
-          </w:tcPr>
-          <w:p>
-            <w:pPr>
-              <w:spacing w:after="0"/>
-            </w:pPr>
-            <w:r>
-              <w:rPr>
-                <w:rFonts w:ascii="Calibri" w:cs="Calibri" w:eastAsia="Calibri" w:hAnsi="Calibri"/>
-                <w:b w:val="false"/>
-                <w:bCs w:val="false"/>
-                <w:sz w:val="18"/>
-                <w:szCs w:val="18"/>
-              </w:rPr>
-              <w:t xml:space="preserve">Propriétaire → Claude</w:t>
-            </w:r>
-          </w:p>
-        </w:tc>
-        <w:tc>
-          <w:tcPr>
-            <w:tcW w:type="dxa" w:w="3398"/>
-            <w:tcBorders>
-              <w:top w:val="single" w:color="BFBFBF" w:sz="4"/>
-              <w:left w:val="single" w:color="BFBFBF" w:sz="4"/>
-              <w:bottom w:val="single" w:color="BFBFBF" w:sz="4"/>
-              <w:right w:val="single" w:color="BFBFBF" w:sz="4"/>
-            </w:tcBorders>
-            <w:tcMar>
-              <w:top w:type="dxa" w:w="70"/>
-              <w:left w:type="dxa" w:w="100"/>
-              <w:bottom w:type="dxa" w:w="70"/>
-              <w:right w:type="dxa" w:w="100"/>
-            </w:tcMar>
-            <w:vAlign w:val="top"/>
-          </w:tcPr>
-          <w:p>
-            <w:pPr>
-              <w:spacing w:after="0"/>
-            </w:pPr>
-            <w:r>
-              <w:rPr>
-                <w:rFonts w:ascii="Calibri" w:cs="Calibri" w:eastAsia="Calibri" w:hAnsi="Calibri"/>
-                <w:b w:val="false"/>
-                <w:bCs w:val="false"/>
-                <w:sz w:val="18"/>
-                <w:szCs w:val="18"/>
-              </w:rPr>
-              <w:t xml:space="preserve">Toi : télécharger Inter en </w:t>
-            </w:r>
-            <w:r>
-              <w:rPr>
-                <w:rFonts w:ascii="Consolas" w:cs="Consolas" w:eastAsia="Consolas" w:hAnsi="Consolas"/>
-                <w:b w:val="false"/>
-                <w:bCs w:val="false"/>
-                <w:sz w:val="17"/>
-                <w:szCs w:val="17"/>
-              </w:rPr>
-              <w:t xml:space="preserve">woff2</w:t>
-            </w:r>
-            <w:r>
-              <w:rPr>
-                <w:rFonts w:ascii="Calibri" w:cs="Calibri" w:eastAsia="Calibri" w:hAnsi="Calibri"/>
-                <w:b w:val="false"/>
-                <w:bCs w:val="false"/>
-                <w:sz w:val="18"/>
-                <w:szCs w:val="18"/>
-              </w:rPr>
-              <w:t xml:space="preserve"> et la déposer dans le dépôt (mes accès réseau sont bloqués). Claude : écrire les </w:t>
-            </w:r>
-            <w:r>
-              <w:rPr>
-                <w:rFonts w:ascii="Consolas" w:cs="Consolas" w:eastAsia="Consolas" w:hAnsi="Consolas"/>
-                <w:b w:val="false"/>
-                <w:bCs w:val="false"/>
-                <w:sz w:val="17"/>
-                <w:szCs w:val="17"/>
-              </w:rPr>
-              <w:t xml:space="preserve">@font-face</w:t>
-            </w:r>
-            <w:r>
-              <w:rPr>
-                <w:rFonts w:ascii="Calibri" w:cs="Calibri" w:eastAsia="Calibri" w:hAnsi="Calibri"/>
-                <w:b w:val="false"/>
-                <w:bCs w:val="false"/>
-                <w:sz w:val="18"/>
-                <w:szCs w:val="18"/>
-              </w:rPr>
-              <w:t xml:space="preserve">.</w:t>
-            </w:r>
-          </w:p>
-        </w:tc>
-      </w:tr>
-      <w:tr>
-        <w:trPr>
-          <w:cantSplit/>
-        </w:trPr>
-        <w:tc>
-          <w:tcPr>
-            <w:tcW w:type="dxa" w:w="1500"/>
-            <w:tcBorders>
-              <w:top w:val="single" w:color="BFBFBF" w:sz="4"/>
-              <w:left w:val="single" w:color="BFBFBF" w:sz="4"/>
-              <w:bottom w:val="single" w:color="BFBFBF" w:sz="4"/>
-              <w:right w:val="single" w:color="BFBFBF" w:sz="4"/>
-            </w:tcBorders>
-            <w:tcMar>
-              <w:top w:type="dxa" w:w="70"/>
-              <w:left w:type="dxa" w:w="100"/>
-              <w:bottom w:type="dxa" w:w="70"/>
-              <w:right w:type="dxa" w:w="100"/>
-            </w:tcMar>
-            <w:vAlign w:val="top"/>
-          </w:tcPr>
-          <w:p>
-            <w:pPr>
-              <w:spacing w:after="0"/>
-            </w:pPr>
-            <w:r>
-              <w:rPr>
-                <w:rFonts w:ascii="Calibri" w:cs="Calibri" w:eastAsia="Calibri" w:hAnsi="Calibri"/>
-                <w:b/>
-                <w:bCs/>
-                <w:sz w:val="18"/>
-                <w:szCs w:val="18"/>
-              </w:rPr>
               <w:t xml:space="preserve">54 (SVG)</w:t>
             </w:r>
           </w:p>
@@ -9427,6 +9161,418 @@
           </w:p>
         </w:tc>
       </w:tr>
+      <w:tr>
+        <w:trPr>
+          <w:cantSplit/>
+        </w:trPr>
+        <w:tc>
+          <w:tcPr>
+            <w:tcW w:type="dxa" w:w="1500"/>
+            <w:tcBorders>
+              <w:top w:val="single" w:color="BFBFBF" w:sz="4"/>
+              <w:left w:val="single" w:color="BFBFBF" w:sz="4"/>
+              <w:bottom w:val="single" w:color="BFBFBF" w:sz="4"/>
+              <w:right w:val="single" w:color="BFBFBF" w:sz="4"/>
+            </w:tcBorders>
+            <w:tcMar>
+              <w:top w:type="dxa" w:w="70"/>
+              <w:left w:type="dxa" w:w="100"/>
+              <w:bottom w:type="dxa" w:w="70"/>
+              <w:right w:type="dxa" w:w="100"/>
+            </w:tcMar>
+            <w:vAlign w:val="top"/>
+          </w:tcPr>
+          <w:p>
+            <w:pPr>
+              <w:spacing w:after="0"/>
+            </w:pPr>
+            <w:r>
+              <w:rPr>
+                <w:rFonts w:ascii="Calibri" w:cs="Calibri" w:eastAsia="Calibri" w:hAnsi="Calibri"/>
+                <w:b/>
+                <w:bCs/>
+                <w:sz w:val="18"/>
+                <w:szCs w:val="18"/>
+              </w:rPr>
+              <w:t>Affichage sur Cloudflare</w:t>
+            </w:r>
+          </w:p>
+        </w:tc>
+        <w:tc>
+          <w:tcPr>
+            <w:tcW w:type="dxa" w:w="2100"/>
+            <w:tcBorders>
+              <w:top w:val="single" w:color="BFBFBF" w:sz="4"/>
+              <w:left w:val="single" w:color="BFBFBF" w:sz="4"/>
+              <w:bottom w:val="single" w:color="BFBFBF" w:sz="4"/>
+              <w:right w:val="single" w:color="BFBFBF" w:sz="4"/>
+            </w:tcBorders>
+            <w:tcMar>
+              <w:top w:type="dxa" w:w="70"/>
+              <w:left w:type="dxa" w:w="100"/>
+              <w:bottom w:type="dxa" w:w="70"/>
+              <w:right w:type="dxa" w:w="100"/>
+            </w:tcMar>
+            <w:vAlign w:val="top"/>
+          </w:tcPr>
+          <w:p>
+            <w:pPr>
+              <w:spacing w:after="0"/>
+            </w:pPr>
+            <w:r>
+              <w:rPr>
+                <w:rFonts w:ascii="Calibri" w:cs="Calibri" w:eastAsia="Calibri" w:hAnsi="Calibri"/>
+                <w:b w:val="false"/>
+                <w:bCs w:val="false"/>
+                <w:sz w:val="18"/>
+                <w:szCs w:val="18"/>
+              </w:rPr>
+              <w:t>(à diagnostiquer)</w:t>
+            </w:r>
+          </w:p>
+        </w:tc>
+        <w:tc>
+          <w:tcPr>
+            <w:tcW w:type="dxa" w:w="5600"/>
+            <w:tcBorders>
+              <w:top w:val="single" w:color="BFBFBF" w:sz="4"/>
+              <w:left w:val="single" w:color="BFBFBF" w:sz="4"/>
+              <w:bottom w:val="single" w:color="BFBFBF" w:sz="4"/>
+              <w:right w:val="single" w:color="BFBFBF" w:sz="4"/>
+            </w:tcBorders>
+            <w:tcMar>
+              <w:top w:type="dxa" w:w="70"/>
+              <w:left w:type="dxa" w:w="100"/>
+              <w:bottom w:type="dxa" w:w="70"/>
+              <w:right w:type="dxa" w:w="100"/>
+            </w:tcMar>
+            <w:vAlign w:val="top"/>
+          </w:tcPr>
+          <w:p>
+            <w:pPr>
+              <w:spacing w:after="0"/>
+            </w:pPr>
+            <w:r>
+              <w:rPr>
+                <w:rFonts w:ascii="Calibri" w:cs="Calibri" w:eastAsia="Calibri" w:hAnsi="Calibri"/>
+                <w:b w:val="false"/>
+                <w:bCs w:val="false"/>
+                <w:sz w:val="18"/>
+                <w:szCs w:val="18"/>
+              </w:rPr>
+              <w:t>Après le passage sur Cloudflare : en-tête mal affiché, pages qui remontent trop haut, heure et batterie superposées à l'écran, rebond vertical non verrouillé. Le code du dépôt est identique à la version testée et le rendu est correct en simulation : la cause se situe probablement dans la manière dont l'appli est ouverte (icône installée ou navigateur) ou dans l'icône manquante.</w:t>
+            </w:r>
+          </w:p>
+        </w:tc>
+        <w:tc>
+          <w:tcPr>
+            <w:tcW w:type="dxa" w:w="1100"/>
+            <w:tcBorders>
+              <w:top w:val="single" w:color="BFBFBF" w:sz="4"/>
+              <w:left w:val="single" w:color="BFBFBF" w:sz="4"/>
+              <w:bottom w:val="single" w:color="BFBFBF" w:sz="4"/>
+              <w:right w:val="single" w:color="BFBFBF" w:sz="4"/>
+            </w:tcBorders>
+            <w:shd w:fill="FFEB9C" w:color="auto" w:val="clear"/>
+            <w:tcMar>
+              <w:top w:type="dxa" w:w="70"/>
+              <w:left w:type="dxa" w:w="100"/>
+              <w:bottom w:type="dxa" w:w="70"/>
+              <w:right w:type="dxa" w:w="100"/>
+            </w:tcMar>
+            <w:vAlign w:val="center"/>
+          </w:tcPr>
+          <w:p>
+            <w:pPr>
+              <w:spacing w:after="0"/>
+              <w:jc w:val="center"/>
+            </w:pPr>
+            <w:r>
+              <w:rPr>
+                <w:rFonts w:ascii="Calibri" w:cs="Calibri" w:eastAsia="Calibri" w:hAnsi="Calibri"/>
+                <w:b/>
+                <w:bCs/>
+                <w:color w:val="7A4A00"/>
+                <w:sz w:val="18"/>
+                <w:szCs w:val="18"/>
+              </w:rPr>
+              <w:t xml:space="preserve">En cours</w:t>
+            </w:r>
+          </w:p>
+        </w:tc>
+        <w:tc>
+          <w:tcPr>
+            <w:tcW w:type="dxa" w:w="1700"/>
+            <w:tcBorders>
+              <w:top w:val="single" w:color="BFBFBF" w:sz="4"/>
+              <w:left w:val="single" w:color="BFBFBF" w:sz="4"/>
+              <w:bottom w:val="single" w:color="BFBFBF" w:sz="4"/>
+              <w:right w:val="single" w:color="BFBFBF" w:sz="4"/>
+            </w:tcBorders>
+            <w:tcMar>
+              <w:top w:type="dxa" w:w="70"/>
+              <w:left w:type="dxa" w:w="100"/>
+              <w:bottom w:type="dxa" w:w="70"/>
+              <w:right w:type="dxa" w:w="100"/>
+            </w:tcMar>
+            <w:vAlign w:val="top"/>
+          </w:tcPr>
+          <w:p>
+            <w:pPr>
+              <w:spacing w:after="0"/>
+            </w:pPr>
+            <w:r>
+              <w:rPr>
+                <w:rFonts w:ascii="Calibri" w:cs="Calibri" w:eastAsia="Calibri" w:hAnsi="Calibri"/>
+                <w:b w:val="false"/>
+                <w:bCs w:val="false"/>
+                <w:sz w:val="18"/>
+                <w:szCs w:val="18"/>
+              </w:rPr>
+              <w:t xml:space="preserve">Propriétaire</w:t>
+            </w:r>
+          </w:p>
+        </w:tc>
+        <w:tc>
+          <w:tcPr>
+            <w:tcW w:type="dxa" w:w="3398"/>
+            <w:tcBorders>
+              <w:top w:val="single" w:color="BFBFBF" w:sz="4"/>
+              <w:left w:val="single" w:color="BFBFBF" w:sz="4"/>
+              <w:bottom w:val="single" w:color="BFBFBF" w:sz="4"/>
+              <w:right w:val="single" w:color="BFBFBF" w:sz="4"/>
+            </w:tcBorders>
+            <w:tcMar>
+              <w:top w:type="dxa" w:w="70"/>
+              <w:left w:type="dxa" w:w="100"/>
+              <w:bottom w:type="dxa" w:w="70"/>
+              <w:right w:type="dxa" w:w="100"/>
+            </w:tcMar>
+            <w:vAlign w:val="top"/>
+          </w:tcPr>
+          <w:p>
+            <w:pPr>
+              <w:spacing w:after="0"/>
+            </w:pPr>
+            <w:r>
+              <w:rPr>
+                <w:rFonts w:ascii="Calibri" w:cs="Calibri" w:eastAsia="Calibri" w:hAnsi="Calibri"/>
+                <w:b w:val="false"/>
+                <w:bCs w:val="false"/>
+                <w:sz w:val="18"/>
+                <w:szCs w:val="18"/>
+              </w:rPr>
+              <w:t>À fournir : iPhone ou Android, ouverture depuis l'icône de l'écran d'accueil (réinstallée depuis la nouvelle adresse ?) ou depuis le navigateur, et une capture d'écran.</w:t>
+            </w:r>
+          </w:p>
+        </w:tc>
+      </w:tr>
+      <w:tr>
+        <w:trPr>
+          <w:cantSplit/>
+        </w:trPr>
+        <w:tc>
+          <w:tcPr>
+            <w:tcW w:type="dxa" w:w="1500"/>
+            <w:tcBorders>
+              <w:top w:val="single" w:color="BFBFBF" w:sz="4"/>
+              <w:left w:val="single" w:color="BFBFBF" w:sz="4"/>
+              <w:bottom w:val="single" w:color="BFBFBF" w:sz="4"/>
+              <w:right w:val="single" w:color="BFBFBF" w:sz="4"/>
+            </w:tcBorders>
+            <w:tcMar>
+              <w:top w:type="dxa" w:w="70"/>
+              <w:left w:type="dxa" w:w="100"/>
+              <w:bottom w:type="dxa" w:w="70"/>
+              <w:right w:type="dxa" w:w="100"/>
+            </w:tcMar>
+            <w:vAlign w:val="top"/>
+          </w:tcPr>
+          <w:p>
+            <w:pPr>
+              <w:spacing w:after="0"/>
+            </w:pPr>
+            <w:r>
+              <w:rPr>
+                <w:rFonts w:ascii="Calibri" w:cs="Calibri" w:eastAsia="Calibri" w:hAnsi="Calibri"/>
+                <w:b/>
+                <w:bCs/>
+                <w:sz w:val="18"/>
+                <w:szCs w:val="18"/>
+              </w:rPr>
+              <w:t>Photo Gym &gt; Exercices</w:t>
+            </w:r>
+          </w:p>
+        </w:tc>
+        <w:tc>
+          <w:tcPr>
+            <w:tcW w:type="dxa" w:w="2100"/>
+            <w:tcBorders>
+              <w:top w:val="single" w:color="BFBFBF" w:sz="4"/>
+              <w:left w:val="single" w:color="BFBFBF" w:sz="4"/>
+              <w:bottom w:val="single" w:color="BFBFBF" w:sz="4"/>
+              <w:right w:val="single" w:color="BFBFBF" w:sz="4"/>
+            </w:tcBorders>
+            <w:tcMar>
+              <w:top w:type="dxa" w:w="70"/>
+              <w:left w:type="dxa" w:w="100"/>
+              <w:bottom w:type="dxa" w:w="70"/>
+              <w:right w:type="dxa" w:w="100"/>
+            </w:tcMar>
+            <w:vAlign w:val="top"/>
+          </w:tcPr>
+          <w:p>
+            <w:pPr>
+              <w:spacing w:after="0"/>
+            </w:pPr>
+            <w:r>
+              <w:rPr>
+                <w:rFonts w:ascii="Calibri" w:cs="Calibri" w:eastAsia="Calibri" w:hAnsi="Calibri"/>
+                <w:b w:val="false"/>
+                <w:bCs w:val="false"/>
+                <w:sz w:val="18"/>
+                <w:szCs w:val="18"/>
+              </w:rPr>
+              <w:t>(à diagnostiquer)</w:t>
+            </w:r>
+          </w:p>
+        </w:tc>
+        <w:tc>
+          <w:tcPr>
+            <w:tcW w:type="dxa" w:w="5600"/>
+            <w:tcBorders>
+              <w:top w:val="single" w:color="BFBFBF" w:sz="4"/>
+              <w:left w:val="single" w:color="BFBFBF" w:sz="4"/>
+              <w:bottom w:val="single" w:color="BFBFBF" w:sz="4"/>
+              <w:right w:val="single" w:color="BFBFBF" w:sz="4"/>
+            </w:tcBorders>
+            <w:tcMar>
+              <w:top w:type="dxa" w:w="70"/>
+              <w:left w:type="dxa" w:w="100"/>
+              <w:bottom w:type="dxa" w:w="70"/>
+              <w:right w:type="dxa" w:w="100"/>
+            </w:tcMar>
+            <w:vAlign w:val="top"/>
+          </w:tcPr>
+          <w:p>
+            <w:pPr>
+              <w:spacing w:after="0"/>
+            </w:pPr>
+            <w:r>
+              <w:rPr>
+                <w:rFonts w:ascii="Calibri" w:cs="Calibri" w:eastAsia="Calibri" w:hAnsi="Calibri"/>
+                <w:b w:val="false"/>
+                <w:bCs w:val="false"/>
+                <w:sz w:val="18"/>
+                <w:szCs w:val="18"/>
+              </w:rPr>
+              <w:t>La carte Exercices utilise images/FondBoutonExercices.webp : le fichier est présent, identique à l'original, et la photo s'affiche depuis le dépôt en simulation.</w:t>
+            </w:r>
+          </w:p>
+        </w:tc>
+        <w:tc>
+          <w:tcPr>
+            <w:tcW w:type="dxa" w:w="1100"/>
+            <w:tcBorders>
+              <w:top w:val="single" w:color="BFBFBF" w:sz="4"/>
+              <w:left w:val="single" w:color="BFBFBF" w:sz="4"/>
+              <w:bottom w:val="single" w:color="BFBFBF" w:sz="4"/>
+              <w:right w:val="single" w:color="BFBFBF" w:sz="4"/>
+            </w:tcBorders>
+            <w:shd w:fill="FFEB9C" w:color="auto" w:val="clear"/>
+            <w:tcMar>
+              <w:top w:type="dxa" w:w="70"/>
+              <w:left w:type="dxa" w:w="100"/>
+              <w:bottom w:type="dxa" w:w="70"/>
+              <w:right w:type="dxa" w:w="100"/>
+            </w:tcMar>
+            <w:vAlign w:val="center"/>
+          </w:tcPr>
+          <w:p>
+            <w:pPr>
+              <w:spacing w:after="0"/>
+              <w:jc w:val="center"/>
+            </w:pPr>
+            <w:r>
+              <w:rPr>
+                <w:rFonts w:ascii="Calibri" w:cs="Calibri" w:eastAsia="Calibri" w:hAnsi="Calibri"/>
+                <w:b/>
+                <w:bCs/>
+                <w:color w:val="7A4A00"/>
+                <w:sz w:val="18"/>
+                <w:szCs w:val="18"/>
+              </w:rPr>
+              <w:t xml:space="preserve">En cours</w:t>
+            </w:r>
+          </w:p>
+        </w:tc>
+        <w:tc>
+          <w:tcPr>
+            <w:tcW w:type="dxa" w:w="1700"/>
+            <w:tcBorders>
+              <w:top w:val="single" w:color="BFBFBF" w:sz="4"/>
+              <w:left w:val="single" w:color="BFBFBF" w:sz="4"/>
+              <w:bottom w:val="single" w:color="BFBFBF" w:sz="4"/>
+              <w:right w:val="single" w:color="BFBFBF" w:sz="4"/>
+            </w:tcBorders>
+            <w:tcMar>
+              <w:top w:type="dxa" w:w="70"/>
+              <w:left w:type="dxa" w:w="100"/>
+              <w:bottom w:type="dxa" w:w="70"/>
+              <w:right w:type="dxa" w:w="100"/>
+            </w:tcMar>
+            <w:vAlign w:val="top"/>
+          </w:tcPr>
+          <w:p>
+            <w:pPr>
+              <w:spacing w:after="0"/>
+            </w:pPr>
+            <w:r>
+              <w:rPr>
+                <w:rFonts w:ascii="Calibri" w:cs="Calibri" w:eastAsia="Calibri" w:hAnsi="Calibri"/>
+                <w:b w:val="false"/>
+                <w:bCs w:val="false"/>
+                <w:sz w:val="18"/>
+                <w:szCs w:val="18"/>
+              </w:rPr>
+              <w:t xml:space="preserve">Propriétaire</w:t>
+            </w:r>
+          </w:p>
+        </w:tc>
+        <w:tc>
+          <w:tcPr>
+            <w:tcW w:type="dxa" w:w="3398"/>
+            <w:tcBorders>
+              <w:top w:val="single" w:color="BFBFBF" w:sz="4"/>
+              <w:left w:val="single" w:color="BFBFBF" w:sz="4"/>
+              <w:bottom w:val="single" w:color="BFBFBF" w:sz="4"/>
+              <w:right w:val="single" w:color="BFBFBF" w:sz="4"/>
+            </w:tcBorders>
+            <w:tcMar>
+              <w:top w:type="dxa" w:w="70"/>
+              <w:left w:type="dxa" w:w="100"/>
+              <w:bottom w:type="dxa" w:w="70"/>
+              <w:right w:type="dxa" w:w="100"/>
+            </w:tcMar>
+            <w:vAlign w:val="top"/>
+          </w:tcPr>
+          <w:p>
+            <w:pPr>
+              <w:spacing w:after="0"/>
+            </w:pPr>
+            <w:r>
+              <w:rPr>
+                <w:rFonts w:ascii="Calibri" w:cs="Calibri" w:eastAsia="Calibri" w:hAnsi="Calibri"/>
+                <w:b w:val="false"/>
+                <w:bCs w:val="false"/>
+                <w:sz w:val="18"/>
+                <w:szCs w:val="18"/>
+              </w:rPr>
+              <w:t>Tester : ouvrir /images/FondBoutonExercices.webp sur le site déployé ; vider le cache du navigateur.</w:t>
+            </w:r>
+          </w:p>
+        </w:tc>
+      </w:tr>
     </w:tbl>
     <w:p>
       <w:pPr>
@@ -20957,7 +21103,7 @@
                 <w:sz w:val="18"/>
                 <w:szCs w:val="18"/>
               </w:rPr>
-              <w:t>13 (partie)</w:t>
+              <w:t>—</w:t>
             </w:r>
           </w:p>
         </w:tc>
@@ -20990,7 +21136,7 @@
                 <w:sz w:val="18"/>
                 <w:szCs w:val="18"/>
               </w:rPr>
-              <w:t>index.html</w:t>
+              <w:t>index.html, HomePage.css</w:t>
             </w:r>
           </w:p>
         </w:tc>
@@ -21023,7 +21169,7 @@
                 <w:sz w:val="18"/>
                 <w:szCs w:val="18"/>
               </w:rPr>
-              <w:t>Version des fichiers passée de ?v=37 à ?v=39 dans les 25 balises, pour forcer le rechargement des CSS modifiés.</w:t>
+              <w:t>Accueil : point vert (profile_indicator) du bouton profil supprimé, balise et règle CSS retirées.</w:t>
             </w:r>
           </w:p>
         </w:tc>
@@ -21092,7 +21238,7 @@
                 <w:sz w:val="18"/>
                 <w:szCs w:val="18"/>
               </w:rPr>
-              <w:t>Contrôle</w:t>
+              <w:t>Lecture du code</w:t>
             </w:r>
           </w:p>
         </w:tc>
@@ -21163,7 +21309,7 @@
                 <w:sz w:val="18"/>
                 <w:szCs w:val="18"/>
               </w:rPr>
-              <w:t>index.html, HomePage.css</w:t>
+              <w:t>index.html, stats.js, putting.js</w:t>
             </w:r>
           </w:p>
         </w:tc>
@@ -21196,7 +21342,7 @@
                 <w:sz w:val="18"/>
                 <w:szCs w:val="18"/>
               </w:rPr>
-              <w:t>Accueil : point vert (profile_indicator) du bouton profil supprimé, balise et règle CSS retirées.</w:t>
+              <w:t>Symboles redessinés : wedge, sac, driver, fer, distance (balle, drapeau, flèche de mesure) ; drapeau Putting aligné sur Wedging (4 occurrences).</w:t>
             </w:r>
           </w:p>
         </w:tc>
@@ -21265,7 +21411,7 @@
                 <w:sz w:val="18"/>
                 <w:szCs w:val="18"/>
               </w:rPr>
-              <w:t>Lecture du code</w:t>
+              <w:t>Aperçu rendu (planche d'icônes) et capture de l'accueil et de Stats</w:t>
             </w:r>
           </w:p>
         </w:tc>
@@ -21336,7 +21482,7 @@
                 <w:sz w:val="18"/>
                 <w:szCs w:val="18"/>
               </w:rPr>
-              <w:t>index.html, stats.js, putting.js</w:t>
+              <w:t>theme-light.css, commun.js, menu.js, index.html</w:t>
             </w:r>
           </w:p>
         </w:tc>
@@ -21369,7 +21515,7 @@
                 <w:sz w:val="18"/>
                 <w:szCs w:val="18"/>
               </w:rPr>
-              <w:t>Symboles redessinés : wedge, sac, driver, fer, distance (balle, drapeau, flèche de mesure) ; drapeau Putting aligné sur Wedging (4 occurrences).</w:t>
+              <w:t>Mode clair : variables de chaque module redéfinies sous html[data-theme="light"], applyAppTheme() dans commun.js, réglage "theme" dans menu.js, script anti-flash dans le head d'index.html, couleurs en dur de Wedging, Gym, Stats, Putting, Accueil et Menu adaptées.</w:t>
             </w:r>
           </w:p>
         </w:tc>
@@ -21438,7 +21584,7 @@
                 <w:sz w:val="18"/>
                 <w:szCs w:val="18"/>
               </w:rPr>
-              <w:t>Aperçu rendu (planche d'icônes) et capture de l'accueil et de Stats</w:t>
+              <w:t>Simulation (bascule, rechargement, retour au sombre) et captures des 8 pages</w:t>
             </w:r>
           </w:p>
         </w:tc>
@@ -21476,7 +21622,7 @@
                 <w:sz w:val="18"/>
                 <w:szCs w:val="18"/>
               </w:rPr>
-              <w:t>—</w:t>
+              <w:t xml:space="preserve">13 (partie)</w:t>
             </w:r>
           </w:p>
         </w:tc>
@@ -21509,7 +21655,7 @@
                 <w:sz w:val="18"/>
                 <w:szCs w:val="18"/>
               </w:rPr>
-              <w:t>theme-light.css, commun.js, menu.js, index.html</w:t>
+              <w:t xml:space="preserve">index.html</w:t>
             </w:r>
           </w:p>
         </w:tc>
@@ -21542,7 +21688,7 @@
                 <w:sz w:val="18"/>
                 <w:szCs w:val="18"/>
               </w:rPr>
-              <w:t>Mode clair : variables de chaque module redéfinies sous html[data-theme="light"], applyAppTheme() dans commun.js, réglage "theme" dans menu.js, script anti-flash dans le head d'index.html, couleurs en dur de Wedging, Gym, Stats, Putting, Accueil et Menu adaptées.</w:t>
+              <w:t>Version des fichiers passée de ?v=37 à ?v=40 dans les 26 balises (dont theme-light.css), pour forcer le rechargement des fichiers modifiés.</w:t>
             </w:r>
           </w:p>
         </w:tc>
@@ -21611,7 +21757,7 @@
                 <w:sz w:val="18"/>
                 <w:szCs w:val="18"/>
               </w:rPr>
-              <w:t>Simulation (bascule, rechargement, retour au sombre) et captures des 8 pages</w:t>
+              <w:t xml:space="preserve">Contrôle</w:t>
             </w:r>
           </w:p>
         </w:tc>
@@ -21649,7 +21795,7 @@
                 <w:sz w:val="18"/>
                 <w:szCs w:val="18"/>
               </w:rPr>
-              <w:t xml:space="preserve">13 (partie)</w:t>
+              <w:t>35</w:t>
             </w:r>
           </w:p>
         </w:tc>
@@ -21682,7 +21828,7 @@
                 <w:sz w:val="18"/>
                 <w:szCs w:val="18"/>
               </w:rPr>
-              <w:t xml:space="preserve">index.html</w:t>
+              <w:t>core/base.css, vendor/fonts/</w:t>
             </w:r>
           </w:p>
         </w:tc>
@@ -21715,7 +21861,7 @@
                 <w:sz w:val="18"/>
                 <w:szCs w:val="18"/>
               </w:rPr>
-              <w:t>Version des fichiers passée de ?v=37 à ?v=40 dans les 26 balises (dont theme-light.css), pour forcer le rechargement des fichiers modifiés.</w:t>
+              <w:t>Inter hébergée dans le dépôt (5 fichiers woff2 latin + licence) : @import Google Fonts remplacé par 5 @font-face. Plus d'adresse IP transmise à Google, plus de blocage d'affichage, fonctionne hors connexion.</w:t>
             </w:r>
           </w:p>
         </w:tc>
@@ -21784,7 +21930,699 @@
                 <w:sz w:val="18"/>
                 <w:szCs w:val="18"/>
               </w:rPr>
-              <w:t xml:space="preserve">Contrôle</w:t>
+              <w:t>Rendu vérifié : 5 graisses chargées, aucune requête externe</w:t>
+            </w:r>
+          </w:p>
+        </w:tc>
+      </w:tr>
+      <w:tr>
+        <w:trPr>
+          <w:cantSplit/>
+        </w:trPr>
+        <w:tc>
+          <w:tcPr>
+            <w:tcW w:type="dxa" w:w="1700"/>
+            <w:tcBorders>
+              <w:top w:val="single" w:color="BFBFBF" w:sz="4"/>
+              <w:left w:val="single" w:color="BFBFBF" w:sz="4"/>
+              <w:bottom w:val="single" w:color="BFBFBF" w:sz="4"/>
+              <w:right w:val="single" w:color="BFBFBF" w:sz="4"/>
+            </w:tcBorders>
+            <w:tcMar>
+              <w:top w:type="dxa" w:w="70"/>
+              <w:left w:type="dxa" w:w="100"/>
+              <w:bottom w:type="dxa" w:w="70"/>
+              <w:right w:type="dxa" w:w="100"/>
+            </w:tcMar>
+            <w:vAlign w:val="top"/>
+          </w:tcPr>
+          <w:p>
+            <w:pPr>
+              <w:spacing w:after="0"/>
+            </w:pPr>
+            <w:r>
+              <w:rPr>
+                <w:rFonts w:ascii="Calibri" w:cs="Calibri" w:eastAsia="Calibri" w:hAnsi="Calibri"/>
+                <w:b/>
+                <w:bCs/>
+                <w:sz w:val="18"/>
+                <w:szCs w:val="18"/>
+              </w:rPr>
+              <w:t>—</w:t>
+            </w:r>
+          </w:p>
+        </w:tc>
+        <w:tc>
+          <w:tcPr>
+            <w:tcW w:type="dxa" w:w="2400"/>
+            <w:tcBorders>
+              <w:top w:val="single" w:color="BFBFBF" w:sz="4"/>
+              <w:left w:val="single" w:color="BFBFBF" w:sz="4"/>
+              <w:bottom w:val="single" w:color="BFBFBF" w:sz="4"/>
+              <w:right w:val="single" w:color="BFBFBF" w:sz="4"/>
+            </w:tcBorders>
+            <w:tcMar>
+              <w:top w:type="dxa" w:w="70"/>
+              <w:left w:type="dxa" w:w="100"/>
+              <w:bottom w:type="dxa" w:w="70"/>
+              <w:right w:type="dxa" w:w="100"/>
+            </w:tcMar>
+            <w:vAlign w:val="top"/>
+          </w:tcPr>
+          <w:p>
+            <w:pPr>
+              <w:spacing w:after="0"/>
+            </w:pPr>
+            <w:r>
+              <w:rPr>
+                <w:rFonts w:ascii="Calibri" w:cs="Calibri" w:eastAsia="Calibri" w:hAnsi="Calibri"/>
+                <w:b w:val="false"/>
+                <w:bCs w:val="false"/>
+                <w:sz w:val="18"/>
+                <w:szCs w:val="18"/>
+              </w:rPr>
+              <w:t>package.json, capacitor.config.json, scripts/build-www.mjs, .gitignore</w:t>
+            </w:r>
+          </w:p>
+        </w:tc>
+        <w:tc>
+          <w:tcPr>
+            <w:tcW w:type="dxa" w:w="8000"/>
+            <w:tcBorders>
+              <w:top w:val="single" w:color="BFBFBF" w:sz="4"/>
+              <w:left w:val="single" w:color="BFBFBF" w:sz="4"/>
+              <w:bottom w:val="single" w:color="BFBFBF" w:sz="4"/>
+              <w:right w:val="single" w:color="BFBFBF" w:sz="4"/>
+            </w:tcBorders>
+            <w:tcMar>
+              <w:top w:type="dxa" w:w="70"/>
+              <w:left w:type="dxa" w:w="100"/>
+              <w:bottom w:type="dxa" w:w="70"/>
+              <w:right w:type="dxa" w:w="100"/>
+            </w:tcMar>
+            <w:vAlign w:val="top"/>
+          </w:tcPr>
+          <w:p>
+            <w:pPr>
+              <w:spacing w:after="0"/>
+            </w:pPr>
+            <w:r>
+              <w:rPr>
+                <w:rFonts w:ascii="Calibri" w:cs="Calibri" w:eastAsia="Calibri" w:hAnsi="Calibri"/>
+                <w:b w:val="false"/>
+                <w:bCs w:val="false"/>
+                <w:sz w:val="18"/>
+                <w:szCs w:val="18"/>
+              </w:rPr>
+              <w:t>Préparation de l'appli Android (Capacitor) et de l'hébergement Cloudflare Pages : script qui assemble www/ (8,6 Mo, PNG sources exclus) avec contrôle des fichiers référencés. appId provisoire com.allyours.golf à confirmer avant cap add android.</w:t>
+            </w:r>
+          </w:p>
+        </w:tc>
+        <w:tc>
+          <w:tcPr>
+            <w:tcW w:type="dxa" w:w="1100"/>
+            <w:tcBorders>
+              <w:top w:val="single" w:color="BFBFBF" w:sz="4"/>
+              <w:left w:val="single" w:color="BFBFBF" w:sz="4"/>
+              <w:bottom w:val="single" w:color="BFBFBF" w:sz="4"/>
+              <w:right w:val="single" w:color="BFBFBF" w:sz="4"/>
+            </w:tcBorders>
+            <w:shd w:fill="C6EFCE" w:color="auto" w:val="clear"/>
+            <w:tcMar>
+              <w:top w:type="dxa" w:w="70"/>
+              <w:left w:type="dxa" w:w="100"/>
+              <w:bottom w:type="dxa" w:w="70"/>
+              <w:right w:type="dxa" w:w="100"/>
+            </w:tcMar>
+            <w:vAlign w:val="center"/>
+          </w:tcPr>
+          <w:p>
+            <w:pPr>
+              <w:spacing w:after="0"/>
+              <w:jc w:val="center"/>
+            </w:pPr>
+            <w:r>
+              <w:rPr>
+                <w:rFonts w:ascii="Calibri" w:cs="Calibri" w:eastAsia="Calibri" w:hAnsi="Calibri"/>
+                <w:b/>
+                <w:bCs/>
+                <w:color w:val="1E5E2A"/>
+                <w:sz w:val="18"/>
+                <w:szCs w:val="18"/>
+              </w:rPr>
+              <w:t xml:space="preserve">Terminé</w:t>
+            </w:r>
+          </w:p>
+        </w:tc>
+        <w:tc>
+          <w:tcPr>
+            <w:tcW w:type="dxa" w:w="2198"/>
+            <w:tcBorders>
+              <w:top w:val="single" w:color="BFBFBF" w:sz="4"/>
+              <w:left w:val="single" w:color="BFBFBF" w:sz="4"/>
+              <w:bottom w:val="single" w:color="BFBFBF" w:sz="4"/>
+              <w:right w:val="single" w:color="BFBFBF" w:sz="4"/>
+            </w:tcBorders>
+            <w:tcMar>
+              <w:top w:type="dxa" w:w="70"/>
+              <w:left w:type="dxa" w:w="100"/>
+              <w:bottom w:type="dxa" w:w="70"/>
+              <w:right w:type="dxa" w:w="100"/>
+            </w:tcMar>
+            <w:vAlign w:val="top"/>
+          </w:tcPr>
+          <w:p>
+            <w:pPr>
+              <w:spacing w:after="0"/>
+            </w:pPr>
+            <w:r>
+              <w:rPr>
+                <w:rFonts w:ascii="Calibri" w:cs="Calibri" w:eastAsia="Calibri" w:hAnsi="Calibri"/>
+                <w:b w:val="false"/>
+                <w:bCs w:val="false"/>
+                <w:sz w:val="18"/>
+                <w:szCs w:val="18"/>
+              </w:rPr>
+              <w:t>Build exécuté, www/ chargé dans un navigateur : 0 anomalie</w:t>
+            </w:r>
+          </w:p>
+        </w:tc>
+      </w:tr>
+      <w:tr>
+        <w:trPr>
+          <w:cantSplit/>
+        </w:trPr>
+        <w:tc>
+          <w:tcPr>
+            <w:tcW w:type="dxa" w:w="1700"/>
+            <w:tcBorders>
+              <w:top w:val="single" w:color="BFBFBF" w:sz="4"/>
+              <w:left w:val="single" w:color="BFBFBF" w:sz="4"/>
+              <w:bottom w:val="single" w:color="BFBFBF" w:sz="4"/>
+              <w:right w:val="single" w:color="BFBFBF" w:sz="4"/>
+            </w:tcBorders>
+            <w:tcMar>
+              <w:top w:type="dxa" w:w="70"/>
+              <w:left w:type="dxa" w:w="100"/>
+              <w:bottom w:type="dxa" w:w="70"/>
+              <w:right w:type="dxa" w:w="100"/>
+            </w:tcMar>
+            <w:vAlign w:val="top"/>
+          </w:tcPr>
+          <w:p>
+            <w:pPr>
+              <w:spacing w:after="0"/>
+            </w:pPr>
+            <w:r>
+              <w:rPr>
+                <w:rFonts w:ascii="Calibri" w:cs="Calibri" w:eastAsia="Calibri" w:hAnsi="Calibri"/>
+                <w:b/>
+                <w:bCs/>
+                <w:sz w:val="18"/>
+                <w:szCs w:val="18"/>
+              </w:rPr>
+              <w:t>—</w:t>
+            </w:r>
+          </w:p>
+        </w:tc>
+        <w:tc>
+          <w:tcPr>
+            <w:tcW w:type="dxa" w:w="2400"/>
+            <w:tcBorders>
+              <w:top w:val="single" w:color="BFBFBF" w:sz="4"/>
+              <w:left w:val="single" w:color="BFBFBF" w:sz="4"/>
+              <w:bottom w:val="single" w:color="BFBFBF" w:sz="4"/>
+              <w:right w:val="single" w:color="BFBFBF" w:sz="4"/>
+            </w:tcBorders>
+            <w:tcMar>
+              <w:top w:type="dxa" w:w="70"/>
+              <w:left w:type="dxa" w:w="100"/>
+              <w:bottom w:type="dxa" w:w="70"/>
+              <w:right w:type="dxa" w:w="100"/>
+            </w:tcMar>
+            <w:vAlign w:val="top"/>
+          </w:tcPr>
+          <w:p>
+            <w:pPr>
+              <w:spacing w:after="0"/>
+            </w:pPr>
+            <w:r>
+              <w:rPr>
+                <w:rFonts w:ascii="Calibri" w:cs="Calibri" w:eastAsia="Calibri" w:hAnsi="Calibri"/>
+                <w:b w:val="false"/>
+                <w:bCs w:val="false"/>
+                <w:sz w:val="18"/>
+                <w:szCs w:val="18"/>
+              </w:rPr>
+              <w:t>index.html, modules/auth/auth.css</w:t>
+            </w:r>
+          </w:p>
+        </w:tc>
+        <w:tc>
+          <w:tcPr>
+            <w:tcW w:type="dxa" w:w="8000"/>
+            <w:tcBorders>
+              <w:top w:val="single" w:color="BFBFBF" w:sz="4"/>
+              <w:left w:val="single" w:color="BFBFBF" w:sz="4"/>
+              <w:bottom w:val="single" w:color="BFBFBF" w:sz="4"/>
+              <w:right w:val="single" w:color="BFBFBF" w:sz="4"/>
+            </w:tcBorders>
+            <w:tcMar>
+              <w:top w:type="dxa" w:w="70"/>
+              <w:left w:type="dxa" w:w="100"/>
+              <w:bottom w:type="dxa" w:w="70"/>
+              <w:right w:type="dxa" w:w="100"/>
+            </w:tcMar>
+            <w:vAlign w:val="top"/>
+          </w:tcPr>
+          <w:p>
+            <w:pPr>
+              <w:spacing w:after="0"/>
+            </w:pPr>
+            <w:r>
+              <w:rPr>
+                <w:rFonts w:ascii="Calibri" w:cs="Calibri" w:eastAsia="Calibri" w:hAnsi="Calibri"/>
+                <w:b w:val="false"/>
+                <w:bCs w:val="false"/>
+                <w:sz w:val="18"/>
+                <w:szCs w:val="18"/>
+              </w:rPr>
+              <w:t>Connexion et création de compte : séparateur "OU" et boutons "Continuer avec Apple / Google" supprimés (HTML et CSS). Ils n'étaient reliés à aucun code. L'écran tient maintenant sur une page entière (390x844 et 375x667 sans défilement ; 4 px de défilement sur 360x640).</w:t>
+            </w:r>
+          </w:p>
+        </w:tc>
+        <w:tc>
+          <w:tcPr>
+            <w:tcW w:type="dxa" w:w="1100"/>
+            <w:tcBorders>
+              <w:top w:val="single" w:color="BFBFBF" w:sz="4"/>
+              <w:left w:val="single" w:color="BFBFBF" w:sz="4"/>
+              <w:bottom w:val="single" w:color="BFBFBF" w:sz="4"/>
+              <w:right w:val="single" w:color="BFBFBF" w:sz="4"/>
+            </w:tcBorders>
+            <w:shd w:fill="C6EFCE" w:color="auto" w:val="clear"/>
+            <w:tcMar>
+              <w:top w:type="dxa" w:w="70"/>
+              <w:left w:type="dxa" w:w="100"/>
+              <w:bottom w:type="dxa" w:w="70"/>
+              <w:right w:type="dxa" w:w="100"/>
+            </w:tcMar>
+            <w:vAlign w:val="center"/>
+          </w:tcPr>
+          <w:p>
+            <w:pPr>
+              <w:spacing w:after="0"/>
+              <w:jc w:val="center"/>
+            </w:pPr>
+            <w:r>
+              <w:rPr>
+                <w:rFonts w:ascii="Calibri" w:cs="Calibri" w:eastAsia="Calibri" w:hAnsi="Calibri"/>
+                <w:b/>
+                <w:bCs/>
+                <w:color w:val="1E5E2A"/>
+                <w:sz w:val="18"/>
+                <w:szCs w:val="18"/>
+              </w:rPr>
+              <w:t xml:space="preserve">Terminé</w:t>
+            </w:r>
+          </w:p>
+        </w:tc>
+        <w:tc>
+          <w:tcPr>
+            <w:tcW w:type="dxa" w:w="2198"/>
+            <w:tcBorders>
+              <w:top w:val="single" w:color="BFBFBF" w:sz="4"/>
+              <w:left w:val="single" w:color="BFBFBF" w:sz="4"/>
+              <w:bottom w:val="single" w:color="BFBFBF" w:sz="4"/>
+              <w:right w:val="single" w:color="BFBFBF" w:sz="4"/>
+            </w:tcBorders>
+            <w:tcMar>
+              <w:top w:type="dxa" w:w="70"/>
+              <w:left w:type="dxa" w:w="100"/>
+              <w:bottom w:type="dxa" w:w="70"/>
+              <w:right w:type="dxa" w:w="100"/>
+            </w:tcMar>
+            <w:vAlign w:val="top"/>
+          </w:tcPr>
+          <w:p>
+            <w:pPr>
+              <w:spacing w:after="0"/>
+            </w:pPr>
+            <w:r>
+              <w:rPr>
+                <w:rFonts w:ascii="Calibri" w:cs="Calibri" w:eastAsia="Calibri" w:hAnsi="Calibri"/>
+                <w:b w:val="false"/>
+                <w:bCs w:val="false"/>
+                <w:sz w:val="18"/>
+                <w:szCs w:val="18"/>
+              </w:rPr>
+              <w:t>Capture et mesure de hauteur</w:t>
+            </w:r>
+          </w:p>
+        </w:tc>
+      </w:tr>
+      <w:tr>
+        <w:trPr>
+          <w:cantSplit/>
+        </w:trPr>
+        <w:tc>
+          <w:tcPr>
+            <w:tcW w:type="dxa" w:w="1700"/>
+            <w:tcBorders>
+              <w:top w:val="single" w:color="BFBFBF" w:sz="4"/>
+              <w:left w:val="single" w:color="BFBFBF" w:sz="4"/>
+              <w:bottom w:val="single" w:color="BFBFBF" w:sz="4"/>
+              <w:right w:val="single" w:color="BFBFBF" w:sz="4"/>
+            </w:tcBorders>
+            <w:tcMar>
+              <w:top w:type="dxa" w:w="70"/>
+              <w:left w:type="dxa" w:w="100"/>
+              <w:bottom w:type="dxa" w:w="70"/>
+              <w:right w:type="dxa" w:w="100"/>
+            </w:tcMar>
+            <w:vAlign w:val="top"/>
+          </w:tcPr>
+          <w:p>
+            <w:pPr>
+              <w:spacing w:after="0"/>
+            </w:pPr>
+            <w:r>
+              <w:rPr>
+                <w:rFonts w:ascii="Calibri" w:cs="Calibri" w:eastAsia="Calibri" w:hAnsi="Calibri"/>
+                <w:b/>
+                <w:bCs/>
+                <w:sz w:val="18"/>
+                <w:szCs w:val="18"/>
+              </w:rPr>
+              <w:t>—</w:t>
+            </w:r>
+          </w:p>
+        </w:tc>
+        <w:tc>
+          <w:tcPr>
+            <w:tcW w:type="dxa" w:w="2400"/>
+            <w:tcBorders>
+              <w:top w:val="single" w:color="BFBFBF" w:sz="4"/>
+              <w:left w:val="single" w:color="BFBFBF" w:sz="4"/>
+              <w:bottom w:val="single" w:color="BFBFBF" w:sz="4"/>
+              <w:right w:val="single" w:color="BFBFBF" w:sz="4"/>
+            </w:tcBorders>
+            <w:tcMar>
+              <w:top w:type="dxa" w:w="70"/>
+              <w:left w:type="dxa" w:w="100"/>
+              <w:bottom w:type="dxa" w:w="70"/>
+              <w:right w:type="dxa" w:w="100"/>
+            </w:tcMar>
+            <w:vAlign w:val="top"/>
+          </w:tcPr>
+          <w:p>
+            <w:pPr>
+              <w:spacing w:after="0"/>
+            </w:pPr>
+            <w:r>
+              <w:rPr>
+                <w:rFonts w:ascii="Calibri" w:cs="Calibri" w:eastAsia="Calibri" w:hAnsi="Calibri"/>
+                <w:b w:val="false"/>
+                <w:bCs w:val="false"/>
+                <w:sz w:val="18"/>
+                <w:szCs w:val="18"/>
+              </w:rPr>
+              <w:t>images/icon.png</w:t>
+            </w:r>
+          </w:p>
+        </w:tc>
+        <w:tc>
+          <w:tcPr>
+            <w:tcW w:type="dxa" w:w="8000"/>
+            <w:tcBorders>
+              <w:top w:val="single" w:color="BFBFBF" w:sz="4"/>
+              <w:left w:val="single" w:color="BFBFBF" w:sz="4"/>
+              <w:bottom w:val="single" w:color="BFBFBF" w:sz="4"/>
+              <w:right w:val="single" w:color="BFBFBF" w:sz="4"/>
+            </w:tcBorders>
+            <w:tcMar>
+              <w:top w:type="dxa" w:w="70"/>
+              <w:left w:type="dxa" w:w="100"/>
+              <w:bottom w:type="dxa" w:w="70"/>
+              <w:right w:type="dxa" w:w="100"/>
+            </w:tcMar>
+            <w:vAlign w:val="top"/>
+          </w:tcPr>
+          <w:p>
+            <w:pPr>
+              <w:spacing w:after="0"/>
+            </w:pPr>
+            <w:r>
+              <w:rPr>
+                <w:rFonts w:ascii="Calibri" w:cs="Calibri" w:eastAsia="Calibri" w:hAnsi="Calibri"/>
+                <w:b w:val="false"/>
+                <w:bCs w:val="false"/>
+                <w:sz w:val="18"/>
+                <w:szCs w:val="18"/>
+              </w:rPr>
+              <w:t>Icône de l'appli restaurée (supprimée du dépôt avec les PNG alors que index.html et manifest.webmanifest la référencent). Sans elle, favicon, icône d'écran d'accueil et installation de l'appli peuvent échouer.</w:t>
+            </w:r>
+          </w:p>
+        </w:tc>
+        <w:tc>
+          <w:tcPr>
+            <w:tcW w:type="dxa" w:w="1100"/>
+            <w:tcBorders>
+              <w:top w:val="single" w:color="BFBFBF" w:sz="4"/>
+              <w:left w:val="single" w:color="BFBFBF" w:sz="4"/>
+              <w:bottom w:val="single" w:color="BFBFBF" w:sz="4"/>
+              <w:right w:val="single" w:color="BFBFBF" w:sz="4"/>
+            </w:tcBorders>
+            <w:shd w:fill="C6EFCE" w:color="auto" w:val="clear"/>
+            <w:tcMar>
+              <w:top w:type="dxa" w:w="70"/>
+              <w:left w:type="dxa" w:w="100"/>
+              <w:bottom w:type="dxa" w:w="70"/>
+              <w:right w:type="dxa" w:w="100"/>
+            </w:tcMar>
+            <w:vAlign w:val="center"/>
+          </w:tcPr>
+          <w:p>
+            <w:pPr>
+              <w:spacing w:after="0"/>
+              <w:jc w:val="center"/>
+            </w:pPr>
+            <w:r>
+              <w:rPr>
+                <w:rFonts w:ascii="Calibri" w:cs="Calibri" w:eastAsia="Calibri" w:hAnsi="Calibri"/>
+                <w:b/>
+                <w:bCs/>
+                <w:color w:val="1E5E2A"/>
+                <w:sz w:val="18"/>
+                <w:szCs w:val="18"/>
+              </w:rPr>
+              <w:t xml:space="preserve">Terminé</w:t>
+            </w:r>
+          </w:p>
+        </w:tc>
+        <w:tc>
+          <w:tcPr>
+            <w:tcW w:type="dxa" w:w="2198"/>
+            <w:tcBorders>
+              <w:top w:val="single" w:color="BFBFBF" w:sz="4"/>
+              <w:left w:val="single" w:color="BFBFBF" w:sz="4"/>
+              <w:bottom w:val="single" w:color="BFBFBF" w:sz="4"/>
+              <w:right w:val="single" w:color="BFBFBF" w:sz="4"/>
+            </w:tcBorders>
+            <w:tcMar>
+              <w:top w:type="dxa" w:w="70"/>
+              <w:left w:type="dxa" w:w="100"/>
+              <w:bottom w:type="dxa" w:w="70"/>
+              <w:right w:type="dxa" w:w="100"/>
+            </w:tcMar>
+            <w:vAlign w:val="top"/>
+          </w:tcPr>
+          <w:p>
+            <w:pPr>
+              <w:spacing w:after="0"/>
+            </w:pPr>
+            <w:r>
+              <w:rPr>
+                <w:rFonts w:ascii="Calibri" w:cs="Calibri" w:eastAsia="Calibri" w:hAnsi="Calibri"/>
+                <w:b w:val="false"/>
+                <w:bCs w:val="false"/>
+                <w:sz w:val="18"/>
+                <w:szCs w:val="18"/>
+              </w:rPr>
+              <w:t>Contrôle des références</w:t>
+            </w:r>
+          </w:p>
+        </w:tc>
+      </w:tr>
+      <w:tr>
+        <w:trPr>
+          <w:cantSplit/>
+        </w:trPr>
+        <w:tc>
+          <w:tcPr>
+            <w:tcW w:type="dxa" w:w="1700"/>
+            <w:tcBorders>
+              <w:top w:val="single" w:color="BFBFBF" w:sz="4"/>
+              <w:left w:val="single" w:color="BFBFBF" w:sz="4"/>
+              <w:bottom w:val="single" w:color="BFBFBF" w:sz="4"/>
+              <w:right w:val="single" w:color="BFBFBF" w:sz="4"/>
+            </w:tcBorders>
+            <w:tcMar>
+              <w:top w:type="dxa" w:w="70"/>
+              <w:left w:type="dxa" w:w="100"/>
+              <w:bottom w:type="dxa" w:w="70"/>
+              <w:right w:type="dxa" w:w="100"/>
+            </w:tcMar>
+            <w:vAlign w:val="top"/>
+          </w:tcPr>
+          <w:p>
+            <w:pPr>
+              <w:spacing w:after="0"/>
+            </w:pPr>
+            <w:r>
+              <w:rPr>
+                <w:rFonts w:ascii="Calibri" w:cs="Calibri" w:eastAsia="Calibri" w:hAnsi="Calibri"/>
+                <w:b/>
+                <w:bCs/>
+                <w:sz w:val="18"/>
+                <w:szCs w:val="18"/>
+              </w:rPr>
+              <w:t>13 (partie)</w:t>
+            </w:r>
+          </w:p>
+        </w:tc>
+        <w:tc>
+          <w:tcPr>
+            <w:tcW w:type="dxa" w:w="2400"/>
+            <w:tcBorders>
+              <w:top w:val="single" w:color="BFBFBF" w:sz="4"/>
+              <w:left w:val="single" w:color="BFBFBF" w:sz="4"/>
+              <w:bottom w:val="single" w:color="BFBFBF" w:sz="4"/>
+              <w:right w:val="single" w:color="BFBFBF" w:sz="4"/>
+            </w:tcBorders>
+            <w:tcMar>
+              <w:top w:type="dxa" w:w="70"/>
+              <w:left w:type="dxa" w:w="100"/>
+              <w:bottom w:type="dxa" w:w="70"/>
+              <w:right w:type="dxa" w:w="100"/>
+            </w:tcMar>
+            <w:vAlign w:val="top"/>
+          </w:tcPr>
+          <w:p>
+            <w:pPr>
+              <w:spacing w:after="0"/>
+            </w:pPr>
+            <w:r>
+              <w:rPr>
+                <w:rFonts w:ascii="Calibri" w:cs="Calibri" w:eastAsia="Calibri" w:hAnsi="Calibri"/>
+                <w:b w:val="false"/>
+                <w:bCs w:val="false"/>
+                <w:sz w:val="18"/>
+                <w:szCs w:val="18"/>
+              </w:rPr>
+              <w:t>index.html</w:t>
+            </w:r>
+          </w:p>
+        </w:tc>
+        <w:tc>
+          <w:tcPr>
+            <w:tcW w:type="dxa" w:w="8000"/>
+            <w:tcBorders>
+              <w:top w:val="single" w:color="BFBFBF" w:sz="4"/>
+              <w:left w:val="single" w:color="BFBFBF" w:sz="4"/>
+              <w:bottom w:val="single" w:color="BFBFBF" w:sz="4"/>
+              <w:right w:val="single" w:color="BFBFBF" w:sz="4"/>
+            </w:tcBorders>
+            <w:tcMar>
+              <w:top w:type="dxa" w:w="70"/>
+              <w:left w:type="dxa" w:w="100"/>
+              <w:bottom w:type="dxa" w:w="70"/>
+              <w:right w:type="dxa" w:w="100"/>
+            </w:tcMar>
+            <w:vAlign w:val="top"/>
+          </w:tcPr>
+          <w:p>
+            <w:pPr>
+              <w:spacing w:after="0"/>
+            </w:pPr>
+            <w:r>
+              <w:rPr>
+                <w:rFonts w:ascii="Calibri" w:cs="Calibri" w:eastAsia="Calibri" w:hAnsi="Calibri"/>
+                <w:b w:val="false"/>
+                <w:bCs w:val="false"/>
+                <w:sz w:val="18"/>
+                <w:szCs w:val="18"/>
+              </w:rPr>
+              <w:t>Version des fichiers passée de ?v=37 à ?v=41 dans les 26 balises (dont theme-light.css), pour forcer le rechargement des fichiers modifiés.</w:t>
+            </w:r>
+          </w:p>
+        </w:tc>
+        <w:tc>
+          <w:tcPr>
+            <w:tcW w:type="dxa" w:w="1100"/>
+            <w:tcBorders>
+              <w:top w:val="single" w:color="BFBFBF" w:sz="4"/>
+              <w:left w:val="single" w:color="BFBFBF" w:sz="4"/>
+              <w:bottom w:val="single" w:color="BFBFBF" w:sz="4"/>
+              <w:right w:val="single" w:color="BFBFBF" w:sz="4"/>
+            </w:tcBorders>
+            <w:shd w:fill="C6EFCE" w:color="auto" w:val="clear"/>
+            <w:tcMar>
+              <w:top w:type="dxa" w:w="70"/>
+              <w:left w:type="dxa" w:w="100"/>
+              <w:bottom w:type="dxa" w:w="70"/>
+              <w:right w:type="dxa" w:w="100"/>
+            </w:tcMar>
+            <w:vAlign w:val="center"/>
+          </w:tcPr>
+          <w:p>
+            <w:pPr>
+              <w:spacing w:after="0"/>
+              <w:jc w:val="center"/>
+            </w:pPr>
+            <w:r>
+              <w:rPr>
+                <w:rFonts w:ascii="Calibri" w:cs="Calibri" w:eastAsia="Calibri" w:hAnsi="Calibri"/>
+                <w:b/>
+                <w:bCs/>
+                <w:color w:val="1E5E2A"/>
+                <w:sz w:val="18"/>
+                <w:szCs w:val="18"/>
+              </w:rPr>
+              <w:t xml:space="preserve">Terminé</w:t>
+            </w:r>
+          </w:p>
+        </w:tc>
+        <w:tc>
+          <w:tcPr>
+            <w:tcW w:type="dxa" w:w="2198"/>
+            <w:tcBorders>
+              <w:top w:val="single" w:color="BFBFBF" w:sz="4"/>
+              <w:left w:val="single" w:color="BFBFBF" w:sz="4"/>
+              <w:bottom w:val="single" w:color="BFBFBF" w:sz="4"/>
+              <w:right w:val="single" w:color="BFBFBF" w:sz="4"/>
+            </w:tcBorders>
+            <w:tcMar>
+              <w:top w:type="dxa" w:w="70"/>
+              <w:left w:type="dxa" w:w="100"/>
+              <w:bottom w:type="dxa" w:w="70"/>
+              <w:right w:type="dxa" w:w="100"/>
+            </w:tcMar>
+            <w:vAlign w:val="top"/>
+          </w:tcPr>
+          <w:p>
+            <w:pPr>
+              <w:spacing w:after="0"/>
+            </w:pPr>
+            <w:r>
+              <w:rPr>
+                <w:rFonts w:ascii="Calibri" w:cs="Calibri" w:eastAsia="Calibri" w:hAnsi="Calibri"/>
+                <w:b w:val="false"/>
+                <w:bCs w:val="false"/>
+                <w:sz w:val="18"/>
+                <w:szCs w:val="18"/>
+              </w:rPr>
+              <w:t>Contrôle</w:t>
             </w:r>
           </w:p>
         </w:tc>

--- a/docs/Suivi-des-bugs.docx
+++ b/docs/Suivi-des-bugs.docx
@@ -29,7 +29,7 @@
           <w:sz w:val="22"/>
           <w:szCs w:val="22"/>
         </w:rPr>
-        <w:t>État au 11 octobre 2026, à partir du commit 6a32dca du dépôt. Les numéros de points sont stables : ils renvoient à l'ancien suivi du README.</w:t>
+        <w:t>État au 14 octobre 2026, à partir du commit e73e0d5 du dépôt. Les numéros de points sont stables : ils renvoient à l'ancien suivi du README.</w:t>
       </w:r>
     </w:p>
     <w:p>
@@ -1220,7 +1220,7 @@
                 <w:sz w:val="18"/>
                 <w:szCs w:val="18"/>
               </w:rPr>
-              <w:t>65</w:t>
+              <w:t>66</w:t>
             </w:r>
           </w:p>
         </w:tc>
@@ -9227,7 +9227,7 @@
                 <w:sz w:val="18"/>
                 <w:szCs w:val="18"/>
               </w:rPr>
-              <w:t>(à diagnostiquer)</w:t>
+              <w:t>commun.css, HomePage.css, index.html</w:t>
             </w:r>
           </w:p>
         </w:tc>
@@ -9260,7 +9260,7 @@
                 <w:sz w:val="18"/>
                 <w:szCs w:val="18"/>
               </w:rPr>
-              <w:t>Après le passage sur Cloudflare : en-tête mal affiché, pages qui remontent trop haut, heure et batterie superposées à l'écran, rebond vertical non verrouillé. Le code du dépôt est identique à la version testée et le rendu est correct en simulation : la cause se situe probablement dans la manière dont l'appli est ouverte (icône installée ou navigateur) ou dans l'icône manquante.</w:t>
+              <w:t>En-tête qui se superpose à l'heure, au réseau et à la batterie (iPhone 12 mini, appli installée). Cause trouvée : le header fixe commun avait height: 56px avec un padding-top égal à la zone de sécurité iOS (50 px sur iPhone 12 mini) ; avec box-sizing: border-box, il ne restait que 6 px pour le contenu (retour, titre, bouton menu), qui remontait sous la barre d'état. Les contenus des pages étaient déjà décalés de 56 px + zone de sécurité : seul le header était trop court. Le CSS n'a pas changé lors du rangement des fichiers : le défaut apparaît dès que l'appli s'ouvre en plein écran (icône installée, zone de sécurité non nulle). Correction livrée (section 4). Le rebond vertical non verrouillé et les pages qui remontent trop haut restent à vérifier.</w:t>
             </w:r>
           </w:p>
         </w:tc>
@@ -9362,7 +9362,7 @@
                 <w:sz w:val="18"/>
                 <w:szCs w:val="18"/>
               </w:rPr>
-              <w:t>À fournir : iPhone ou Android, ouverture depuis l'icône de l'écran d'accueil (réinstallée depuis la nouvelle adresse ?) ou depuis le navigateur, et une capture d'écran.</w:t>
+              <w:t>Tester sur iPhone 12 mini après redéploiement (si l'ancien affichage persiste : supprimer puis réinstaller l'icône) : headers de Putting, Vitesse, Stats, Wedging, Gym, Parcours et accueil sous l'heure et la batterie. Dire si le rebond vertical ou une page qui remonte trop haut persistent, avec une capture.</w:t>
             </w:r>
           </w:p>
         </w:tc>
@@ -22623,6 +22623,179 @@
                 <w:szCs w:val="18"/>
               </w:rPr>
               <w:t>Contrôle</w:t>
+            </w:r>
+          </w:p>
+        </w:tc>
+      </w:tr>
+      <w:tr>
+        <w:trPr>
+          <w:cantSplit/>
+        </w:trPr>
+        <w:tc>
+          <w:tcPr>
+            <w:tcW w:type="dxa" w:w="1700"/>
+            <w:tcBorders>
+              <w:top w:val="single" w:color="BFBFBF" w:sz="4"/>
+              <w:left w:val="single" w:color="BFBFBF" w:sz="4"/>
+              <w:bottom w:val="single" w:color="BFBFBF" w:sz="4"/>
+              <w:right w:val="single" w:color="BFBFBF" w:sz="4"/>
+            </w:tcBorders>
+            <w:tcMar>
+              <w:top w:type="dxa" w:w="70"/>
+              <w:left w:type="dxa" w:w="100"/>
+              <w:bottom w:type="dxa" w:w="70"/>
+              <w:right w:type="dxa" w:w="100"/>
+            </w:tcMar>
+            <w:vAlign w:val="top"/>
+          </w:tcPr>
+          <w:p>
+            <w:pPr>
+              <w:spacing w:after="0"/>
+            </w:pPr>
+            <w:r>
+              <w:rPr>
+                <w:rFonts w:ascii="Calibri" w:cs="Calibri" w:eastAsia="Calibri" w:hAnsi="Calibri"/>
+                <w:b/>
+                <w:bCs/>
+                <w:sz w:val="18"/>
+                <w:szCs w:val="18"/>
+              </w:rPr>
+              <w:t>---</w:t>
+            </w:r>
+          </w:p>
+        </w:tc>
+        <w:tc>
+          <w:tcPr>
+            <w:tcW w:type="dxa" w:w="2400"/>
+            <w:tcBorders>
+              <w:top w:val="single" w:color="BFBFBF" w:sz="4"/>
+              <w:left w:val="single" w:color="BFBFBF" w:sz="4"/>
+              <w:bottom w:val="single" w:color="BFBFBF" w:sz="4"/>
+              <w:right w:val="single" w:color="BFBFBF" w:sz="4"/>
+            </w:tcBorders>
+            <w:tcMar>
+              <w:top w:type="dxa" w:w="70"/>
+              <w:left w:type="dxa" w:w="100"/>
+              <w:bottom w:type="dxa" w:w="70"/>
+              <w:right w:type="dxa" w:w="100"/>
+            </w:tcMar>
+            <w:vAlign w:val="top"/>
+          </w:tcPr>
+          <w:p>
+            <w:pPr>
+              <w:spacing w:after="0"/>
+            </w:pPr>
+            <w:r>
+              <w:rPr>
+                <w:rFonts w:ascii="Calibri" w:cs="Calibri" w:eastAsia="Calibri" w:hAnsi="Calibri"/>
+                <w:b w:val="false"/>
+                <w:bCs w:val="false"/>
+                <w:sz w:val="18"/>
+                <w:szCs w:val="18"/>
+              </w:rPr>
+              <w:t>commun.css, HomePage.css, index.html</w:t>
+            </w:r>
+          </w:p>
+        </w:tc>
+        <w:tc>
+          <w:tcPr>
+            <w:tcW w:type="dxa" w:w="8000"/>
+            <w:tcBorders>
+              <w:top w:val="single" w:color="BFBFBF" w:sz="4"/>
+              <w:left w:val="single" w:color="BFBFBF" w:sz="4"/>
+              <w:bottom w:val="single" w:color="BFBFBF" w:sz="4"/>
+              <w:right w:val="single" w:color="BFBFBF" w:sz="4"/>
+            </w:tcBorders>
+            <w:tcMar>
+              <w:top w:type="dxa" w:w="70"/>
+              <w:left w:type="dxa" w:w="100"/>
+              <w:bottom w:type="dxa" w:w="70"/>
+              <w:right w:type="dxa" w:w="100"/>
+            </w:tcMar>
+            <w:vAlign w:val="top"/>
+          </w:tcPr>
+          <w:p>
+            <w:pPr>
+              <w:spacing w:after="0"/>
+            </w:pPr>
+            <w:r>
+              <w:rPr>
+                <w:rFonts w:ascii="Calibri" w:cs="Calibri" w:eastAsia="Calibri" w:hAnsi="Calibri"/>
+                <w:b w:val="false"/>
+                <w:bCs w:val="false"/>
+                <w:sz w:val="18"/>
+                <w:szCs w:val="18"/>
+              </w:rPr>
+              <w:t>En-têtes sous la barre d'état iOS : dans commun.css, hauteur du header fixe passée de 56px à calc(56px + env(safe-area-inset-top)), pour que la zone de sécurité s'ajoute aux 56 px au lieu de les consommer (Putting, Vitesse, Stats, Wedging, Gym, Parcours). Dans HomePage.css, titre et bouton profil de l'accueil décalés sous la barre d'état (max(24px, zone de sécurité + 12px)). Version des fichiers passée de ?v=41 à ?v=42 dans index.html pour forcer le rechargement.</w:t>
+            </w:r>
+          </w:p>
+        </w:tc>
+        <w:tc>
+          <w:tcPr>
+            <w:tcW w:type="dxa" w:w="1100"/>
+            <w:tcBorders>
+              <w:top w:val="single" w:color="BFBFBF" w:sz="4"/>
+              <w:left w:val="single" w:color="BFBFBF" w:sz="4"/>
+              <w:bottom w:val="single" w:color="BFBFBF" w:sz="4"/>
+              <w:right w:val="single" w:color="BFBFBF" w:sz="4"/>
+            </w:tcBorders>
+            <w:shd w:fill="C6EFCE" w:color="auto" w:val="clear"/>
+            <w:tcMar>
+              <w:top w:type="dxa" w:w="70"/>
+              <w:left w:type="dxa" w:w="100"/>
+              <w:bottom w:type="dxa" w:w="70"/>
+              <w:right w:type="dxa" w:w="100"/>
+            </w:tcMar>
+            <w:vAlign w:val="center"/>
+          </w:tcPr>
+          <w:p>
+            <w:pPr>
+              <w:spacing w:after="0"/>
+              <w:jc w:val="center"/>
+            </w:pPr>
+            <w:r>
+              <w:rPr>
+                <w:rFonts w:ascii="Calibri" w:cs="Calibri" w:eastAsia="Calibri" w:hAnsi="Calibri"/>
+                <w:b/>
+                <w:bCs/>
+                <w:color w:val="1E5E2A"/>
+                <w:sz w:val="18"/>
+                <w:szCs w:val="18"/>
+              </w:rPr>
+              <w:t xml:space="preserve">Terminé</w:t>
+            </w:r>
+          </w:p>
+        </w:tc>
+        <w:tc>
+          <w:tcPr>
+            <w:tcW w:type="dxa" w:w="2198"/>
+            <w:tcBorders>
+              <w:top w:val="single" w:color="BFBFBF" w:sz="4"/>
+              <w:left w:val="single" w:color="BFBFBF" w:sz="4"/>
+              <w:bottom w:val="single" w:color="BFBFBF" w:sz="4"/>
+              <w:right w:val="single" w:color="BFBFBF" w:sz="4"/>
+            </w:tcBorders>
+            <w:tcMar>
+              <w:top w:type="dxa" w:w="70"/>
+              <w:left w:type="dxa" w:w="100"/>
+              <w:bottom w:type="dxa" w:w="70"/>
+              <w:right w:type="dxa" w:w="100"/>
+            </w:tcMar>
+            <w:vAlign w:val="top"/>
+          </w:tcPr>
+          <w:p>
+            <w:pPr>
+              <w:spacing w:after="0"/>
+            </w:pPr>
+            <w:r>
+              <w:rPr>
+                <w:rFonts w:ascii="Calibri" w:cs="Calibri" w:eastAsia="Calibri" w:hAnsi="Calibri"/>
+                <w:b w:val="false"/>
+                <w:bCs w:val="false"/>
+                <w:sz w:val="18"/>
+                <w:szCs w:val="18"/>
+              </w:rPr>
+              <w:t>Lecture du code et calcul (zone de sécurité de 50 px : zone utile de 6 px avant, 56 px après). À tester sur iPhone (section 3).</w:t>
             </w:r>
           </w:p>
         </w:tc>

--- a/docs/Suivi-des-bugs.docx
+++ b/docs/Suivi-des-bugs.docx
@@ -9227,7 +9227,7 @@
                 <w:sz w:val="18"/>
                 <w:szCs w:val="18"/>
               </w:rPr>
-              <w:t>commun.css, HomePage.css, index.html</w:t>
+              <w:t>commun.css, HomePage.css, parcours-ui.css, menu.css, index.html</w:t>
             </w:r>
           </w:p>
         </w:tc>
@@ -9260,7 +9260,7 @@
                 <w:sz w:val="18"/>
                 <w:szCs w:val="18"/>
               </w:rPr>
-              <w:t>En-tête qui se superpose à l'heure, au réseau et à la batterie (iPhone 12 mini, appli installée). Cause trouvée : le header fixe commun avait height: 56px avec un padding-top égal à la zone de sécurité iOS (50 px sur iPhone 12 mini) ; avec box-sizing: border-box, il ne restait que 6 px pour le contenu (retour, titre, bouton menu), qui remontait sous la barre d'état. Les contenus des pages étaient déjà décalés de 56 px + zone de sécurité : seul le header était trop court. Le CSS n'a pas changé lors du rangement des fichiers : le défaut apparaît dès que l'appli s'ouvre en plein écran (icône installée, zone de sécurité non nulle). Correction livrée (section 4). Le rebond vertical non verrouillé et les pages qui remontent trop haut restent à vérifier.</w:t>
+              <w:t>En-tête qui se superpose à l'heure, au réseau et à la batterie (iPhone 12 mini, appli installée). Cause trouvée : le header fixe commun avait height: 56px avec un padding-top égal à la zone de sécurité iOS (50 px sur iPhone 12 mini) ; avec box-sizing: border-box, il ne restait que 6 px pour le contenu (retour, titre, bouton menu), qui remontait sous la barre d'état. Les contenus des pages étaient déjà décalés de 56 px + zone de sécurité : seul le header était trop court. Le CSS n'a pas changé lors du rangement des fichiers : le défaut apparaît dès que l'appli s'ouvre en plein écran (icône installée, zone de sécurité non nulle). Parcours avait une cause distincte : son accueil écrasait le header avec un padding sans zone de sécurité. Le Menu avait un header plus haut et un fond qui ne couvrait pas toute la largeur. Corrections livrées (section 4). Le rebond vertical non verrouillé et les pages qui remontent trop haut restent à vérifier.</w:t>
             </w:r>
           </w:p>
         </w:tc>
@@ -9362,7 +9362,7 @@
                 <w:sz w:val="18"/>
                 <w:szCs w:val="18"/>
               </w:rPr>
-              <w:t>Tester sur iPhone 12 mini après redéploiement (si l'ancien affichage persiste : supprimer puis réinstaller l'icône) : headers de Putting, Vitesse, Stats, Wedging, Gym, Parcours et accueil sous l'heure et la batterie. Dire si le rebond vertical ou une page qui remonte trop haut persistent, avec une capture.</w:t>
+              <w:t>Tester sur iPhone 12 mini après redéploiement (si l'ancien affichage persiste : supprimer puis réinstaller l'icône) : headers de Putting, Vitesse, Stats, Wedging, Gym, Parcours, Menu (et ses sous-écrans FAQ, Mes données, À propos) et accueil sous l'heure et la batterie, avec la même hauteur partout. Dire si le rebond vertical ou une page qui remonte trop haut persistent, avec une capture.</w:t>
             </w:r>
           </w:p>
         </w:tc>
@@ -22693,7 +22693,7 @@
                 <w:sz w:val="18"/>
                 <w:szCs w:val="18"/>
               </w:rPr>
-              <w:t>commun.css, HomePage.css, index.html</w:t>
+              <w:t>commun.css, HomePage.css, parcours-ui.css, menu.css, index.html</w:t>
             </w:r>
           </w:p>
         </w:tc>
@@ -22726,7 +22726,7 @@
                 <w:sz w:val="18"/>
                 <w:szCs w:val="18"/>
               </w:rPr>
-              <w:t>En-têtes sous la barre d'état iOS : dans commun.css, hauteur du header fixe passée de 56px à calc(56px + env(safe-area-inset-top)), pour que la zone de sécurité s'ajoute aux 56 px au lieu de les consommer (Putting, Vitesse, Stats, Wedging, Gym, Parcours). Dans HomePage.css, titre et bouton profil de l'accueil décalés sous la barre d'état (max(24px, zone de sécurité + 12px)). Version des fichiers passée de ?v=41 à ?v=42 dans index.html pour forcer le rechargement.</w:t>
+              <w:t>En-têtes sous la barre d'état iOS : dans commun.css, hauteur du header fixe passée de 56px à calc(56px + env(safe-area-inset-top)), pour que la zone de sécurité s'ajoute aux 56 px au lieu de les consommer (Putting, Vitesse, Stats, Wedging, Gym, Parcours). Dans HomePage.css, titre et bouton profil de l'accueil décalés sous la barre d'état (max(24px, zone de sécurité + 12px)). Dans parcours-ui.css, l'accueil Parcours (body.no-scroll) remettait le header en position statique avec padding: 14px 16px 4px, sans zone de sécurité : le header restait collé tout en haut, sous l'heure et la batterie, et ses boutons étaient difficiles à toucher ; il est maintenant décalé de env(safe-area-inset-top). Dans menu.css et commun.css, le header du Menu (plus haut que les autres, avec des bandes noires de 20 px de chaque côté) est devenu le header fixe commun : même hauteur, mêmes tailles de texte, couleurs du module conservées ; #page-menu reçoit un fond plein écran (min-height: 100dvh) comme Stats et Gym, et le contenu démarre sous le header (--app-page-top). Version des fichiers passée de ?v=41 à ?v=44 dans index.html pour forcer le rechargement.</w:t>
             </w:r>
           </w:p>
         </w:tc>

--- a/docs/Suivi-des-bugs.docx
+++ b/docs/Suivi-des-bugs.docx
@@ -29,7 +29,7 @@
           <w:sz w:val="22"/>
           <w:szCs w:val="22"/>
         </w:rPr>
-        <w:t>État au 14 octobre 2026, à partir du commit e73e0d5 du dépôt. Les numéros de points sont stables : ils renvoient à l'ancien suivi du README.</w:t>
+        <w:t>État au 15 octobre 2026, à partir du commit 0b80b56 du dépôt, plus les corrections de la session du jour (pas encore déposées). Les numéros de points sont stables : ils renvoient à l'ancien suivi du README.</w:t>
       </w:r>
     </w:p>
     <w:p>
@@ -329,7 +329,7 @@
           <w:sz w:val="21"/>
           <w:szCs w:val="21"/>
         </w:rPr>
-        <w:t xml:space="preserve"> Claude n'a pas accès à ton dépôt GitHub : il te remet les fichiers modifiés, que tu déposes. Avant chaque dépôt, compare la taille des fichiers modifiés (voir ligne 67 / dépôt).</w:t>
+        <w:t xml:space="preserve"> Claude lit ton dépôt GitHub (lecture seule) mais ne peut pas y écrire : il te remet les fichiers modifiés, que tu déposes. Avant chaque dépôt, compare la taille des fichiers modifiés (voir ligne 67 / dépôt).</w:t>
       </w:r>
     </w:p>
     <w:p>
@@ -844,7 +844,7 @@
                 <w:sz w:val="18"/>
                 <w:szCs w:val="18"/>
               </w:rPr>
-              <w:t>4</w:t>
+              <w:t xml:space="preserve">7</w:t>
             </w:r>
           </w:p>
         </w:tc>
@@ -981,7 +981,7 @@
                 <w:sz w:val="18"/>
                 <w:szCs w:val="18"/>
               </w:rPr>
-              <w:t>20</w:t>
+              <w:t xml:space="preserve">21</w:t>
             </w:r>
           </w:p>
         </w:tc>
@@ -1220,7 +1220,7 @@
                 <w:sz w:val="18"/>
                 <w:szCs w:val="18"/>
               </w:rPr>
-              <w:t>66</w:t>
+              <w:t xml:space="preserve">70</w:t>
             </w:r>
           </w:p>
         </w:tc>
@@ -3843,7 +3843,7 @@
                 <w:sz w:val="18"/>
                 <w:szCs w:val="18"/>
               </w:rPr>
-              <w:t xml:space="preserve">41</w:t>
+              <w:t xml:space="preserve">2 et 3</w:t>
             </w:r>
           </w:p>
         </w:tc>
@@ -3876,7 +3876,7 @@
                 <w:sz w:val="18"/>
                 <w:szCs w:val="18"/>
               </w:rPr>
-              <w:t xml:space="preserve">putting.js</w:t>
+              <w:t xml:space="preserve">stats.js, putting.js, wedging.js</w:t>
             </w:r>
           </w:p>
         </w:tc>
@@ -3909,7 +3909,7 @@
                 <w:sz w:val="18"/>
                 <w:szCs w:val="18"/>
               </w:rPr>
-              <w:t xml:space="preserve">Deux boutons "⋯" sans action (</w:t>
+              <w:t xml:space="preserve">Architecture des parties : Stats ne lit que </w:t>
             </w:r>
             <w:r>
               <w:rPr>
@@ -3919,17 +3919,17 @@
                 <w:sz w:val="17"/>
                 <w:szCs w:val="17"/>
               </w:rPr>
-              <w:t xml:space="preserve">#headerRightBtn</w:t>
-            </w:r>
-            <w:r>
-              <w:rPr>
-                <w:rFonts w:ascii="Calibri" w:cs="Calibri" w:eastAsia="Calibri" w:hAnsi="Calibri"/>
-                <w:b w:val="false"/>
-                <w:bCs w:val="false"/>
-                <w:sz w:val="18"/>
-                <w:szCs w:val="18"/>
-              </w:rPr>
-              <w:t xml:space="preserve"> et un second).</w:t>
+              <w:t xml:space="preserve">golfStatsRounds</w:t>
+            </w:r>
+            <w:r>
+              <w:rPr>
+                <w:rFonts w:ascii="Calibri" w:cs="Calibri" w:eastAsia="Calibri" w:hAnsi="Calibri"/>
+                <w:b w:val="false"/>
+                <w:bCs w:val="false"/>
+                <w:sz w:val="18"/>
+                <w:szCs w:val="18"/>
+              </w:rPr>
+              <w:t xml:space="preserve"> et le sac de Menu ; un coup supprimé dans Wedging ou Putting reste dans Stats ; les parties saisies avant la passerelle ne sont pas rétro-importées ; deux saisies "Nouveau parcours" distinctes (Putting et Stats).</w:t>
             </w:r>
           </w:p>
         </w:tc>
@@ -4031,7 +4031,7 @@
                 <w:sz w:val="18"/>
                 <w:szCs w:val="18"/>
               </w:rPr>
-              <w:t xml:space="preserve">Toi : câbler ou retirer. Claude : exécuter ton choix.</w:t>
+              <w:t xml:space="preserve">Toi : décider d'une seule saisie de parties et d'un seul stockage. Claude : fusionner et migrer les données existantes.</w:t>
             </w:r>
           </w:p>
         </w:tc>
@@ -4069,7 +4069,7 @@
                 <w:sz w:val="18"/>
                 <w:szCs w:val="18"/>
               </w:rPr>
-              <w:t xml:space="preserve">42</w:t>
+              <w:t xml:space="preserve">31 (reste)</w:t>
             </w:r>
           </w:p>
         </w:tc>
@@ -4102,7 +4102,7 @@
                 <w:sz w:val="18"/>
                 <w:szCs w:val="18"/>
               </w:rPr>
-              <w:t xml:space="preserve">gym.js</w:t>
+              <w:t xml:space="preserve">stats.js</w:t>
             </w:r>
           </w:p>
         </w:tc>
@@ -4135,27 +4135,7 @@
                 <w:sz w:val="18"/>
                 <w:szCs w:val="18"/>
               </w:rPr>
-              <w:t xml:space="preserve">Dix boutons d'en-tête "Options" / "Réglages" (</w:t>
-            </w:r>
-            <w:r>
-              <w:rPr>
-                <w:rFonts w:ascii="Consolas" w:cs="Consolas" w:eastAsia="Consolas" w:hAnsi="Consolas"/>
-                <w:b w:val="false"/>
-                <w:bCs w:val="false"/>
-                <w:sz w:val="17"/>
-                <w:szCs w:val="17"/>
-              </w:rPr>
-              <w:t xml:space="preserve">.gym-header__action</w:t>
-            </w:r>
-            <w:r>
-              <w:rPr>
-                <w:rFonts w:ascii="Calibri" w:cs="Calibri" w:eastAsia="Calibri" w:hAnsi="Calibri"/>
-                <w:b w:val="false"/>
-                <w:bCs w:val="false"/>
-                <w:sz w:val="18"/>
-                <w:szCs w:val="18"/>
-              </w:rPr>
-              <w:t xml:space="preserve">) sans action.</w:t>
+              <w:t xml:space="preserve">Pas de modification d'une partie enregistrée : corriger un score ou un trou mal saisi oblige à supprimer puis ressaisir la partie.</w:t>
             </w:r>
           </w:p>
         </w:tc>
@@ -4257,7 +4237,7 @@
                 <w:sz w:val="18"/>
                 <w:szCs w:val="18"/>
               </w:rPr>
-              <w:t xml:space="preserve">Toi : câbler ou retirer. Claude : exécuter ton choix.</w:t>
+              <w:t xml:space="preserve">Toi : veux-tu un écran de modification ? Claude : le construire si oui.</w:t>
             </w:r>
           </w:p>
         </w:tc>
@@ -4295,7 +4275,7 @@
                 <w:sz w:val="18"/>
                 <w:szCs w:val="18"/>
               </w:rPr>
-              <w:t xml:space="preserve">2 et 3</w:t>
+              <w:t xml:space="preserve">68</w:t>
             </w:r>
           </w:p>
         </w:tc>
@@ -4328,7 +4308,7 @@
                 <w:sz w:val="18"/>
                 <w:szCs w:val="18"/>
               </w:rPr>
-              <w:t xml:space="preserve">stats.js, putting.js, wedging.js</w:t>
+              <w:t xml:space="preserve">putting.js, HomePage</w:t>
             </w:r>
           </w:p>
         </w:tc>
@@ -4361,27 +4341,7 @@
                 <w:sz w:val="18"/>
                 <w:szCs w:val="18"/>
               </w:rPr>
-              <w:t xml:space="preserve">Architecture des parties : Stats ne lit que </w:t>
-            </w:r>
-            <w:r>
-              <w:rPr>
-                <w:rFonts w:ascii="Consolas" w:cs="Consolas" w:eastAsia="Consolas" w:hAnsi="Consolas"/>
-                <w:b w:val="false"/>
-                <w:bCs w:val="false"/>
-                <w:sz w:val="17"/>
-                <w:szCs w:val="17"/>
-              </w:rPr>
-              <w:t xml:space="preserve">golfStatsRounds</w:t>
-            </w:r>
-            <w:r>
-              <w:rPr>
-                <w:rFonts w:ascii="Calibri" w:cs="Calibri" w:eastAsia="Calibri" w:hAnsi="Calibri"/>
-                <w:b w:val="false"/>
-                <w:bCs w:val="false"/>
-                <w:sz w:val="18"/>
-                <w:szCs w:val="18"/>
-              </w:rPr>
-              <w:t xml:space="preserve"> et le sac de Menu ; un coup supprimé dans Wedging ou Putting reste dans Stats ; les parties saisies avant la passerelle ne sont pas rétro-importées ; deux saisies "Nouveau parcours" distinctes (Putting et Stats).</w:t>
+              <w:t xml:space="preserve">Encadrés de l'accueil ("Objectif semaine", "Dernière séance") alimentés par le Putting seul : les séances Gym et Wedging ne comptent pas, et une partie Stats en saisie rapide (sans distance de premier putt) non plus. Constaté en simulation.</w:t>
             </w:r>
           </w:p>
         </w:tc>
@@ -4483,7 +4443,7 @@
                 <w:sz w:val="18"/>
                 <w:szCs w:val="18"/>
               </w:rPr>
-              <w:t xml:space="preserve">Toi : décider d'une seule saisie de parties et d'un seul stockage. Claude : fusionner et migrer les données existantes.</w:t>
+              <w:t xml:space="preserve">Toi : compter toute l'activité (Gym, Wedging, parties Stats) ou renommer les encadrés "Putting". Claude : exécuter.</w:t>
             </w:r>
           </w:p>
         </w:tc>
@@ -4521,7 +4481,7 @@
                 <w:sz w:val="18"/>
                 <w:szCs w:val="18"/>
               </w:rPr>
-              <w:t xml:space="preserve">31 (reste)</w:t>
+              <w:t xml:space="preserve">7</w:t>
             </w:r>
           </w:p>
         </w:tc>
@@ -4554,40 +4514,140 @@
                 <w:sz w:val="18"/>
                 <w:szCs w:val="18"/>
               </w:rPr>
+              <w:t xml:space="preserve">gym.js, stats.js, *.css</w:t>
+            </w:r>
+          </w:p>
+        </w:tc>
+        <w:tc>
+          <w:tcPr>
+            <w:tcW w:type="dxa" w:w="5600"/>
+            <w:tcBorders>
+              <w:top w:val="single" w:color="BFBFBF" w:sz="4"/>
+              <w:left w:val="single" w:color="BFBFBF" w:sz="4"/>
+              <w:bottom w:val="single" w:color="BFBFBF" w:sz="4"/>
+              <w:right w:val="single" w:color="BFBFBF" w:sz="4"/>
+            </w:tcBorders>
+            <w:tcMar>
+              <w:top w:type="dxa" w:w="70"/>
+              <w:left w:type="dxa" w:w="100"/>
+              <w:bottom w:type="dxa" w:w="70"/>
+              <w:right w:type="dxa" w:w="100"/>
+            </w:tcMar>
+            <w:vAlign w:val="top"/>
+          </w:tcPr>
+          <w:p>
+            <w:pPr>
+              <w:spacing w:after="0"/>
+            </w:pPr>
+            <w:r>
+              <w:rPr>
+                <w:rFonts w:ascii="Calibri" w:cs="Calibri" w:eastAsia="Calibri" w:hAnsi="Calibri"/>
+                <w:b w:val="false"/>
+                <w:bCs w:val="false"/>
+                <w:sz w:val="18"/>
+                <w:szCs w:val="18"/>
+              </w:rPr>
+              <w:t xml:space="preserve">Poids chargé au démarrage : </w:t>
+            </w:r>
+            <w:r>
+              <w:rPr>
+                <w:rFonts w:ascii="Consolas" w:cs="Consolas" w:eastAsia="Consolas" w:hAnsi="Consolas"/>
+                <w:b w:val="false"/>
+                <w:bCs w:val="false"/>
+                <w:sz w:val="17"/>
+                <w:szCs w:val="17"/>
+              </w:rPr>
+              <w:t xml:space="preserve">gym.js</w:t>
+            </w:r>
+            <w:r>
+              <w:rPr>
+                <w:rFonts w:ascii="Calibri" w:cs="Calibri" w:eastAsia="Calibri" w:hAnsi="Calibri"/>
+                <w:b w:val="false"/>
+                <w:bCs w:val="false"/>
+                <w:sz w:val="18"/>
+                <w:szCs w:val="18"/>
+              </w:rPr>
+              <w:t xml:space="preserve"> 413 Ko, </w:t>
+            </w:r>
+            <w:r>
+              <w:rPr>
+                <w:rFonts w:ascii="Consolas" w:cs="Consolas" w:eastAsia="Consolas" w:hAnsi="Consolas"/>
+                <w:b w:val="false"/>
+                <w:bCs w:val="false"/>
+                <w:sz w:val="17"/>
+                <w:szCs w:val="17"/>
+              </w:rPr>
               <w:t xml:space="preserve">stats.js</w:t>
             </w:r>
-          </w:p>
-        </w:tc>
-        <w:tc>
-          <w:tcPr>
-            <w:tcW w:type="dxa" w:w="5600"/>
-            <w:tcBorders>
-              <w:top w:val="single" w:color="BFBFBF" w:sz="4"/>
-              <w:left w:val="single" w:color="BFBFBF" w:sz="4"/>
-              <w:bottom w:val="single" w:color="BFBFBF" w:sz="4"/>
-              <w:right w:val="single" w:color="BFBFBF" w:sz="4"/>
-            </w:tcBorders>
-            <w:tcMar>
-              <w:top w:type="dxa" w:w="70"/>
-              <w:left w:type="dxa" w:w="100"/>
-              <w:bottom w:type="dxa" w:w="70"/>
-              <w:right w:type="dxa" w:w="100"/>
-            </w:tcMar>
-            <w:vAlign w:val="top"/>
-          </w:tcPr>
-          <w:p>
-            <w:pPr>
-              <w:spacing w:after="0"/>
-            </w:pPr>
-            <w:r>
-              <w:rPr>
-                <w:rFonts w:ascii="Calibri" w:cs="Calibri" w:eastAsia="Calibri" w:hAnsi="Calibri"/>
-                <w:b w:val="false"/>
-                <w:bCs w:val="false"/>
-                <w:sz w:val="18"/>
-                <w:szCs w:val="18"/>
-              </w:rPr>
-              <w:t xml:space="preserve">Pas de modification d'une partie enregistrée : corriger un score ou un trou mal saisi oblige à supprimer puis ressaisir la partie.</w:t>
+            <w:r>
+              <w:rPr>
+                <w:rFonts w:ascii="Calibri" w:cs="Calibri" w:eastAsia="Calibri" w:hAnsi="Calibri"/>
+                <w:b w:val="false"/>
+                <w:bCs w:val="false"/>
+                <w:sz w:val="18"/>
+                <w:szCs w:val="18"/>
+              </w:rPr>
+              <w:t xml:space="preserve"> 210 Ko, </w:t>
+            </w:r>
+            <w:r>
+              <w:rPr>
+                <w:rFonts w:ascii="Consolas" w:cs="Consolas" w:eastAsia="Consolas" w:hAnsi="Consolas"/>
+                <w:b w:val="false"/>
+                <w:bCs w:val="false"/>
+                <w:sz w:val="17"/>
+                <w:szCs w:val="17"/>
+              </w:rPr>
+              <w:t xml:space="preserve">putting.js</w:t>
+            </w:r>
+            <w:r>
+              <w:rPr>
+                <w:rFonts w:ascii="Calibri" w:cs="Calibri" w:eastAsia="Calibri" w:hAnsi="Calibri"/>
+                <w:b w:val="false"/>
+                <w:bCs w:val="false"/>
+                <w:sz w:val="18"/>
+                <w:szCs w:val="18"/>
+              </w:rPr>
+              <w:t xml:space="preserve"> 175 Ko, </w:t>
+            </w:r>
+            <w:r>
+              <w:rPr>
+                <w:rFonts w:ascii="Consolas" w:cs="Consolas" w:eastAsia="Consolas" w:hAnsi="Consolas"/>
+                <w:b w:val="false"/>
+                <w:bCs w:val="false"/>
+                <w:sz w:val="17"/>
+                <w:szCs w:val="17"/>
+              </w:rPr>
+              <w:t xml:space="preserve">stats.css</w:t>
+            </w:r>
+            <w:r>
+              <w:rPr>
+                <w:rFonts w:ascii="Calibri" w:cs="Calibri" w:eastAsia="Calibri" w:hAnsi="Calibri"/>
+                <w:b w:val="false"/>
+                <w:bCs w:val="false"/>
+                <w:sz w:val="18"/>
+                <w:szCs w:val="18"/>
+              </w:rPr>
+              <w:t xml:space="preserve"> 89 Ko, </w:t>
+            </w:r>
+            <w:r>
+              <w:rPr>
+                <w:rFonts w:ascii="Consolas" w:cs="Consolas" w:eastAsia="Consolas" w:hAnsi="Consolas"/>
+                <w:b w:val="false"/>
+                <w:bCs w:val="false"/>
+                <w:sz w:val="17"/>
+                <w:szCs w:val="17"/>
+              </w:rPr>
+              <w:t xml:space="preserve">gym.css</w:t>
+            </w:r>
+            <w:r>
+              <w:rPr>
+                <w:rFonts w:ascii="Calibri" w:cs="Calibri" w:eastAsia="Calibri" w:hAnsi="Calibri"/>
+                <w:b w:val="false"/>
+                <w:bCs w:val="false"/>
+                <w:sz w:val="18"/>
+                <w:szCs w:val="18"/>
+              </w:rPr>
+              <w:t xml:space="preserve"> 68 Ko, y compris pour les parties jamais ouvertes.</w:t>
             </w:r>
           </w:p>
         </w:tc>
@@ -4689,7 +4749,7 @@
                 <w:sz w:val="18"/>
                 <w:szCs w:val="18"/>
               </w:rPr>
-              <w:t xml:space="preserve">Toi : veux-tu un écran de modification ? Claude : le construire si oui.</w:t>
+              <w:t xml:space="preserve">Toi : décider du chargement à la demande. Claude : le mettre en place.</w:t>
             </w:r>
           </w:p>
         </w:tc>
@@ -4727,7 +4787,7 @@
                 <w:sz w:val="18"/>
                 <w:szCs w:val="18"/>
               </w:rPr>
-              <w:t xml:space="preserve">68</w:t>
+              <w:t xml:space="preserve">26</w:t>
             </w:r>
           </w:p>
         </w:tc>
@@ -4760,7 +4820,7 @@
                 <w:sz w:val="18"/>
                 <w:szCs w:val="18"/>
               </w:rPr>
-              <w:t xml:space="preserve">putting.js, HomePage</w:t>
+              <w:t xml:space="preserve">images/</w:t>
             </w:r>
           </w:p>
         </w:tc>
@@ -4793,7 +4853,107 @@
                 <w:sz w:val="18"/>
                 <w:szCs w:val="18"/>
               </w:rPr>
-              <w:t xml:space="preserve">Encadrés de l'accueil ("Objectif semaine", "Dernière séance") alimentés par le Putting seul : les séances Gym et Wedging ne comptent pas, et une partie Stats en saisie rapide (sans distance de premier putt) non plus. Constaté en simulation.</w:t>
+              <w:t xml:space="preserve">Poids du dépôt : 28 PNG inutilisés, plus les orphelines </w:t>
+            </w:r>
+            <w:r>
+              <w:rPr>
+                <w:rFonts w:ascii="Consolas" w:cs="Consolas" w:eastAsia="Consolas" w:hAnsi="Consolas"/>
+                <w:b w:val="false"/>
+                <w:bCs w:val="false"/>
+                <w:sz w:val="17"/>
+                <w:szCs w:val="17"/>
+              </w:rPr>
+              <w:t xml:space="preserve">FondEcranBoutonDenivele</w:t>
+            </w:r>
+            <w:r>
+              <w:rPr>
+                <w:rFonts w:ascii="Calibri" w:cs="Calibri" w:eastAsia="Calibri" w:hAnsi="Calibri"/>
+                <w:b w:val="false"/>
+                <w:bCs w:val="false"/>
+                <w:sz w:val="18"/>
+                <w:szCs w:val="18"/>
+              </w:rPr>
+              <w:t xml:space="preserve">, </w:t>
+            </w:r>
+            <w:r>
+              <w:rPr>
+                <w:rFonts w:ascii="Consolas" w:cs="Consolas" w:eastAsia="Consolas" w:hAnsi="Consolas"/>
+                <w:b w:val="false"/>
+                <w:bCs w:val="false"/>
+                <w:sz w:val="17"/>
+                <w:szCs w:val="17"/>
+              </w:rPr>
+              <w:t xml:space="preserve">FondEcranBoutonDistance</w:t>
+            </w:r>
+            <w:r>
+              <w:rPr>
+                <w:rFonts w:ascii="Calibri" w:cs="Calibri" w:eastAsia="Calibri" w:hAnsi="Calibri"/>
+                <w:b w:val="false"/>
+                <w:bCs w:val="false"/>
+                <w:sz w:val="18"/>
+                <w:szCs w:val="18"/>
+              </w:rPr>
+              <w:t xml:space="preserve">, </w:t>
+            </w:r>
+            <w:r>
+              <w:rPr>
+                <w:rFonts w:ascii="Consolas" w:cs="Consolas" w:eastAsia="Consolas" w:hAnsi="Consolas"/>
+                <w:b w:val="false"/>
+                <w:bCs w:val="false"/>
+                <w:sz w:val="17"/>
+                <w:szCs w:val="17"/>
+              </w:rPr>
+              <w:t xml:space="preserve">FondEcranBoutonVent</w:t>
+            </w:r>
+            <w:r>
+              <w:rPr>
+                <w:rFonts w:ascii="Calibri" w:cs="Calibri" w:eastAsia="Calibri" w:hAnsi="Calibri"/>
+                <w:b w:val="false"/>
+                <w:bCs w:val="false"/>
+                <w:sz w:val="18"/>
+                <w:szCs w:val="18"/>
+              </w:rPr>
+              <w:t xml:space="preserve">, </w:t>
+            </w:r>
+            <w:r>
+              <w:rPr>
+                <w:rFonts w:ascii="Consolas" w:cs="Consolas" w:eastAsia="Consolas" w:hAnsi="Consolas"/>
+                <w:b w:val="false"/>
+                <w:bCs w:val="false"/>
+                <w:sz w:val="17"/>
+                <w:szCs w:val="17"/>
+              </w:rPr>
+              <w:t xml:space="preserve">popupareprendre</w:t>
+            </w:r>
+            <w:r>
+              <w:rPr>
+                <w:rFonts w:ascii="Calibri" w:cs="Calibri" w:eastAsia="Calibri" w:hAnsi="Calibri"/>
+                <w:b w:val="false"/>
+                <w:bCs w:val="false"/>
+                <w:sz w:val="18"/>
+                <w:szCs w:val="18"/>
+              </w:rPr>
+              <w:t xml:space="preserve"> (.png et .webp) et </w:t>
+            </w:r>
+            <w:r>
+              <w:rPr>
+                <w:rFonts w:ascii="Consolas" w:cs="Consolas" w:eastAsia="Consolas" w:hAnsi="Consolas"/>
+                <w:b w:val="false"/>
+                <w:bCs w:val="false"/>
+                <w:sz w:val="17"/>
+                <w:szCs w:val="17"/>
+              </w:rPr>
+              <w:t xml:space="preserve">ProgrammeForce.png</w:t>
+            </w:r>
+            <w:r>
+              <w:rPr>
+                <w:rFonts w:ascii="Calibri" w:cs="Calibri" w:eastAsia="Calibri" w:hAnsi="Calibri"/>
+                <w:b w:val="false"/>
+                <w:bCs w:val="false"/>
+                <w:sz w:val="18"/>
+                <w:szCs w:val="18"/>
+              </w:rPr>
+              <w:t xml:space="preserve">.</w:t>
             </w:r>
           </w:p>
         </w:tc>
@@ -4862,7 +5022,7 @@
                 <w:sz w:val="18"/>
                 <w:szCs w:val="18"/>
               </w:rPr>
-              <w:t xml:space="preserve">Propriétaire → Claude</w:t>
+              <w:t xml:space="preserve">Propriétaire</w:t>
             </w:r>
           </w:p>
         </w:tc>
@@ -4895,7 +5055,7 @@
                 <w:sz w:val="18"/>
                 <w:szCs w:val="18"/>
               </w:rPr>
-              <w:t xml:space="preserve">Toi : compter toute l'activité (Gym, Wedging, parties Stats) ou renommer les encadrés "Putting". Claude : exécuter.</w:t>
+              <w:t xml:space="preserve">Toi : confirmer qu'aucune branche ne les utilise, puis les supprimer dans GitHub.</w:t>
             </w:r>
           </w:p>
         </w:tc>
@@ -4933,7 +5093,7 @@
                 <w:sz w:val="18"/>
                 <w:szCs w:val="18"/>
               </w:rPr>
-              <w:t xml:space="preserve">7</w:t>
+              <w:t xml:space="preserve">8</w:t>
             </w:r>
           </w:p>
         </w:tc>
@@ -4966,7 +5126,7 @@
                 <w:sz w:val="18"/>
                 <w:szCs w:val="18"/>
               </w:rPr>
-              <w:t xml:space="preserve">gym.js, stats.js, *.css</w:t>
+              <w:t xml:space="preserve">menu.js</w:t>
             </w:r>
           </w:p>
         </w:tc>
@@ -4999,7 +5159,7 @@
                 <w:sz w:val="18"/>
                 <w:szCs w:val="18"/>
               </w:rPr>
-              <w:t xml:space="preserve">Poids chargé au démarrage : </w:t>
+              <w:t xml:space="preserve">Textes légaux non publiables en l'état : ils décrivent la cible (Supabase) alors que le code est local ; champs </w:t>
             </w:r>
             <w:r>
               <w:rPr>
@@ -5009,17 +5169,17 @@
                 <w:sz w:val="17"/>
                 <w:szCs w:val="17"/>
               </w:rPr>
-              <w:t xml:space="preserve">gym.js</w:t>
-            </w:r>
-            <w:r>
-              <w:rPr>
-                <w:rFonts w:ascii="Calibri" w:cs="Calibri" w:eastAsia="Calibri" w:hAnsi="Calibri"/>
-                <w:b w:val="false"/>
-                <w:bCs w:val="false"/>
-                <w:sz w:val="18"/>
-                <w:szCs w:val="18"/>
-              </w:rPr>
-              <w:t xml:space="preserve"> 413 Ko, </w:t>
+              <w:t xml:space="preserve">[À COMPLÉTER : ...]</w:t>
+            </w:r>
+            <w:r>
+              <w:rPr>
+                <w:rFonts w:ascii="Calibri" w:cs="Calibri" w:eastAsia="Calibri" w:hAnsi="Calibri"/>
+                <w:b w:val="false"/>
+                <w:bCs w:val="false"/>
+                <w:sz w:val="18"/>
+                <w:szCs w:val="18"/>
+              </w:rPr>
+              <w:t xml:space="preserve"> de </w:t>
             </w:r>
             <w:r>
               <w:rPr>
@@ -5029,17 +5189,17 @@
                 <w:sz w:val="17"/>
                 <w:szCs w:val="17"/>
               </w:rPr>
-              <w:t xml:space="preserve">stats.js</w:t>
-            </w:r>
-            <w:r>
-              <w:rPr>
-                <w:rFonts w:ascii="Calibri" w:cs="Calibri" w:eastAsia="Calibri" w:hAnsi="Calibri"/>
-                <w:b w:val="false"/>
-                <w:bCs w:val="false"/>
-                <w:sz w:val="18"/>
-                <w:szCs w:val="18"/>
-              </w:rPr>
-              <w:t xml:space="preserve"> 210 Ko, </w:t>
+              <w:t xml:space="preserve">MENU_LEGAL</w:t>
+            </w:r>
+            <w:r>
+              <w:rPr>
+                <w:rFonts w:ascii="Calibri" w:cs="Calibri" w:eastAsia="Calibri" w:hAnsi="Calibri"/>
+                <w:b w:val="false"/>
+                <w:bCs w:val="false"/>
+                <w:sz w:val="18"/>
+                <w:szCs w:val="18"/>
+              </w:rPr>
+              <w:t xml:space="preserve"> ; </w:t>
             </w:r>
             <w:r>
               <w:rPr>
@@ -5049,57 +5209,17 @@
                 <w:sz w:val="17"/>
                 <w:szCs w:val="17"/>
               </w:rPr>
-              <w:t xml:space="preserve">putting.js</w:t>
-            </w:r>
-            <w:r>
-              <w:rPr>
-                <w:rFonts w:ascii="Calibri" w:cs="Calibri" w:eastAsia="Calibri" w:hAnsi="Calibri"/>
-                <w:b w:val="false"/>
-                <w:bCs w:val="false"/>
-                <w:sz w:val="18"/>
-                <w:szCs w:val="18"/>
-              </w:rPr>
-              <w:t xml:space="preserve"> 175 Ko, </w:t>
-            </w:r>
-            <w:r>
-              <w:rPr>
-                <w:rFonts w:ascii="Consolas" w:cs="Consolas" w:eastAsia="Consolas" w:hAnsi="Consolas"/>
-                <w:b w:val="false"/>
-                <w:bCs w:val="false"/>
-                <w:sz w:val="17"/>
-                <w:szCs w:val="17"/>
-              </w:rPr>
-              <w:t xml:space="preserve">stats.css</w:t>
-            </w:r>
-            <w:r>
-              <w:rPr>
-                <w:rFonts w:ascii="Calibri" w:cs="Calibri" w:eastAsia="Calibri" w:hAnsi="Calibri"/>
-                <w:b w:val="false"/>
-                <w:bCs w:val="false"/>
-                <w:sz w:val="18"/>
-                <w:szCs w:val="18"/>
-              </w:rPr>
-              <w:t xml:space="preserve"> 89 Ko, </w:t>
-            </w:r>
-            <w:r>
-              <w:rPr>
-                <w:rFonts w:ascii="Consolas" w:cs="Consolas" w:eastAsia="Consolas" w:hAnsi="Consolas"/>
-                <w:b w:val="false"/>
-                <w:bCs w:val="false"/>
-                <w:sz w:val="17"/>
-                <w:szCs w:val="17"/>
-              </w:rPr>
-              <w:t xml:space="preserve">gym.css</w:t>
-            </w:r>
-            <w:r>
-              <w:rPr>
-                <w:rFonts w:ascii="Calibri" w:cs="Calibri" w:eastAsia="Calibri" w:hAnsi="Calibri"/>
-                <w:b w:val="false"/>
-                <w:bCs w:val="false"/>
-                <w:sz w:val="18"/>
-                <w:szCs w:val="18"/>
-              </w:rPr>
-              <w:t xml:space="preserve"> 68 Ko, y compris pour les parties jamais ouvertes.</w:t>
+              <w:t xml:space="preserve">deleteMenuData()</w:t>
+            </w:r>
+            <w:r>
+              <w:rPr>
+                <w:rFonts w:ascii="Calibri" w:cs="Calibri" w:eastAsia="Calibri" w:hAnsi="Calibri"/>
+                <w:b w:val="false"/>
+                <w:bCs w:val="false"/>
+                <w:sz w:val="18"/>
+                <w:szCs w:val="18"/>
+              </w:rPr>
+              <w:t xml:space="preserve"> ne supprime rien côté serveur.</w:t>
             </w:r>
           </w:p>
         </w:tc>
@@ -5168,7 +5288,7 @@
                 <w:sz w:val="18"/>
                 <w:szCs w:val="18"/>
               </w:rPr>
-              <w:t xml:space="preserve">Propriétaire → Claude</w:t>
+              <w:t xml:space="preserve">Propriétaire</w:t>
             </w:r>
           </w:p>
         </w:tc>
@@ -5201,7 +5321,7 @@
                 <w:sz w:val="18"/>
                 <w:szCs w:val="18"/>
               </w:rPr>
-              <w:t xml:space="preserve">Toi : décider du chargement à la demande. Claude : le mettre en place.</w:t>
+              <w:t xml:space="preserve">Toi : compléter les champs, faire relire par un juriste. Claude : intégrer les textes validés.</w:t>
             </w:r>
           </w:p>
         </w:tc>
@@ -5239,7 +5359,7 @@
                 <w:sz w:val="18"/>
                 <w:szCs w:val="18"/>
               </w:rPr>
-              <w:t xml:space="preserve">26</w:t>
+              <w:t xml:space="preserve">69</w:t>
             </w:r>
           </w:p>
         </w:tc>
@@ -5272,7 +5392,7 @@
                 <w:sz w:val="18"/>
                 <w:szCs w:val="18"/>
               </w:rPr>
-              <w:t xml:space="preserve">images/</w:t>
+              <w:t xml:space="preserve">hébergement</w:t>
             </w:r>
           </w:p>
         </w:tc>
@@ -5305,107 +5425,7 @@
                 <w:sz w:val="18"/>
                 <w:szCs w:val="18"/>
               </w:rPr>
-              <w:t xml:space="preserve">Poids du dépôt : 28 PNG inutilisés, plus les orphelines </w:t>
-            </w:r>
-            <w:r>
-              <w:rPr>
-                <w:rFonts w:ascii="Consolas" w:cs="Consolas" w:eastAsia="Consolas" w:hAnsi="Consolas"/>
-                <w:b w:val="false"/>
-                <w:bCs w:val="false"/>
-                <w:sz w:val="17"/>
-                <w:szCs w:val="17"/>
-              </w:rPr>
-              <w:t xml:space="preserve">FondEcranBoutonDenivele</w:t>
-            </w:r>
-            <w:r>
-              <w:rPr>
-                <w:rFonts w:ascii="Calibri" w:cs="Calibri" w:eastAsia="Calibri" w:hAnsi="Calibri"/>
-                <w:b w:val="false"/>
-                <w:bCs w:val="false"/>
-                <w:sz w:val="18"/>
-                <w:szCs w:val="18"/>
-              </w:rPr>
-              <w:t xml:space="preserve">, </w:t>
-            </w:r>
-            <w:r>
-              <w:rPr>
-                <w:rFonts w:ascii="Consolas" w:cs="Consolas" w:eastAsia="Consolas" w:hAnsi="Consolas"/>
-                <w:b w:val="false"/>
-                <w:bCs w:val="false"/>
-                <w:sz w:val="17"/>
-                <w:szCs w:val="17"/>
-              </w:rPr>
-              <w:t xml:space="preserve">FondEcranBoutonDistance</w:t>
-            </w:r>
-            <w:r>
-              <w:rPr>
-                <w:rFonts w:ascii="Calibri" w:cs="Calibri" w:eastAsia="Calibri" w:hAnsi="Calibri"/>
-                <w:b w:val="false"/>
-                <w:bCs w:val="false"/>
-                <w:sz w:val="18"/>
-                <w:szCs w:val="18"/>
-              </w:rPr>
-              <w:t xml:space="preserve">, </w:t>
-            </w:r>
-            <w:r>
-              <w:rPr>
-                <w:rFonts w:ascii="Consolas" w:cs="Consolas" w:eastAsia="Consolas" w:hAnsi="Consolas"/>
-                <w:b w:val="false"/>
-                <w:bCs w:val="false"/>
-                <w:sz w:val="17"/>
-                <w:szCs w:val="17"/>
-              </w:rPr>
-              <w:t xml:space="preserve">FondEcranBoutonVent</w:t>
-            </w:r>
-            <w:r>
-              <w:rPr>
-                <w:rFonts w:ascii="Calibri" w:cs="Calibri" w:eastAsia="Calibri" w:hAnsi="Calibri"/>
-                <w:b w:val="false"/>
-                <w:bCs w:val="false"/>
-                <w:sz w:val="18"/>
-                <w:szCs w:val="18"/>
-              </w:rPr>
-              <w:t xml:space="preserve">, </w:t>
-            </w:r>
-            <w:r>
-              <w:rPr>
-                <w:rFonts w:ascii="Consolas" w:cs="Consolas" w:eastAsia="Consolas" w:hAnsi="Consolas"/>
-                <w:b w:val="false"/>
-                <w:bCs w:val="false"/>
-                <w:sz w:val="17"/>
-                <w:szCs w:val="17"/>
-              </w:rPr>
-              <w:t xml:space="preserve">popupareprendre</w:t>
-            </w:r>
-            <w:r>
-              <w:rPr>
-                <w:rFonts w:ascii="Calibri" w:cs="Calibri" w:eastAsia="Calibri" w:hAnsi="Calibri"/>
-                <w:b w:val="false"/>
-                <w:bCs w:val="false"/>
-                <w:sz w:val="18"/>
-                <w:szCs w:val="18"/>
-              </w:rPr>
-              <w:t xml:space="preserve"> (.png et .webp) et </w:t>
-            </w:r>
-            <w:r>
-              <w:rPr>
-                <w:rFonts w:ascii="Consolas" w:cs="Consolas" w:eastAsia="Consolas" w:hAnsi="Consolas"/>
-                <w:b w:val="false"/>
-                <w:bCs w:val="false"/>
-                <w:sz w:val="17"/>
-                <w:szCs w:val="17"/>
-              </w:rPr>
-              <w:t xml:space="preserve">ProgrammeForce.png</w:t>
-            </w:r>
-            <w:r>
-              <w:rPr>
-                <w:rFonts w:ascii="Calibri" w:cs="Calibri" w:eastAsia="Calibri" w:hAnsi="Calibri"/>
-                <w:b w:val="false"/>
-                <w:bCs w:val="false"/>
-                <w:sz w:val="18"/>
-                <w:szCs w:val="18"/>
-              </w:rPr>
-              <w:t xml:space="preserve">.</w:t>
+              <w:t xml:space="preserve">Hébergeur : le plan gratuit de Vercel exclut l'usage commercial (voir "Mise en ligne et conformité" du README).</w:t>
             </w:r>
           </w:p>
         </w:tc>
@@ -5474,7 +5494,7 @@
                 <w:sz w:val="18"/>
                 <w:szCs w:val="18"/>
               </w:rPr>
-              <w:t xml:space="preserve">Propriétaire</w:t>
+              <w:t xml:space="preserve">Propriétaire → Claude</w:t>
             </w:r>
           </w:p>
         </w:tc>
@@ -5507,7 +5527,7 @@
                 <w:sz w:val="18"/>
                 <w:szCs w:val="18"/>
               </w:rPr>
-              <w:t xml:space="preserve">Toi : confirmer qu'aucune branche ne les utilise, puis les supprimer dans GitHub.</w:t>
+              <w:t xml:space="preserve">Toi : choisir l'hébergeur avant la monétisation. Claude : adapter la configuration de déploiement.</w:t>
             </w:r>
           </w:p>
         </w:tc>
@@ -5545,7 +5565,7 @@
                 <w:sz w:val="18"/>
                 <w:szCs w:val="18"/>
               </w:rPr>
-              <w:t xml:space="preserve">8</w:t>
+              <w:t xml:space="preserve">11 (suivi d'erreurs)</w:t>
             </w:r>
           </w:p>
         </w:tc>
@@ -5578,7 +5598,7 @@
                 <w:sz w:val="18"/>
                 <w:szCs w:val="18"/>
               </w:rPr>
-              <w:t xml:space="preserve">menu.js</w:t>
+              <w:t xml:space="preserve">transverse</w:t>
             </w:r>
           </w:p>
         </w:tc>
@@ -5611,67 +5631,7 @@
                 <w:sz w:val="18"/>
                 <w:szCs w:val="18"/>
               </w:rPr>
-              <w:t xml:space="preserve">Textes légaux non publiables en l'état : ils décrivent la cible (Supabase) alors que le code est local ; champs </w:t>
-            </w:r>
-            <w:r>
-              <w:rPr>
-                <w:rFonts w:ascii="Consolas" w:cs="Consolas" w:eastAsia="Consolas" w:hAnsi="Consolas"/>
-                <w:b w:val="false"/>
-                <w:bCs w:val="false"/>
-                <w:sz w:val="17"/>
-                <w:szCs w:val="17"/>
-              </w:rPr>
-              <w:t xml:space="preserve">[À COMPLÉTER : ...]</w:t>
-            </w:r>
-            <w:r>
-              <w:rPr>
-                <w:rFonts w:ascii="Calibri" w:cs="Calibri" w:eastAsia="Calibri" w:hAnsi="Calibri"/>
-                <w:b w:val="false"/>
-                <w:bCs w:val="false"/>
-                <w:sz w:val="18"/>
-                <w:szCs w:val="18"/>
-              </w:rPr>
-              <w:t xml:space="preserve"> de </w:t>
-            </w:r>
-            <w:r>
-              <w:rPr>
-                <w:rFonts w:ascii="Consolas" w:cs="Consolas" w:eastAsia="Consolas" w:hAnsi="Consolas"/>
-                <w:b w:val="false"/>
-                <w:bCs w:val="false"/>
-                <w:sz w:val="17"/>
-                <w:szCs w:val="17"/>
-              </w:rPr>
-              <w:t xml:space="preserve">MENU_LEGAL</w:t>
-            </w:r>
-            <w:r>
-              <w:rPr>
-                <w:rFonts w:ascii="Calibri" w:cs="Calibri" w:eastAsia="Calibri" w:hAnsi="Calibri"/>
-                <w:b w:val="false"/>
-                <w:bCs w:val="false"/>
-                <w:sz w:val="18"/>
-                <w:szCs w:val="18"/>
-              </w:rPr>
-              <w:t xml:space="preserve"> ; </w:t>
-            </w:r>
-            <w:r>
-              <w:rPr>
-                <w:rFonts w:ascii="Consolas" w:cs="Consolas" w:eastAsia="Consolas" w:hAnsi="Consolas"/>
-                <w:b w:val="false"/>
-                <w:bCs w:val="false"/>
-                <w:sz w:val="17"/>
-                <w:szCs w:val="17"/>
-              </w:rPr>
-              <w:t xml:space="preserve">deleteMenuData()</w:t>
-            </w:r>
-            <w:r>
-              <w:rPr>
-                <w:rFonts w:ascii="Calibri" w:cs="Calibri" w:eastAsia="Calibri" w:hAnsi="Calibri"/>
-                <w:b w:val="false"/>
-                <w:bCs w:val="false"/>
-                <w:sz w:val="18"/>
-                <w:szCs w:val="18"/>
-              </w:rPr>
-              <w:t xml:space="preserve"> ne supprime rien côté serveur.</w:t>
+              <w:t xml:space="preserve">Aucun suivi d'erreurs en production.</w:t>
             </w:r>
           </w:p>
         </w:tc>
@@ -5740,7 +5700,7 @@
                 <w:sz w:val="18"/>
                 <w:szCs w:val="18"/>
               </w:rPr>
-              <w:t xml:space="preserve">Propriétaire</w:t>
+              <w:t xml:space="preserve">Propriétaire → Claude</w:t>
             </w:r>
           </w:p>
         </w:tc>
@@ -5773,7 +5733,7 @@
                 <w:sz w:val="18"/>
                 <w:szCs w:val="18"/>
               </w:rPr>
-              <w:t xml:space="preserve">Toi : compléter les champs, faire relire par un juriste. Claude : intégrer les textes validés.</w:t>
+              <w:t xml:space="preserve">Toi : créer un compte (type Sentry). Claude : l'intégrer et déclarer l'outil dans la politique de confidentialité.</w:t>
             </w:r>
           </w:p>
         </w:tc>
@@ -5811,7 +5771,7 @@
                 <w:sz w:val="18"/>
                 <w:szCs w:val="18"/>
               </w:rPr>
-              <w:t xml:space="preserve">69</w:t>
+              <w:t xml:space="preserve">12</w:t>
             </w:r>
           </w:p>
         </w:tc>
@@ -5844,7 +5804,7 @@
                 <w:sz w:val="18"/>
                 <w:szCs w:val="18"/>
               </w:rPr>
-              <w:t xml:space="preserve">hébergement</w:t>
+              <w:t xml:space="preserve">manifest.webmanifest</w:t>
             </w:r>
           </w:p>
         </w:tc>
@@ -5877,7 +5837,27 @@
                 <w:sz w:val="18"/>
                 <w:szCs w:val="18"/>
               </w:rPr>
-              <w:t xml:space="preserve">Hébergeur : le plan gratuit de Vercel exclut l'usage commercial (voir "Mise en ligne et conformité" du README).</w:t>
+              <w:t xml:space="preserve">Pas de service worker : </w:t>
+            </w:r>
+            <w:r>
+              <w:rPr>
+                <w:rFonts w:ascii="Consolas" w:cs="Consolas" w:eastAsia="Consolas" w:hAnsi="Consolas"/>
+                <w:b w:val="false"/>
+                <w:bCs w:val="false"/>
+                <w:sz w:val="17"/>
+                <w:szCs w:val="17"/>
+              </w:rPr>
+              <w:t xml:space="preserve">manifest.webmanifest</w:t>
+            </w:r>
+            <w:r>
+              <w:rPr>
+                <w:rFonts w:ascii="Calibri" w:cs="Calibri" w:eastAsia="Calibri" w:hAnsi="Calibri"/>
+                <w:b w:val="false"/>
+                <w:bCs w:val="false"/>
+                <w:sz w:val="18"/>
+                <w:szCs w:val="18"/>
+              </w:rPr>
+              <w:t xml:space="preserve"> existe mais l'appli ne se charge pas sans réseau.</w:t>
             </w:r>
           </w:p>
         </w:tc>
@@ -5979,7 +5959,7 @@
                 <w:sz w:val="18"/>
                 <w:szCs w:val="18"/>
               </w:rPr>
-              <w:t xml:space="preserve">Toi : choisir l'hébergeur avant la monétisation. Claude : adapter la configuration de déploiement.</w:t>
+              <w:t xml:space="preserve">Toi : décider si le mode hors-ligne est voulu. Claude : écrire le service worker.</w:t>
             </w:r>
           </w:p>
         </w:tc>
@@ -6017,7 +5997,7 @@
                 <w:sz w:val="18"/>
                 <w:szCs w:val="18"/>
               </w:rPr>
-              <w:t xml:space="preserve">11 (suivi d'erreurs)</w:t>
+              <w:t xml:space="preserve">13</w:t>
             </w:r>
           </w:p>
         </w:tc>
@@ -6083,7 +6063,47 @@
                 <w:sz w:val="18"/>
                 <w:szCs w:val="18"/>
               </w:rPr>
-              <w:t xml:space="preserve">Aucun suivi d'erreurs en production.</w:t>
+              <w:t xml:space="preserve">Aucun outillage : pas de </w:t>
+            </w:r>
+            <w:r>
+              <w:rPr>
+                <w:rFonts w:ascii="Consolas" w:cs="Consolas" w:eastAsia="Consolas" w:hAnsi="Consolas"/>
+                <w:b w:val="false"/>
+                <w:bCs w:val="false"/>
+                <w:sz w:val="17"/>
+                <w:szCs w:val="17"/>
+              </w:rPr>
+              <w:t xml:space="preserve">package.json</w:t>
+            </w:r>
+            <w:r>
+              <w:rPr>
+                <w:rFonts w:ascii="Calibri" w:cs="Calibri" w:eastAsia="Calibri" w:hAnsi="Calibri"/>
+                <w:b w:val="false"/>
+                <w:bCs w:val="false"/>
+                <w:sz w:val="18"/>
+                <w:szCs w:val="18"/>
+              </w:rPr>
+              <w:t xml:space="preserve">, de lint, de tests ni de build ; le paramètre </w:t>
+            </w:r>
+            <w:r>
+              <w:rPr>
+                <w:rFonts w:ascii="Consolas" w:cs="Consolas" w:eastAsia="Consolas" w:hAnsi="Consolas"/>
+                <w:b w:val="false"/>
+                <w:bCs w:val="false"/>
+                <w:sz w:val="17"/>
+                <w:szCs w:val="17"/>
+              </w:rPr>
+              <w:t xml:space="preserve">?v=37</w:t>
+            </w:r>
+            <w:r>
+              <w:rPr>
+                <w:rFonts w:ascii="Calibri" w:cs="Calibri" w:eastAsia="Calibri" w:hAnsi="Calibri"/>
+                <w:b w:val="false"/>
+                <w:bCs w:val="false"/>
+                <w:sz w:val="18"/>
+                <w:szCs w:val="18"/>
+              </w:rPr>
+              <w:t xml:space="preserve"> se change à la main dans 25 balises.</w:t>
             </w:r>
           </w:p>
         </w:tc>
@@ -6185,7 +6205,7 @@
                 <w:sz w:val="18"/>
                 <w:szCs w:val="18"/>
               </w:rPr>
-              <w:t xml:space="preserve">Toi : créer un compte (type Sentry). Claude : l'intégrer et déclarer l'outil dans la politique de confidentialité.</w:t>
+              <w:t xml:space="preserve">Toi : décider (ESLint puis Vite recommandés). Claude : mettre en place.</w:t>
             </w:r>
           </w:p>
         </w:tc>
@@ -6223,7 +6243,7 @@
                 <w:sz w:val="18"/>
                 <w:szCs w:val="18"/>
               </w:rPr>
-              <w:t xml:space="preserve">12</w:t>
+              <w:t xml:space="preserve">25</w:t>
             </w:r>
           </w:p>
         </w:tc>
@@ -6256,7 +6276,7 @@
                 <w:sz w:val="18"/>
                 <w:szCs w:val="18"/>
               </w:rPr>
-              <w:t xml:space="preserve">manifest.webmanifest</w:t>
+              <w:t xml:space="preserve">index.html</w:t>
             </w:r>
           </w:p>
         </w:tc>
@@ -6289,7 +6309,7 @@
                 <w:sz w:val="18"/>
                 <w:szCs w:val="18"/>
               </w:rPr>
-              <w:t xml:space="preserve">Pas de service worker : </w:t>
+              <w:t xml:space="preserve">Zoom bloqué (</w:t>
             </w:r>
             <w:r>
               <w:rPr>
@@ -6299,17 +6319,37 @@
                 <w:sz w:val="17"/>
                 <w:szCs w:val="17"/>
               </w:rPr>
-              <w:t xml:space="preserve">manifest.webmanifest</w:t>
-            </w:r>
-            <w:r>
-              <w:rPr>
-                <w:rFonts w:ascii="Calibri" w:cs="Calibri" w:eastAsia="Calibri" w:hAnsi="Calibri"/>
-                <w:b w:val="false"/>
-                <w:bCs w:val="false"/>
-                <w:sz w:val="18"/>
-                <w:szCs w:val="18"/>
-              </w:rPr>
-              <w:t xml:space="preserve"> existe mais l'appli ne se charge pas sans réseau.</w:t>
+              <w:t xml:space="preserve">maximum-scale=1, user-scalable=no</w:t>
+            </w:r>
+            <w:r>
+              <w:rPr>
+                <w:rFonts w:ascii="Calibri" w:cs="Calibri" w:eastAsia="Calibri" w:hAnsi="Calibri"/>
+                <w:b w:val="false"/>
+                <w:bCs w:val="false"/>
+                <w:sz w:val="18"/>
+                <w:szCs w:val="18"/>
+              </w:rPr>
+              <w:t xml:space="preserve"> et </w:t>
+            </w:r>
+            <w:r>
+              <w:rPr>
+                <w:rFonts w:ascii="Consolas" w:cs="Consolas" w:eastAsia="Consolas" w:hAnsi="Consolas"/>
+                <w:b w:val="false"/>
+                <w:bCs w:val="false"/>
+                <w:sz w:val="17"/>
+                <w:szCs w:val="17"/>
+              </w:rPr>
+              <w:t xml:space="preserve">gesturestart</w:t>
+            </w:r>
+            <w:r>
+              <w:rPr>
+                <w:rFonts w:ascii="Calibri" w:cs="Calibri" w:eastAsia="Calibri" w:hAnsi="Calibri"/>
+                <w:b w:val="false"/>
+                <w:bCs w:val="false"/>
+                <w:sz w:val="18"/>
+                <w:szCs w:val="18"/>
+              </w:rPr>
+              <w:t xml:space="preserve"> bloqué) : problème d'accessibilité.</w:t>
             </w:r>
           </w:p>
         </w:tc>
@@ -6411,7 +6451,7 @@
                 <w:sz w:val="18"/>
                 <w:szCs w:val="18"/>
               </w:rPr>
-              <w:t xml:space="preserve">Toi : décider si le mode hors-ligne est voulu. Claude : écrire le service worker.</w:t>
+              <w:t xml:space="preserve">Toi : valider de ne garder le blocage du pincement que sur le Fairway. Claude : modifier.</w:t>
             </w:r>
           </w:p>
         </w:tc>
@@ -6449,7 +6489,7 @@
                 <w:sz w:val="18"/>
                 <w:szCs w:val="18"/>
               </w:rPr>
-              <w:t xml:space="preserve">13</w:t>
+              <w:t xml:space="preserve">50</w:t>
             </w:r>
           </w:p>
         </w:tc>
@@ -6515,47 +6555,7 @@
                 <w:sz w:val="18"/>
                 <w:szCs w:val="18"/>
               </w:rPr>
-              <w:t xml:space="preserve">Aucun outillage : pas de </w:t>
-            </w:r>
-            <w:r>
-              <w:rPr>
-                <w:rFonts w:ascii="Consolas" w:cs="Consolas" w:eastAsia="Consolas" w:hAnsi="Consolas"/>
-                <w:b w:val="false"/>
-                <w:bCs w:val="false"/>
-                <w:sz w:val="17"/>
-                <w:szCs w:val="17"/>
-              </w:rPr>
-              <w:t xml:space="preserve">package.json</w:t>
-            </w:r>
-            <w:r>
-              <w:rPr>
-                <w:rFonts w:ascii="Calibri" w:cs="Calibri" w:eastAsia="Calibri" w:hAnsi="Calibri"/>
-                <w:b w:val="false"/>
-                <w:bCs w:val="false"/>
-                <w:sz w:val="18"/>
-                <w:szCs w:val="18"/>
-              </w:rPr>
-              <w:t xml:space="preserve">, de lint, de tests ni de build ; le paramètre </w:t>
-            </w:r>
-            <w:r>
-              <w:rPr>
-                <w:rFonts w:ascii="Consolas" w:cs="Consolas" w:eastAsia="Consolas" w:hAnsi="Consolas"/>
-                <w:b w:val="false"/>
-                <w:bCs w:val="false"/>
-                <w:sz w:val="17"/>
-                <w:szCs w:val="17"/>
-              </w:rPr>
-              <w:t xml:space="preserve">?v=37</w:t>
-            </w:r>
-            <w:r>
-              <w:rPr>
-                <w:rFonts w:ascii="Calibri" w:cs="Calibri" w:eastAsia="Calibri" w:hAnsi="Calibri"/>
-                <w:b w:val="false"/>
-                <w:bCs w:val="false"/>
-                <w:sz w:val="18"/>
-                <w:szCs w:val="18"/>
-              </w:rPr>
-              <w:t xml:space="preserve"> se change à la main dans 25 balises.</w:t>
+              <w:t xml:space="preserve">Registre mélangé : vouvoiement ("Vos objectifs") et tutoiement ("Configure ta séance") dans la même appli, parfois le même écran.</w:t>
             </w:r>
           </w:p>
         </w:tc>
@@ -6657,7 +6657,7 @@
                 <w:sz w:val="18"/>
                 <w:szCs w:val="18"/>
               </w:rPr>
-              <w:t xml:space="preserve">Toi : décider (ESLint puis Vite recommandés). Claude : mettre en place.</w:t>
+              <w:t xml:space="preserve">Toi : choisir tutoiement ou vouvoiement. Claude : harmoniser tous les textes.</w:t>
             </w:r>
           </w:p>
         </w:tc>
@@ -6695,7 +6695,7 @@
                 <w:sz w:val="18"/>
                 <w:szCs w:val="18"/>
               </w:rPr>
-              <w:t xml:space="preserve">25</w:t>
+              <w:t xml:space="preserve">60</w:t>
             </w:r>
           </w:p>
         </w:tc>
@@ -6728,7 +6728,7 @@
                 <w:sz w:val="18"/>
                 <w:szCs w:val="18"/>
               </w:rPr>
-              <w:t xml:space="preserve">index.html</w:t>
+              <w:t xml:space="preserve">stats.css, parcours-ui.css</w:t>
             </w:r>
           </w:p>
         </w:tc>
@@ -6761,7 +6761,7 @@
                 <w:sz w:val="18"/>
                 <w:szCs w:val="18"/>
               </w:rPr>
-              <w:t xml:space="preserve">Zoom bloqué (</w:t>
+              <w:t xml:space="preserve">Zones d'appui sous 44 px : saisie détaillée de Stats (</w:t>
             </w:r>
             <w:r>
               <w:rPr>
@@ -6771,17 +6771,17 @@
                 <w:sz w:val="17"/>
                 <w:szCs w:val="17"/>
               </w:rPr>
-              <w:t xml:space="preserve">maximum-scale=1, user-scalable=no</w:t>
-            </w:r>
-            <w:r>
-              <w:rPr>
-                <w:rFonts w:ascii="Calibri" w:cs="Calibri" w:eastAsia="Calibri" w:hAnsi="Calibri"/>
-                <w:b w:val="false"/>
-                <w:bCs w:val="false"/>
-                <w:sz w:val="18"/>
-                <w:szCs w:val="18"/>
-              </w:rPr>
-              <w:t xml:space="preserve"> et </w:t>
+              <w:t xml:space="preserve">.saisie-detaillee_field</w:t>
+            </w:r>
+            <w:r>
+              <w:rPr>
+                <w:rFonts w:ascii="Calibri" w:cs="Calibri" w:eastAsia="Calibri" w:hAnsi="Calibri"/>
+                <w:b w:val="false"/>
+                <w:bCs w:val="false"/>
+                <w:sz w:val="18"/>
+                <w:szCs w:val="18"/>
+              </w:rPr>
+              <w:t xml:space="preserve">, </w:t>
             </w:r>
             <w:r>
               <w:rPr>
@@ -6791,17 +6791,77 @@
                 <w:sz w:val="17"/>
                 <w:szCs w:val="17"/>
               </w:rPr>
-              <w:t xml:space="preserve">gesturestart</w:t>
-            </w:r>
-            <w:r>
-              <w:rPr>
-                <w:rFonts w:ascii="Calibri" w:cs="Calibri" w:eastAsia="Calibri" w:hAnsi="Calibri"/>
-                <w:b w:val="false"/>
-                <w:bCs w:val="false"/>
-                <w:sz w:val="18"/>
-                <w:szCs w:val="18"/>
-              </w:rPr>
-              <w:t xml:space="preserve"> bloqué) : problème d'accessibilité.</w:t>
+              <w:t xml:space="preserve">_lie</w:t>
+            </w:r>
+            <w:r>
+              <w:rPr>
+                <w:rFonts w:ascii="Calibri" w:cs="Calibri" w:eastAsia="Calibri" w:hAnsi="Calibri"/>
+                <w:b w:val="false"/>
+                <w:bCs w:val="false"/>
+                <w:sz w:val="18"/>
+                <w:szCs w:val="18"/>
+              </w:rPr>
+              <w:t xml:space="preserve">, </w:t>
+            </w:r>
+            <w:r>
+              <w:rPr>
+                <w:rFonts w:ascii="Consolas" w:cs="Consolas" w:eastAsia="Consolas" w:hAnsi="Consolas"/>
+                <w:b w:val="false"/>
+                <w:bCs w:val="false"/>
+                <w:sz w:val="17"/>
+                <w:szCs w:val="17"/>
+              </w:rPr>
+              <w:t xml:space="preserve">_group</w:t>
+            </w:r>
+            <w:r>
+              <w:rPr>
+                <w:rFonts w:ascii="Calibri" w:cs="Calibri" w:eastAsia="Calibri" w:hAnsi="Calibri"/>
+                <w:b w:val="false"/>
+                <w:bCs w:val="false"/>
+                <w:sz w:val="18"/>
+                <w:szCs w:val="18"/>
+              </w:rPr>
+              <w:t xml:space="preserve">, </w:t>
+            </w:r>
+            <w:r>
+              <w:rPr>
+                <w:rFonts w:ascii="Consolas" w:cs="Consolas" w:eastAsia="Consolas" w:hAnsi="Consolas"/>
+                <w:b w:val="false"/>
+                <w:bCs w:val="false"/>
+                <w:sz w:val="17"/>
+                <w:szCs w:val="17"/>
+              </w:rPr>
+              <w:t xml:space="preserve">_shot-button</w:t>
+            </w:r>
+            <w:r>
+              <w:rPr>
+                <w:rFonts w:ascii="Calibri" w:cs="Calibri" w:eastAsia="Calibri" w:hAnsi="Calibri"/>
+                <w:b w:val="false"/>
+                <w:bCs w:val="false"/>
+                <w:sz w:val="18"/>
+                <w:szCs w:val="18"/>
+              </w:rPr>
+              <w:t xml:space="preserve">, 30 px, mise en page verrouillée sans défilement) et </w:t>
+            </w:r>
+            <w:r>
+              <w:rPr>
+                <w:rFonts w:ascii="Consolas" w:cs="Consolas" w:eastAsia="Consolas" w:hAnsi="Consolas"/>
+                <w:b w:val="false"/>
+                <w:bCs w:val="false"/>
+                <w:sz w:val="17"/>
+                <w:szCs w:val="17"/>
+              </w:rPr>
+              <w:t xml:space="preserve">.mode-btn</w:t>
+            </w:r>
+            <w:r>
+              <w:rPr>
+                <w:rFonts w:ascii="Calibri" w:cs="Calibri" w:eastAsia="Calibri" w:hAnsi="Calibri"/>
+                <w:b w:val="false"/>
+                <w:bCs w:val="false"/>
+                <w:sz w:val="18"/>
+                <w:szCs w:val="18"/>
+              </w:rPr>
+              <w:t xml:space="preserve"> de Parcours (boutons ronds côte à côte).</w:t>
             </w:r>
           </w:p>
         </w:tc>
@@ -6903,7 +6963,7 @@
                 <w:sz w:val="18"/>
                 <w:szCs w:val="18"/>
               </w:rPr>
-              <w:t xml:space="preserve">Toi : valider de ne garder le blocage du pincement que sur le Fairway. Claude : modifier.</w:t>
+              <w:t xml:space="preserve">Toi : choisir le compromis de design et tester sur téléphone. Claude : ajuster.</w:t>
             </w:r>
           </w:p>
         </w:tc>
@@ -6941,7 +7001,7 @@
                 <w:sz w:val="18"/>
                 <w:szCs w:val="18"/>
               </w:rPr>
-              <w:t xml:space="preserve">50</w:t>
+              <w:t xml:space="preserve">66</w:t>
             </w:r>
           </w:p>
         </w:tc>
@@ -6974,7 +7034,7 @@
                 <w:sz w:val="18"/>
                 <w:szCs w:val="18"/>
               </w:rPr>
-              <w:t xml:space="preserve">transverse</w:t>
+              <w:t xml:space="preserve">gym.js</w:t>
             </w:r>
           </w:p>
         </w:tc>
@@ -7007,7 +7067,7 @@
                 <w:sz w:val="18"/>
                 <w:szCs w:val="18"/>
               </w:rPr>
-              <w:t xml:space="preserve">Registre mélangé : vouvoiement ("Vos objectifs") et tutoiement ("Configure ta séance") dans la même appli, parfois le même écran.</w:t>
+              <w:t xml:space="preserve">Reprise de séance automatique sans confirmation : seul le délai de 12 h ou la fin de séance efface le brouillon.</w:t>
             </w:r>
           </w:p>
         </w:tc>
@@ -7109,7 +7169,7 @@
                 <w:sz w:val="18"/>
                 <w:szCs w:val="18"/>
               </w:rPr>
-              <w:t xml:space="preserve">Toi : choisir tutoiement ou vouvoiement. Claude : harmoniser tous les textes.</w:t>
+              <w:t xml:space="preserve">Toi : ajouter "Reprendre / Recommencer" ou garder tel quel. Claude : exécuter.</w:t>
             </w:r>
           </w:p>
         </w:tc>
@@ -7147,7 +7207,7 @@
                 <w:sz w:val="18"/>
                 <w:szCs w:val="18"/>
               </w:rPr>
-              <w:t xml:space="preserve">60</w:t>
+              <w:t xml:space="preserve">54 (SVG)</w:t>
             </w:r>
           </w:p>
         </w:tc>
@@ -7180,7 +7240,7 @@
                 <w:sz w:val="18"/>
                 <w:szCs w:val="18"/>
               </w:rPr>
-              <w:t xml:space="preserve">stats.css, parcours-ui.css</w:t>
+              <w:t xml:space="preserve">wedging.css, parcours-ui.css</w:t>
             </w:r>
           </w:p>
         </w:tc>
@@ -7213,7 +7273,7 @@
                 <w:sz w:val="18"/>
                 <w:szCs w:val="18"/>
               </w:rPr>
-              <w:t xml:space="preserve">Zones d'appui sous 44 px : saisie détaillée de Stats (</w:t>
+              <w:t xml:space="preserve">Textes sous 11 px : </w:t>
             </w:r>
             <w:r>
               <w:rPr>
@@ -7223,17 +7283,17 @@
                 <w:sz w:val="17"/>
                 <w:szCs w:val="17"/>
               </w:rPr>
-              <w:t xml:space="preserve">.saisie-detaillee_field</w:t>
-            </w:r>
-            <w:r>
-              <w:rPr>
-                <w:rFonts w:ascii="Calibri" w:cs="Calibri" w:eastAsia="Calibri" w:hAnsi="Calibri"/>
-                <w:b w:val="false"/>
-                <w:bCs w:val="false"/>
-                <w:sz w:val="18"/>
-                <w:szCs w:val="18"/>
-              </w:rPr>
-              <w:t xml:space="preserve">, </w:t>
+              <w:t xml:space="preserve">.wg-radar-label-name</w:t>
+            </w:r>
+            <w:r>
+              <w:rPr>
+                <w:rFonts w:ascii="Calibri" w:cs="Calibri" w:eastAsia="Calibri" w:hAnsi="Calibri"/>
+                <w:b w:val="false"/>
+                <w:bCs w:val="false"/>
+                <w:sz w:val="18"/>
+                <w:szCs w:val="18"/>
+              </w:rPr>
+              <w:t xml:space="preserve"> (8,5), </w:t>
             </w:r>
             <w:r>
               <w:rPr>
@@ -7243,17 +7303,17 @@
                 <w:sz w:val="17"/>
                 <w:szCs w:val="17"/>
               </w:rPr>
-              <w:t xml:space="preserve">_lie</w:t>
-            </w:r>
-            <w:r>
-              <w:rPr>
-                <w:rFonts w:ascii="Calibri" w:cs="Calibri" w:eastAsia="Calibri" w:hAnsi="Calibri"/>
-                <w:b w:val="false"/>
-                <w:bCs w:val="false"/>
-                <w:sz w:val="18"/>
-                <w:szCs w:val="18"/>
-              </w:rPr>
-              <w:t xml:space="preserve">, </w:t>
+              <w:t xml:space="preserve">.wg-radar-value</w:t>
+            </w:r>
+            <w:r>
+              <w:rPr>
+                <w:rFonts w:ascii="Calibri" w:cs="Calibri" w:eastAsia="Calibri" w:hAnsi="Calibri"/>
+                <w:b w:val="false"/>
+                <w:bCs w:val="false"/>
+                <w:sz w:val="18"/>
+                <w:szCs w:val="18"/>
+              </w:rPr>
+              <w:t xml:space="preserve"> (9,5), </w:t>
             </w:r>
             <w:r>
               <w:rPr>
@@ -7263,17 +7323,17 @@
                 <w:sz w:val="17"/>
                 <w:szCs w:val="17"/>
               </w:rPr>
-              <w:t xml:space="preserve">_group</w:t>
-            </w:r>
-            <w:r>
-              <w:rPr>
-                <w:rFonts w:ascii="Calibri" w:cs="Calibri" w:eastAsia="Calibri" w:hAnsi="Calibri"/>
-                <w:b w:val="false"/>
-                <w:bCs w:val="false"/>
-                <w:sz w:val="18"/>
-                <w:szCs w:val="18"/>
-              </w:rPr>
-              <w:t xml:space="preserve">, </w:t>
+              <w:t xml:space="preserve">.wg-chart-axis-text</w:t>
+            </w:r>
+            <w:r>
+              <w:rPr>
+                <w:rFonts w:ascii="Calibri" w:cs="Calibri" w:eastAsia="Calibri" w:hAnsi="Calibri"/>
+                <w:b w:val="false"/>
+                <w:bCs w:val="false"/>
+                <w:sz w:val="18"/>
+                <w:szCs w:val="18"/>
+              </w:rPr>
+              <w:t xml:space="preserve"> (9), </w:t>
             </w:r>
             <w:r>
               <w:rPr>
@@ -7283,17 +7343,17 @@
                 <w:sz w:val="17"/>
                 <w:szCs w:val="17"/>
               </w:rPr>
-              <w:t xml:space="preserve">_shot-button</w:t>
-            </w:r>
-            <w:r>
-              <w:rPr>
-                <w:rFonts w:ascii="Calibri" w:cs="Calibri" w:eastAsia="Calibri" w:hAnsi="Calibri"/>
-                <w:b w:val="false"/>
-                <w:bCs w:val="false"/>
-                <w:sz w:val="18"/>
-                <w:szCs w:val="18"/>
-              </w:rPr>
-              <w:t xml:space="preserve">, 30 px, mise en page verrouillée sans défilement) et </w:t>
+              <w:t xml:space="preserve">.fw-mark</w:t>
+            </w:r>
+            <w:r>
+              <w:rPr>
+                <w:rFonts w:ascii="Calibri" w:cs="Calibri" w:eastAsia="Calibri" w:hAnsi="Calibri"/>
+                <w:b w:val="false"/>
+                <w:bCs w:val="false"/>
+                <w:sz w:val="18"/>
+                <w:szCs w:val="18"/>
+              </w:rPr>
+              <w:t xml:space="preserve"> et </w:t>
             </w:r>
             <w:r>
               <w:rPr>
@@ -7303,17 +7363,77 @@
                 <w:sz w:val="17"/>
                 <w:szCs w:val="17"/>
               </w:rPr>
-              <w:t xml:space="preserve">.mode-btn</w:t>
-            </w:r>
-            <w:r>
-              <w:rPr>
-                <w:rFonts w:ascii="Calibri" w:cs="Calibri" w:eastAsia="Calibri" w:hAnsi="Calibri"/>
-                <w:b w:val="false"/>
-                <w:bCs w:val="false"/>
-                <w:sz w:val="18"/>
-                <w:szCs w:val="18"/>
-              </w:rPr>
-              <w:t xml:space="preserve"> de Parcours (boutons ronds côte à côte).</w:t>
+              <w:t xml:space="preserve">.gr-mark</w:t>
+            </w:r>
+            <w:r>
+              <w:rPr>
+                <w:rFonts w:ascii="Calibri" w:cs="Calibri" w:eastAsia="Calibri" w:hAnsi="Calibri"/>
+                <w:b w:val="false"/>
+                <w:bCs w:val="false"/>
+                <w:sz w:val="18"/>
+                <w:szCs w:val="18"/>
+              </w:rPr>
+              <w:t xml:space="preserve"> (10), </w:t>
+            </w:r>
+            <w:r>
+              <w:rPr>
+                <w:rFonts w:ascii="Consolas" w:cs="Consolas" w:eastAsia="Consolas" w:hAnsi="Consolas"/>
+                <w:b w:val="false"/>
+                <w:bCs w:val="false"/>
+                <w:sz w:val="17"/>
+                <w:szCs w:val="17"/>
+              </w:rPr>
+              <w:t xml:space="preserve">.fw-ruler-label</w:t>
+            </w:r>
+            <w:r>
+              <w:rPr>
+                <w:rFonts w:ascii="Calibri" w:cs="Calibri" w:eastAsia="Calibri" w:hAnsi="Calibri"/>
+                <w:b w:val="false"/>
+                <w:bCs w:val="false"/>
+                <w:sz w:val="18"/>
+                <w:szCs w:val="18"/>
+              </w:rPr>
+              <w:t xml:space="preserve"> et </w:t>
+            </w:r>
+            <w:r>
+              <w:rPr>
+                <w:rFonts w:ascii="Consolas" w:cs="Consolas" w:eastAsia="Consolas" w:hAnsi="Consolas"/>
+                <w:b w:val="false"/>
+                <w:bCs w:val="false"/>
+                <w:sz w:val="17"/>
+                <w:szCs w:val="17"/>
+              </w:rPr>
+              <w:t xml:space="preserve">.gr-ring-label</w:t>
+            </w:r>
+            <w:r>
+              <w:rPr>
+                <w:rFonts w:ascii="Calibri" w:cs="Calibri" w:eastAsia="Calibri" w:hAnsi="Calibri"/>
+                <w:b w:val="false"/>
+                <w:bCs w:val="false"/>
+                <w:sz w:val="18"/>
+                <w:szCs w:val="18"/>
+              </w:rPr>
+              <w:t xml:space="preserve"> (9). Leur taille réelle dépend du </w:t>
+            </w:r>
+            <w:r>
+              <w:rPr>
+                <w:rFonts w:ascii="Consolas" w:cs="Consolas" w:eastAsia="Consolas" w:hAnsi="Consolas"/>
+                <w:b w:val="false"/>
+                <w:bCs w:val="false"/>
+                <w:sz w:val="17"/>
+                <w:szCs w:val="17"/>
+              </w:rPr>
+              <w:t xml:space="preserve">viewBox</w:t>
+            </w:r>
+            <w:r>
+              <w:rPr>
+                <w:rFonts w:ascii="Calibri" w:cs="Calibri" w:eastAsia="Calibri" w:hAnsi="Calibri"/>
+                <w:b w:val="false"/>
+                <w:bCs w:val="false"/>
+                <w:sz w:val="18"/>
+                <w:szCs w:val="18"/>
+              </w:rPr>
+              <w:t xml:space="preserve"> ou de la géométrie de la carte.</w:t>
             </w:r>
           </w:p>
         </w:tc>
@@ -7415,7 +7535,7 @@
                 <w:sz w:val="18"/>
                 <w:szCs w:val="18"/>
               </w:rPr>
-              <w:t xml:space="preserve">Toi : choisir le compromis de design et tester sur téléphone. Claude : ajuster.</w:t>
+              <w:t xml:space="preserve">Toi : m'envoyer des captures d'écran des graphiques et de la carte. Claude : régler les tailles.</w:t>
             </w:r>
           </w:p>
         </w:tc>
@@ -7453,7 +7573,7 @@
                 <w:sz w:val="18"/>
                 <w:szCs w:val="18"/>
               </w:rPr>
-              <w:t xml:space="preserve">66</w:t>
+              <w:t xml:space="preserve">23</w:t>
             </w:r>
           </w:p>
         </w:tc>
@@ -7486,7 +7606,7 @@
                 <w:sz w:val="18"/>
                 <w:szCs w:val="18"/>
               </w:rPr>
-              <w:t xml:space="preserve">gym.js</w:t>
+              <w:t xml:space="preserve">index.html</w:t>
             </w:r>
           </w:p>
         </w:tc>
@@ -7519,7 +7639,47 @@
                 <w:sz w:val="18"/>
                 <w:szCs w:val="18"/>
               </w:rPr>
-              <w:t xml:space="preserve">Reprise de séance automatique sans confirmation : seul le délai de 12 h ou la fin de séance efface le brouillon.</w:t>
+              <w:t xml:space="preserve">Zones de bord inactives : le script inline fait </w:t>
+            </w:r>
+            <w:r>
+              <w:rPr>
+                <w:rFonts w:ascii="Consolas" w:cs="Consolas" w:eastAsia="Consolas" w:hAnsi="Consolas"/>
+                <w:b w:val="false"/>
+                <w:bCs w:val="false"/>
+                <w:sz w:val="17"/>
+                <w:szCs w:val="17"/>
+              </w:rPr>
+              <w:t xml:space="preserve">preventDefault()</w:t>
+            </w:r>
+            <w:r>
+              <w:rPr>
+                <w:rFonts w:ascii="Calibri" w:cs="Calibri" w:eastAsia="Calibri" w:hAnsi="Calibri"/>
+                <w:b w:val="false"/>
+                <w:bCs w:val="false"/>
+                <w:sz w:val="18"/>
+                <w:szCs w:val="18"/>
+              </w:rPr>
+              <w:t xml:space="preserve"> sur tout </w:t>
+            </w:r>
+            <w:r>
+              <w:rPr>
+                <w:rFonts w:ascii="Consolas" w:cs="Consolas" w:eastAsia="Consolas" w:hAnsi="Consolas"/>
+                <w:b w:val="false"/>
+                <w:bCs w:val="false"/>
+                <w:sz w:val="17"/>
+                <w:szCs w:val="17"/>
+              </w:rPr>
+              <w:t xml:space="preserve">touchstart</w:t>
+            </w:r>
+            <w:r>
+              <w:rPr>
+                <w:rFonts w:ascii="Calibri" w:cs="Calibri" w:eastAsia="Calibri" w:hAnsi="Calibri"/>
+                <w:b w:val="false"/>
+                <w:bCs w:val="false"/>
+                <w:sz w:val="18"/>
+                <w:szCs w:val="18"/>
+              </w:rPr>
+              <w:t xml:space="preserve"> à moins de 16 px des bords gauche et droit ; un slider, une touche du pavé ou un doigt de zoom du Fairway qui démarre là est ignoré.</w:t>
             </w:r>
           </w:p>
         </w:tc>
@@ -7621,7 +7781,7 @@
                 <w:sz w:val="18"/>
                 <w:szCs w:val="18"/>
               </w:rPr>
-              <w:t xml:space="preserve">Toi : ajouter "Reprendre / Recommencer" ou garder tel quel. Claude : exécuter.</w:t>
+              <w:t xml:space="preserve">Toi : tester slider de distance, pavé numérique, zoom du Fairway. Claude : corriger si l'un d'eux est gêné.</w:t>
             </w:r>
           </w:p>
         </w:tc>
@@ -7659,7 +7819,7 @@
                 <w:sz w:val="18"/>
                 <w:szCs w:val="18"/>
               </w:rPr>
-              <w:t xml:space="preserve">54 (SVG)</w:t>
+              <w:t xml:space="preserve">67 / dépôt</w:t>
             </w:r>
           </w:p>
         </w:tc>
@@ -7692,7 +7852,7 @@
                 <w:sz w:val="18"/>
                 <w:szCs w:val="18"/>
               </w:rPr>
-              <w:t xml:space="preserve">wedging.css, parcours-ui.css</w:t>
+              <w:t xml:space="preserve">dépôt</w:t>
             </w:r>
           </w:p>
         </w:tc>
@@ -7725,7 +7885,7 @@
                 <w:sz w:val="18"/>
                 <w:szCs w:val="18"/>
               </w:rPr>
-              <w:t xml:space="preserve">Textes sous 11 px : </w:t>
+              <w:t xml:space="preserve">Un fichier mal placé ou déposé à la place d'un autre ne se voit qu'à l'écran de la page concernée (Chart.js hors de la racine, </w:t>
             </w:r>
             <w:r>
               <w:rPr>
@@ -7735,17 +7895,17 @@
                 <w:sz w:val="17"/>
                 <w:szCs w:val="17"/>
               </w:rPr>
-              <w:t xml:space="preserve">.wg-radar-label-name</w:t>
-            </w:r>
-            <w:r>
-              <w:rPr>
-                <w:rFonts w:ascii="Calibri" w:cs="Calibri" w:eastAsia="Calibri" w:hAnsi="Calibri"/>
-                <w:b w:val="false"/>
-                <w:bCs w:val="false"/>
-                <w:sz w:val="18"/>
-                <w:szCs w:val="18"/>
-              </w:rPr>
-              <w:t xml:space="preserve"> (8,5), </w:t>
+              <w:t xml:space="preserve">commun.css</w:t>
+            </w:r>
+            <w:r>
+              <w:rPr>
+                <w:rFonts w:ascii="Calibri" w:cs="Calibri" w:eastAsia="Calibri" w:hAnsi="Calibri"/>
+                <w:b w:val="false"/>
+                <w:bCs w:val="false"/>
+                <w:sz w:val="18"/>
+                <w:szCs w:val="18"/>
+              </w:rPr>
+              <w:t xml:space="preserve"> écrasé par une copie de </w:t>
             </w:r>
             <w:r>
               <w:rPr>
@@ -7755,137 +7915,17 @@
                 <w:sz w:val="17"/>
                 <w:szCs w:val="17"/>
               </w:rPr>
-              <w:t xml:space="preserve">.wg-radar-value</w:t>
-            </w:r>
-            <w:r>
-              <w:rPr>
-                <w:rFonts w:ascii="Calibri" w:cs="Calibri" w:eastAsia="Calibri" w:hAnsi="Calibri"/>
-                <w:b w:val="false"/>
-                <w:bCs w:val="false"/>
-                <w:sz w:val="18"/>
-                <w:szCs w:val="18"/>
-              </w:rPr>
-              <w:t xml:space="preserve"> (9,5), </w:t>
-            </w:r>
-            <w:r>
-              <w:rPr>
-                <w:rFonts w:ascii="Consolas" w:cs="Consolas" w:eastAsia="Consolas" w:hAnsi="Consolas"/>
-                <w:b w:val="false"/>
-                <w:bCs w:val="false"/>
-                <w:sz w:val="17"/>
-                <w:szCs w:val="17"/>
-              </w:rPr>
-              <w:t xml:space="preserve">.wg-chart-axis-text</w:t>
-            </w:r>
-            <w:r>
-              <w:rPr>
-                <w:rFonts w:ascii="Calibri" w:cs="Calibri" w:eastAsia="Calibri" w:hAnsi="Calibri"/>
-                <w:b w:val="false"/>
-                <w:bCs w:val="false"/>
-                <w:sz w:val="18"/>
-                <w:szCs w:val="18"/>
-              </w:rPr>
-              <w:t xml:space="preserve"> (9), </w:t>
-            </w:r>
-            <w:r>
-              <w:rPr>
-                <w:rFonts w:ascii="Consolas" w:cs="Consolas" w:eastAsia="Consolas" w:hAnsi="Consolas"/>
-                <w:b w:val="false"/>
-                <w:bCs w:val="false"/>
-                <w:sz w:val="17"/>
-                <w:szCs w:val="17"/>
-              </w:rPr>
-              <w:t xml:space="preserve">.fw-mark</w:t>
-            </w:r>
-            <w:r>
-              <w:rPr>
-                <w:rFonts w:ascii="Calibri" w:cs="Calibri" w:eastAsia="Calibri" w:hAnsi="Calibri"/>
-                <w:b w:val="false"/>
-                <w:bCs w:val="false"/>
-                <w:sz w:val="18"/>
-                <w:szCs w:val="18"/>
-              </w:rPr>
-              <w:t xml:space="preserve"> et </w:t>
-            </w:r>
-            <w:r>
-              <w:rPr>
-                <w:rFonts w:ascii="Consolas" w:cs="Consolas" w:eastAsia="Consolas" w:hAnsi="Consolas"/>
-                <w:b w:val="false"/>
-                <w:bCs w:val="false"/>
-                <w:sz w:val="17"/>
-                <w:szCs w:val="17"/>
-              </w:rPr>
-              <w:t xml:space="preserve">.gr-mark</w:t>
-            </w:r>
-            <w:r>
-              <w:rPr>
-                <w:rFonts w:ascii="Calibri" w:cs="Calibri" w:eastAsia="Calibri" w:hAnsi="Calibri"/>
-                <w:b w:val="false"/>
-                <w:bCs w:val="false"/>
-                <w:sz w:val="18"/>
-                <w:szCs w:val="18"/>
-              </w:rPr>
-              <w:t xml:space="preserve"> (10), </w:t>
-            </w:r>
-            <w:r>
-              <w:rPr>
-                <w:rFonts w:ascii="Consolas" w:cs="Consolas" w:eastAsia="Consolas" w:hAnsi="Consolas"/>
-                <w:b w:val="false"/>
-                <w:bCs w:val="false"/>
-                <w:sz w:val="17"/>
-                <w:szCs w:val="17"/>
-              </w:rPr>
-              <w:t xml:space="preserve">.fw-ruler-label</w:t>
-            </w:r>
-            <w:r>
-              <w:rPr>
-                <w:rFonts w:ascii="Calibri" w:cs="Calibri" w:eastAsia="Calibri" w:hAnsi="Calibri"/>
-                <w:b w:val="false"/>
-                <w:bCs w:val="false"/>
-                <w:sz w:val="18"/>
-                <w:szCs w:val="18"/>
-              </w:rPr>
-              <w:t xml:space="preserve"> et </w:t>
-            </w:r>
-            <w:r>
-              <w:rPr>
-                <w:rFonts w:ascii="Consolas" w:cs="Consolas" w:eastAsia="Consolas" w:hAnsi="Consolas"/>
-                <w:b w:val="false"/>
-                <w:bCs w:val="false"/>
-                <w:sz w:val="17"/>
-                <w:szCs w:val="17"/>
-              </w:rPr>
-              <w:t xml:space="preserve">.gr-ring-label</w:t>
-            </w:r>
-            <w:r>
-              <w:rPr>
-                <w:rFonts w:ascii="Calibri" w:cs="Calibri" w:eastAsia="Calibri" w:hAnsi="Calibri"/>
-                <w:b w:val="false"/>
-                <w:bCs w:val="false"/>
-                <w:sz w:val="18"/>
-                <w:szCs w:val="18"/>
-              </w:rPr>
-              <w:t xml:space="preserve"> (9). Leur taille réelle dépend du </w:t>
-            </w:r>
-            <w:r>
-              <w:rPr>
-                <w:rFonts w:ascii="Consolas" w:cs="Consolas" w:eastAsia="Consolas" w:hAnsi="Consolas"/>
-                <w:b w:val="false"/>
-                <w:bCs w:val="false"/>
-                <w:sz w:val="17"/>
-                <w:szCs w:val="17"/>
-              </w:rPr>
-              <w:t xml:space="preserve">viewBox</w:t>
-            </w:r>
-            <w:r>
-              <w:rPr>
-                <w:rFonts w:ascii="Calibri" w:cs="Calibri" w:eastAsia="Calibri" w:hAnsi="Calibri"/>
-                <w:b w:val="false"/>
-                <w:bCs w:val="false"/>
-                <w:sz w:val="18"/>
-                <w:szCs w:val="18"/>
-              </w:rPr>
-              <w:t xml:space="preserve"> ou de la géométrie de la carte.</w:t>
+              <w:t xml:space="preserve">base.css</w:t>
+            </w:r>
+            <w:r>
+              <w:rPr>
+                <w:rFonts w:ascii="Calibri" w:cs="Calibri" w:eastAsia="Calibri" w:hAnsi="Calibri"/>
+                <w:b w:val="false"/>
+                <w:bCs w:val="false"/>
+                <w:sz w:val="18"/>
+                <w:szCs w:val="18"/>
+              </w:rPr>
+              <w:t xml:space="preserve">).</w:t>
             </w:r>
           </w:p>
         </w:tc>
@@ -7954,7 +7994,7 @@
                 <w:sz w:val="18"/>
                 <w:szCs w:val="18"/>
               </w:rPr>
-              <w:t xml:space="preserve">Propriétaire → Claude</w:t>
+              <w:t xml:space="preserve">Propriétaire</w:t>
             </w:r>
           </w:p>
         </w:tc>
@@ -7987,7 +8027,7 @@
                 <w:sz w:val="18"/>
                 <w:szCs w:val="18"/>
               </w:rPr>
-              <w:t xml:space="preserve">Toi : m'envoyer des captures d'écran des graphiques et de la carte. Claude : régler les tailles.</w:t>
+              <w:t xml:space="preserve">Toi : avant chaque commit, comparer la taille des fichiers modifiés.</w:t>
             </w:r>
           </w:p>
         </w:tc>
@@ -8025,7 +8065,7 @@
                 <w:sz w:val="18"/>
                 <w:szCs w:val="18"/>
               </w:rPr>
-              <w:t xml:space="preserve">23</w:t>
+              <w:t xml:space="preserve">Stats : fond du green</w:t>
             </w:r>
           </w:p>
         </w:tc>
@@ -8058,7 +8098,7 @@
                 <w:sz w:val="18"/>
                 <w:szCs w:val="18"/>
               </w:rPr>
-              <w:t xml:space="preserve">index.html</w:t>
+              <w:t xml:space="preserve">stats.js, images/</w:t>
             </w:r>
           </w:p>
         </w:tc>
@@ -8091,47 +8131,7 @@
                 <w:sz w:val="18"/>
                 <w:szCs w:val="18"/>
               </w:rPr>
-              <w:t xml:space="preserve">Zones de bord inactives : le script inline fait </w:t>
-            </w:r>
-            <w:r>
-              <w:rPr>
-                <w:rFonts w:ascii="Consolas" w:cs="Consolas" w:eastAsia="Consolas" w:hAnsi="Consolas"/>
-                <w:b w:val="false"/>
-                <w:bCs w:val="false"/>
-                <w:sz w:val="17"/>
-                <w:szCs w:val="17"/>
-              </w:rPr>
-              <w:t xml:space="preserve">preventDefault()</w:t>
-            </w:r>
-            <w:r>
-              <w:rPr>
-                <w:rFonts w:ascii="Calibri" w:cs="Calibri" w:eastAsia="Calibri" w:hAnsi="Calibri"/>
-                <w:b w:val="false"/>
-                <w:bCs w:val="false"/>
-                <w:sz w:val="18"/>
-                <w:szCs w:val="18"/>
-              </w:rPr>
-              <w:t xml:space="preserve"> sur tout </w:t>
-            </w:r>
-            <w:r>
-              <w:rPr>
-                <w:rFonts w:ascii="Consolas" w:cs="Consolas" w:eastAsia="Consolas" w:hAnsi="Consolas"/>
-                <w:b w:val="false"/>
-                <w:bCs w:val="false"/>
-                <w:sz w:val="17"/>
-                <w:szCs w:val="17"/>
-              </w:rPr>
-              <w:t xml:space="preserve">touchstart</w:t>
-            </w:r>
-            <w:r>
-              <w:rPr>
-                <w:rFonts w:ascii="Calibri" w:cs="Calibri" w:eastAsia="Calibri" w:hAnsi="Calibri"/>
-                <w:b w:val="false"/>
-                <w:bCs w:val="false"/>
-                <w:sz w:val="18"/>
-                <w:szCs w:val="18"/>
-              </w:rPr>
-              <w:t xml:space="preserve"> à moins de 16 px des bords gauche et droit ; un slider, une touche du pavé ou un doigt de zoom du Fairway qui démarre là est ignoré.</w:t>
+              <w:t xml:space="preserve">Image FondGreenRond.webp à remettre pour les greens en régulation. Dans le dépôt, le fichier existe et est posé aux trois endroits de stats.js (saisie rapide « Green en régulation », saisie détaillée « Green », aperçu Multi « Attaque de green » et roues) : rien n'y manque. Cause non trouvée par lecture du code.</w:t>
             </w:r>
           </w:p>
         </w:tc>
@@ -8233,7 +8233,7 @@
                 <w:sz w:val="18"/>
                 <w:szCs w:val="18"/>
               </w:rPr>
-              <w:t xml:space="preserve">Toi : tester slider de distance, pavé numérique, zoom du Fairway. Claude : corriger si l'un d'eux est gêné.</w:t>
+              <w:t xml:space="preserve">Toi : me dire sur quel écran l'image manque (capture) et si ton stats.js local diffère de celui du dépôt. Claude : corriger.</w:t>
             </w:r>
           </w:p>
         </w:tc>
@@ -8271,7 +8271,7 @@
                 <w:sz w:val="18"/>
                 <w:szCs w:val="18"/>
               </w:rPr>
-              <w:t xml:space="preserve">67 / dépôt</w:t>
+              <w:t xml:space="preserve">Menus ⋯ Stats et Accueil</w:t>
             </w:r>
           </w:p>
         </w:tc>
@@ -8304,7 +8304,7 @@
                 <w:sz w:val="18"/>
                 <w:szCs w:val="18"/>
               </w:rPr>
-              <w:t xml:space="preserve">dépôt</w:t>
+              <w:t xml:space="preserve">stats.js, HomePage.js</w:t>
             </w:r>
           </w:p>
         </w:tc>
@@ -8337,47 +8337,7 @@
                 <w:sz w:val="18"/>
                 <w:szCs w:val="18"/>
               </w:rPr>
-              <w:t xml:space="preserve">Un fichier mal placé ou déposé à la place d'un autre ne se voit qu'à l'écran de la page concernée (Chart.js hors de la racine, </w:t>
-            </w:r>
-            <w:r>
-              <w:rPr>
-                <w:rFonts w:ascii="Consolas" w:cs="Consolas" w:eastAsia="Consolas" w:hAnsi="Consolas"/>
-                <w:b w:val="false"/>
-                <w:bCs w:val="false"/>
-                <w:sz w:val="17"/>
-                <w:szCs w:val="17"/>
-              </w:rPr>
-              <w:t xml:space="preserve">commun.css</w:t>
-            </w:r>
-            <w:r>
-              <w:rPr>
-                <w:rFonts w:ascii="Calibri" w:cs="Calibri" w:eastAsia="Calibri" w:hAnsi="Calibri"/>
-                <w:b w:val="false"/>
-                <w:bCs w:val="false"/>
-                <w:sz w:val="18"/>
-                <w:szCs w:val="18"/>
-              </w:rPr>
-              <w:t xml:space="preserve"> écrasé par une copie de </w:t>
-            </w:r>
-            <w:r>
-              <w:rPr>
-                <w:rFonts w:ascii="Consolas" w:cs="Consolas" w:eastAsia="Consolas" w:hAnsi="Consolas"/>
-                <w:b w:val="false"/>
-                <w:bCs w:val="false"/>
-                <w:sz w:val="17"/>
-                <w:szCs w:val="17"/>
-              </w:rPr>
-              <w:t xml:space="preserve">base.css</w:t>
-            </w:r>
-            <w:r>
-              <w:rPr>
-                <w:rFonts w:ascii="Calibri" w:cs="Calibri" w:eastAsia="Calibri" w:hAnsi="Calibri"/>
-                <w:b w:val="false"/>
-                <w:bCs w:val="false"/>
-                <w:sz w:val="18"/>
-                <w:szCs w:val="18"/>
-              </w:rPr>
-              <w:t xml:space="preserve">).</w:t>
+              <w:t xml:space="preserve">Pas de bouton ⋯ dans l'en-tête de Stats ni dans l'Accueil : aucun menu de réglages d'affichage (blocs du dashboard, fenêtre de calcul, tuiles de l'Accueil).</w:t>
             </w:r>
           </w:p>
         </w:tc>
@@ -8446,7 +8406,7 @@
                 <w:sz w:val="18"/>
                 <w:szCs w:val="18"/>
               </w:rPr>
-              <w:t xml:space="preserve">Propriétaire</w:t>
+              <w:t xml:space="preserve">Propriétaire → Claude</w:t>
             </w:r>
           </w:p>
         </w:tc>
@@ -8479,7 +8439,213 @@
                 <w:sz w:val="18"/>
                 <w:szCs w:val="18"/>
               </w:rPr>
-              <w:t xml:space="preserve">Toi : avant chaque commit, comparer la taille des fichiers modifiés.</w:t>
+              <w:t xml:space="preserve">Toi : décider d'ajouter ces menus. Claude : les construire sur appSheet().</w:t>
+            </w:r>
+          </w:p>
+        </w:tc>
+      </w:tr>
+      <w:tr>
+        <w:trPr>
+          <w:cantSplit/>
+        </w:trPr>
+        <w:tc>
+          <w:tcPr>
+            <w:tcW w:type="dxa" w:w="1500"/>
+            <w:tcBorders>
+              <w:top w:val="single" w:color="BFBFBF" w:sz="4"/>
+              <w:left w:val="single" w:color="BFBFBF" w:sz="4"/>
+              <w:bottom w:val="single" w:color="BFBFBF" w:sz="4"/>
+              <w:right w:val="single" w:color="BFBFBF" w:sz="4"/>
+            </w:tcBorders>
+            <w:tcMar>
+              <w:top w:type="dxa" w:w="70"/>
+              <w:left w:type="dxa" w:w="100"/>
+              <w:bottom w:type="dxa" w:w="70"/>
+              <w:right w:type="dxa" w:w="100"/>
+            </w:tcMar>
+            <w:vAlign w:val="top"/>
+          </w:tcPr>
+          <w:p>
+            <w:pPr>
+              <w:spacing w:after="0"/>
+            </w:pPr>
+            <w:r>
+              <w:rPr>
+                <w:rFonts w:ascii="Calibri" w:cs="Calibri" w:eastAsia="Calibri" w:hAnsi="Calibri"/>
+                <w:b/>
+                <w:bCs/>
+                <w:sz w:val="18"/>
+                <w:szCs w:val="18"/>
+              </w:rPr>
+              <w:t xml:space="preserve">Menus ⋯ options non faites</w:t>
+            </w:r>
+          </w:p>
+        </w:tc>
+        <w:tc>
+          <w:tcPr>
+            <w:tcW w:type="dxa" w:w="2100"/>
+            <w:tcBorders>
+              <w:top w:val="single" w:color="BFBFBF" w:sz="4"/>
+              <w:left w:val="single" w:color="BFBFBF" w:sz="4"/>
+              <w:bottom w:val="single" w:color="BFBFBF" w:sz="4"/>
+              <w:right w:val="single" w:color="BFBFBF" w:sz="4"/>
+            </w:tcBorders>
+            <w:tcMar>
+              <w:top w:type="dxa" w:w="70"/>
+              <w:left w:type="dxa" w:w="100"/>
+              <w:bottom w:type="dxa" w:w="70"/>
+              <w:right w:type="dxa" w:w="100"/>
+            </w:tcMar>
+            <w:vAlign w:val="top"/>
+          </w:tcPr>
+          <w:p>
+            <w:pPr>
+              <w:spacing w:after="0"/>
+            </w:pPr>
+            <w:r>
+              <w:rPr>
+                <w:rFonts w:ascii="Calibri" w:cs="Calibri" w:eastAsia="Calibri" w:hAnsi="Calibri"/>
+                <w:b w:val="false"/>
+                <w:bCs w:val="false"/>
+                <w:sz w:val="18"/>
+                <w:szCs w:val="18"/>
+              </w:rPr>
+              <w:t xml:space="preserve">wedging.js, putting.js, gym.js, parcours-ui.js</w:t>
+            </w:r>
+          </w:p>
+        </w:tc>
+        <w:tc>
+          <w:tcPr>
+            <w:tcW w:type="dxa" w:w="5600"/>
+            <w:tcBorders>
+              <w:top w:val="single" w:color="BFBFBF" w:sz="4"/>
+              <w:left w:val="single" w:color="BFBFBF" w:sz="4"/>
+              <w:bottom w:val="single" w:color="BFBFBF" w:sz="4"/>
+              <w:right w:val="single" w:color="BFBFBF" w:sz="4"/>
+            </w:tcBorders>
+            <w:tcMar>
+              <w:top w:type="dxa" w:w="70"/>
+              <w:left w:type="dxa" w:w="100"/>
+              <w:bottom w:type="dxa" w:w="70"/>
+              <w:right w:type="dxa" w:w="100"/>
+            </w:tcMar>
+            <w:vAlign w:val="top"/>
+          </w:tcPr>
+          <w:p>
+            <w:pPr>
+              <w:spacing w:after="0"/>
+            </w:pPr>
+            <w:r>
+              <w:rPr>
+                <w:rFonts w:ascii="Calibri" w:cs="Calibri" w:eastAsia="Calibri" w:hAnsi="Calibri"/>
+                <w:b w:val="false"/>
+                <w:bCs w:val="false"/>
+                <w:sz w:val="18"/>
+                <w:szCs w:val="18"/>
+              </w:rPr>
+              <w:t xml:space="preserve">Non faits : « wedge par défaut » (Wedging n'enregistre aucun club), indicateur Putting « réussite par distance » (pas de carte à ce nom), « programme épinglé » de Gym distinct du programme en cours, mélange des zones et des outils dans un même ordre (Parcours).</w:t>
+            </w:r>
+          </w:p>
+        </w:tc>
+        <w:tc>
+          <w:tcPr>
+            <w:tcW w:type="dxa" w:w="1100"/>
+            <w:tcBorders>
+              <w:top w:val="single" w:color="BFBFBF" w:sz="4"/>
+              <w:left w:val="single" w:color="BFBFBF" w:sz="4"/>
+              <w:bottom w:val="single" w:color="BFBFBF" w:sz="4"/>
+              <w:right w:val="single" w:color="BFBFBF" w:sz="4"/>
+            </w:tcBorders>
+            <w:shd w:fill="FFC7CE" w:color="auto" w:val="clear"/>
+            <w:tcMar>
+              <w:top w:type="dxa" w:w="70"/>
+              <w:left w:type="dxa" w:w="100"/>
+              <w:bottom w:type="dxa" w:w="70"/>
+              <w:right w:type="dxa" w:w="100"/>
+            </w:tcMar>
+            <w:vAlign w:val="center"/>
+          </w:tcPr>
+          <w:p>
+            <w:pPr>
+              <w:spacing w:after="0"/>
+              <w:jc w:val="center"/>
+            </w:pPr>
+            <w:r>
+              <w:rPr>
+                <w:rFonts w:ascii="Calibri" w:cs="Calibri" w:eastAsia="Calibri" w:hAnsi="Calibri"/>
+                <w:b/>
+                <w:bCs/>
+                <w:color w:val="9C0006"/>
+                <w:sz w:val="18"/>
+                <w:szCs w:val="18"/>
+              </w:rPr>
+              <w:t xml:space="preserve">À faire</w:t>
+            </w:r>
+          </w:p>
+        </w:tc>
+        <w:tc>
+          <w:tcPr>
+            <w:tcW w:type="dxa" w:w="1700"/>
+            <w:tcBorders>
+              <w:top w:val="single" w:color="BFBFBF" w:sz="4"/>
+              <w:left w:val="single" w:color="BFBFBF" w:sz="4"/>
+              <w:bottom w:val="single" w:color="BFBFBF" w:sz="4"/>
+              <w:right w:val="single" w:color="BFBFBF" w:sz="4"/>
+            </w:tcBorders>
+            <w:tcMar>
+              <w:top w:type="dxa" w:w="70"/>
+              <w:left w:type="dxa" w:w="100"/>
+              <w:bottom w:type="dxa" w:w="70"/>
+              <w:right w:type="dxa" w:w="100"/>
+            </w:tcMar>
+            <w:vAlign w:val="top"/>
+          </w:tcPr>
+          <w:p>
+            <w:pPr>
+              <w:spacing w:after="0"/>
+            </w:pPr>
+            <w:r>
+              <w:rPr>
+                <w:rFonts w:ascii="Calibri" w:cs="Calibri" w:eastAsia="Calibri" w:hAnsi="Calibri"/>
+                <w:b w:val="false"/>
+                <w:bCs w:val="false"/>
+                <w:sz w:val="18"/>
+                <w:szCs w:val="18"/>
+              </w:rPr>
+              <w:t xml:space="preserve">Propriétaire → Claude</w:t>
+            </w:r>
+          </w:p>
+        </w:tc>
+        <w:tc>
+          <w:tcPr>
+            <w:tcW w:type="dxa" w:w="3398"/>
+            <w:tcBorders>
+              <w:top w:val="single" w:color="BFBFBF" w:sz="4"/>
+              <w:left w:val="single" w:color="BFBFBF" w:sz="4"/>
+              <w:bottom w:val="single" w:color="BFBFBF" w:sz="4"/>
+              <w:right w:val="single" w:color="BFBFBF" w:sz="4"/>
+            </w:tcBorders>
+            <w:tcMar>
+              <w:top w:type="dxa" w:w="70"/>
+              <w:left w:type="dxa" w:w="100"/>
+              <w:bottom w:type="dxa" w:w="70"/>
+              <w:right w:type="dxa" w:w="100"/>
+            </w:tcMar>
+            <w:vAlign w:val="top"/>
+          </w:tcPr>
+          <w:p>
+            <w:pPr>
+              <w:spacing w:after="0"/>
+            </w:pPr>
+            <w:r>
+              <w:rPr>
+                <w:rFonts w:ascii="Calibri" w:cs="Calibri" w:eastAsia="Calibri" w:hAnsi="Calibri"/>
+                <w:b w:val="false"/>
+                <w:bCs w:val="false"/>
+                <w:sz w:val="18"/>
+                <w:szCs w:val="18"/>
+              </w:rPr>
+              <w:t xml:space="preserve">Toi : dire lesquelles tu veux garder et ce qu'elles doivent faire. Claude : exécuter.</w:t>
             </w:r>
           </w:p>
         </w:tc>
@@ -9573,6 +9739,624 @@
           </w:p>
         </w:tc>
       </w:tr>
+      <w:tr>
+        <w:trPr>
+          <w:cantSplit/>
+        </w:trPr>
+        <w:tc>
+          <w:tcPr>
+            <w:tcW w:type="dxa" w:w="1500"/>
+            <w:tcBorders>
+              <w:top w:val="single" w:color="BFBFBF" w:sz="4"/>
+              <w:left w:val="single" w:color="BFBFBF" w:sz="4"/>
+              <w:bottom w:val="single" w:color="BFBFBF" w:sz="4"/>
+              <w:right w:val="single" w:color="BFBFBF" w:sz="4"/>
+            </w:tcBorders>
+            <w:tcMar>
+              <w:top w:type="dxa" w:w="70"/>
+              <w:left w:type="dxa" w:w="100"/>
+              <w:bottom w:type="dxa" w:w="70"/>
+              <w:right w:type="dxa" w:w="100"/>
+            </w:tcMar>
+            <w:vAlign w:val="top"/>
+          </w:tcPr>
+          <w:p>
+            <w:pPr>
+              <w:spacing w:after="0"/>
+            </w:pPr>
+            <w:r>
+              <w:rPr>
+                <w:rFonts w:ascii="Calibri" w:cs="Calibri" w:eastAsia="Calibri" w:hAnsi="Calibri"/>
+                <w:b/>
+                <w:bCs/>
+                <w:sz w:val="18"/>
+                <w:szCs w:val="18"/>
+              </w:rPr>
+              <w:t xml:space="preserve">41, 42</w:t>
+            </w:r>
+          </w:p>
+        </w:tc>
+        <w:tc>
+          <w:tcPr>
+            <w:tcW w:type="dxa" w:w="2100"/>
+            <w:tcBorders>
+              <w:top w:val="single" w:color="BFBFBF" w:sz="4"/>
+              <w:left w:val="single" w:color="BFBFBF" w:sz="4"/>
+              <w:bottom w:val="single" w:color="BFBFBF" w:sz="4"/>
+              <w:right w:val="single" w:color="BFBFBF" w:sz="4"/>
+            </w:tcBorders>
+            <w:tcMar>
+              <w:top w:type="dxa" w:w="70"/>
+              <w:left w:type="dxa" w:w="100"/>
+              <w:bottom w:type="dxa" w:w="70"/>
+              <w:right w:type="dxa" w:w="100"/>
+            </w:tcMar>
+            <w:vAlign w:val="top"/>
+          </w:tcPr>
+          <w:p>
+            <w:pPr>
+              <w:spacing w:after="0"/>
+            </w:pPr>
+            <w:r>
+              <w:rPr>
+                <w:rFonts w:ascii="Calibri" w:cs="Calibri" w:eastAsia="Calibri" w:hAnsi="Calibri"/>
+                <w:b w:val="false"/>
+                <w:bCs w:val="false"/>
+                <w:sz w:val="18"/>
+                <w:szCs w:val="18"/>
+              </w:rPr>
+              <w:t xml:space="preserve">commun.js, putting.js, wedging.js, parcours-ui.js, gym.js</w:t>
+            </w:r>
+          </w:p>
+        </w:tc>
+        <w:tc>
+          <w:tcPr>
+            <w:tcW w:type="dxa" w:w="5600"/>
+            <w:tcBorders>
+              <w:top w:val="single" w:color="BFBFBF" w:sz="4"/>
+              <w:left w:val="single" w:color="BFBFBF" w:sz="4"/>
+              <w:bottom w:val="single" w:color="BFBFBF" w:sz="4"/>
+              <w:right w:val="single" w:color="BFBFBF" w:sz="4"/>
+            </w:tcBorders>
+            <w:tcMar>
+              <w:top w:type="dxa" w:w="70"/>
+              <w:left w:type="dxa" w:w="100"/>
+              <w:bottom w:type="dxa" w:w="70"/>
+              <w:right w:type="dxa" w:w="100"/>
+            </w:tcMar>
+            <w:vAlign w:val="top"/>
+          </w:tcPr>
+          <w:p>
+            <w:pPr>
+              <w:spacing w:after="0"/>
+            </w:pPr>
+            <w:r>
+              <w:rPr>
+                <w:rFonts w:ascii="Calibri" w:cs="Calibri" w:eastAsia="Calibri" w:hAnsi="Calibri"/>
+                <w:b w:val="false"/>
+                <w:bCs w:val="false"/>
+                <w:sz w:val="18"/>
+                <w:szCs w:val="18"/>
+              </w:rPr>
+              <w:t xml:space="preserve">Menus ⋯ des headers (Putting, Wedging, Parcours, Gym), réglages d'affichage dans une feuille qui monte du bas, enregistrés sur l'appareil. Gym : unité kg / lb, repos par défaut, programme en cours. Parcours : ordre des outils, unité m / yd, texte plus grand, contraste renforcé.</w:t>
+            </w:r>
+          </w:p>
+        </w:tc>
+        <w:tc>
+          <w:tcPr>
+            <w:tcW w:type="dxa" w:w="1100"/>
+            <w:tcBorders>
+              <w:top w:val="single" w:color="BFBFBF" w:sz="4"/>
+              <w:left w:val="single" w:color="BFBFBF" w:sz="4"/>
+              <w:bottom w:val="single" w:color="BFBFBF" w:sz="4"/>
+              <w:right w:val="single" w:color="BFBFBF" w:sz="4"/>
+            </w:tcBorders>
+            <w:shd w:fill="FFEB9C" w:color="auto" w:val="clear"/>
+            <w:tcMar>
+              <w:top w:type="dxa" w:w="70"/>
+              <w:left w:type="dxa" w:w="100"/>
+              <w:bottom w:type="dxa" w:w="70"/>
+              <w:right w:type="dxa" w:w="100"/>
+            </w:tcMar>
+            <w:vAlign w:val="center"/>
+          </w:tcPr>
+          <w:p>
+            <w:pPr>
+              <w:spacing w:after="0"/>
+              <w:jc w:val="center"/>
+            </w:pPr>
+            <w:r>
+              <w:rPr>
+                <w:rFonts w:ascii="Calibri" w:cs="Calibri" w:eastAsia="Calibri" w:hAnsi="Calibri"/>
+                <w:b/>
+                <w:bCs/>
+                <w:color w:val="7A4A00"/>
+                <w:sz w:val="18"/>
+                <w:szCs w:val="18"/>
+              </w:rPr>
+              <w:t xml:space="preserve">En cours</w:t>
+            </w:r>
+          </w:p>
+        </w:tc>
+        <w:tc>
+          <w:tcPr>
+            <w:tcW w:type="dxa" w:w="1700"/>
+            <w:tcBorders>
+              <w:top w:val="single" w:color="BFBFBF" w:sz="4"/>
+              <w:left w:val="single" w:color="BFBFBF" w:sz="4"/>
+              <w:bottom w:val="single" w:color="BFBFBF" w:sz="4"/>
+              <w:right w:val="single" w:color="BFBFBF" w:sz="4"/>
+            </w:tcBorders>
+            <w:tcMar>
+              <w:top w:type="dxa" w:w="70"/>
+              <w:left w:type="dxa" w:w="100"/>
+              <w:bottom w:type="dxa" w:w="70"/>
+              <w:right w:type="dxa" w:w="100"/>
+            </w:tcMar>
+            <w:vAlign w:val="top"/>
+          </w:tcPr>
+          <w:p>
+            <w:pPr>
+              <w:spacing w:after="0"/>
+            </w:pPr>
+            <w:r>
+              <w:rPr>
+                <w:rFonts w:ascii="Calibri" w:cs="Calibri" w:eastAsia="Calibri" w:hAnsi="Calibri"/>
+                <w:b w:val="false"/>
+                <w:bCs w:val="false"/>
+                <w:sz w:val="18"/>
+                <w:szCs w:val="18"/>
+              </w:rPr>
+              <w:t xml:space="preserve">Propriétaire</w:t>
+            </w:r>
+          </w:p>
+        </w:tc>
+        <w:tc>
+          <w:tcPr>
+            <w:tcW w:type="dxa" w:w="3398"/>
+            <w:tcBorders>
+              <w:top w:val="single" w:color="BFBFBF" w:sz="4"/>
+              <w:left w:val="single" w:color="BFBFBF" w:sz="4"/>
+              <w:bottom w:val="single" w:color="BFBFBF" w:sz="4"/>
+              <w:right w:val="single" w:color="BFBFBF" w:sz="4"/>
+            </w:tcBorders>
+            <w:tcMar>
+              <w:top w:type="dxa" w:w="70"/>
+              <w:left w:type="dxa" w:w="100"/>
+              <w:bottom w:type="dxa" w:w="70"/>
+              <w:right w:type="dxa" w:w="100"/>
+            </w:tcMar>
+            <w:vAlign w:val="top"/>
+          </w:tcPr>
+          <w:p>
+            <w:pPr>
+              <w:spacing w:after="0"/>
+            </w:pPr>
+            <w:r>
+              <w:rPr>
+                <w:rFonts w:ascii="Calibri" w:cs="Calibri" w:eastAsia="Calibri" w:hAnsi="Calibri"/>
+                <w:b w:val="false"/>
+                <w:bCs w:val="false"/>
+                <w:sz w:val="18"/>
+                <w:szCs w:val="18"/>
+              </w:rPr>
+              <w:t xml:space="preserve">Tester sur téléphone, en sombre et en clair : ouvrir chaque ⋯, changer chaque réglage, fermer et rouvrir. Gym : passer en lb, saisir une série, vérifier le récap, la progression et les objectifs. Parcours : texte plus grand et contraste, surtout les marques du Fairway et du Green. Wedging : « Voir mes analyses » et le pas de 10 m.</w:t>
+            </w:r>
+          </w:p>
+        </w:tc>
+      </w:tr>
+      <w:tr>
+        <w:trPr>
+          <w:cantSplit/>
+        </w:trPr>
+        <w:tc>
+          <w:tcPr>
+            <w:tcW w:type="dxa" w:w="1500"/>
+            <w:tcBorders>
+              <w:top w:val="single" w:color="BFBFBF" w:sz="4"/>
+              <w:left w:val="single" w:color="BFBFBF" w:sz="4"/>
+              <w:bottom w:val="single" w:color="BFBFBF" w:sz="4"/>
+              <w:right w:val="single" w:color="BFBFBF" w:sz="4"/>
+            </w:tcBorders>
+            <w:tcMar>
+              <w:top w:type="dxa" w:w="70"/>
+              <w:left w:type="dxa" w:w="100"/>
+              <w:bottom w:type="dxa" w:w="70"/>
+              <w:right w:type="dxa" w:w="100"/>
+            </w:tcMar>
+            <w:vAlign w:val="top"/>
+          </w:tcPr>
+          <w:p>
+            <w:pPr>
+              <w:spacing w:after="0"/>
+            </w:pPr>
+            <w:r>
+              <w:rPr>
+                <w:rFonts w:ascii="Calibri" w:cs="Calibri" w:eastAsia="Calibri" w:hAnsi="Calibri"/>
+                <w:b/>
+                <w:bCs/>
+                <w:sz w:val="18"/>
+                <w:szCs w:val="18"/>
+              </w:rPr>
+              <w:t xml:space="preserve">Reprises Putting</w:t>
+            </w:r>
+          </w:p>
+        </w:tc>
+        <w:tc>
+          <w:tcPr>
+            <w:tcW w:type="dxa" w:w="2100"/>
+            <w:tcBorders>
+              <w:top w:val="single" w:color="BFBFBF" w:sz="4"/>
+              <w:left w:val="single" w:color="BFBFBF" w:sz="4"/>
+              <w:bottom w:val="single" w:color="BFBFBF" w:sz="4"/>
+              <w:right w:val="single" w:color="BFBFBF" w:sz="4"/>
+            </w:tcBorders>
+            <w:tcMar>
+              <w:top w:type="dxa" w:w="70"/>
+              <w:left w:type="dxa" w:w="100"/>
+              <w:bottom w:type="dxa" w:w="70"/>
+              <w:right w:type="dxa" w:w="100"/>
+            </w:tcMar>
+            <w:vAlign w:val="top"/>
+          </w:tcPr>
+          <w:p>
+            <w:pPr>
+              <w:spacing w:after="0"/>
+            </w:pPr>
+            <w:r>
+              <w:rPr>
+                <w:rFonts w:ascii="Calibri" w:cs="Calibri" w:eastAsia="Calibri" w:hAnsi="Calibri"/>
+                <w:b w:val="false"/>
+                <w:bCs w:val="false"/>
+                <w:sz w:val="18"/>
+                <w:szCs w:val="18"/>
+              </w:rPr>
+              <w:t xml:space="preserve">putting.js</w:t>
+            </w:r>
+          </w:p>
+        </w:tc>
+        <w:tc>
+          <w:tcPr>
+            <w:tcW w:type="dxa" w:w="5600"/>
+            <w:tcBorders>
+              <w:top w:val="single" w:color="BFBFBF" w:sz="4"/>
+              <w:left w:val="single" w:color="BFBFBF" w:sz="4"/>
+              <w:bottom w:val="single" w:color="BFBFBF" w:sz="4"/>
+              <w:right w:val="single" w:color="BFBFBF" w:sz="4"/>
+            </w:tcBorders>
+            <w:tcMar>
+              <w:top w:type="dxa" w:w="70"/>
+              <w:left w:type="dxa" w:w="100"/>
+              <w:bottom w:type="dxa" w:w="70"/>
+              <w:right w:type="dxa" w:w="100"/>
+            </w:tcMar>
+            <w:vAlign w:val="top"/>
+          </w:tcPr>
+          <w:p>
+            <w:pPr>
+              <w:spacing w:after="0"/>
+            </w:pPr>
+            <w:r>
+              <w:rPr>
+                <w:rFonts w:ascii="Calibri" w:cs="Calibri" w:eastAsia="Calibri" w:hAnsi="Calibri"/>
+                <w:b w:val="false"/>
+                <w:bCs w:val="false"/>
+                <w:sz w:val="18"/>
+                <w:szCs w:val="18"/>
+              </w:rPr>
+              <w:t xml:space="preserve">Exercice créé (onglet Exercices) et exercice rapide (onglet Parcours) ont chacun leur carte « À reprendre » : les deux peuvent exister en même temps.</w:t>
+            </w:r>
+          </w:p>
+        </w:tc>
+        <w:tc>
+          <w:tcPr>
+            <w:tcW w:type="dxa" w:w="1100"/>
+            <w:tcBorders>
+              <w:top w:val="single" w:color="BFBFBF" w:sz="4"/>
+              <w:left w:val="single" w:color="BFBFBF" w:sz="4"/>
+              <w:bottom w:val="single" w:color="BFBFBF" w:sz="4"/>
+              <w:right w:val="single" w:color="BFBFBF" w:sz="4"/>
+            </w:tcBorders>
+            <w:shd w:fill="FFEB9C" w:color="auto" w:val="clear"/>
+            <w:tcMar>
+              <w:top w:type="dxa" w:w="70"/>
+              <w:left w:type="dxa" w:w="100"/>
+              <w:bottom w:type="dxa" w:w="70"/>
+              <w:right w:type="dxa" w:w="100"/>
+            </w:tcMar>
+            <w:vAlign w:val="center"/>
+          </w:tcPr>
+          <w:p>
+            <w:pPr>
+              <w:spacing w:after="0"/>
+              <w:jc w:val="center"/>
+            </w:pPr>
+            <w:r>
+              <w:rPr>
+                <w:rFonts w:ascii="Calibri" w:cs="Calibri" w:eastAsia="Calibri" w:hAnsi="Calibri"/>
+                <w:b/>
+                <w:bCs/>
+                <w:color w:val="7A4A00"/>
+                <w:sz w:val="18"/>
+                <w:szCs w:val="18"/>
+              </w:rPr>
+              <w:t xml:space="preserve">En cours</w:t>
+            </w:r>
+          </w:p>
+        </w:tc>
+        <w:tc>
+          <w:tcPr>
+            <w:tcW w:type="dxa" w:w="1700"/>
+            <w:tcBorders>
+              <w:top w:val="single" w:color="BFBFBF" w:sz="4"/>
+              <w:left w:val="single" w:color="BFBFBF" w:sz="4"/>
+              <w:bottom w:val="single" w:color="BFBFBF" w:sz="4"/>
+              <w:right w:val="single" w:color="BFBFBF" w:sz="4"/>
+            </w:tcBorders>
+            <w:tcMar>
+              <w:top w:type="dxa" w:w="70"/>
+              <w:left w:type="dxa" w:w="100"/>
+              <w:bottom w:type="dxa" w:w="70"/>
+              <w:right w:type="dxa" w:w="100"/>
+            </w:tcMar>
+            <w:vAlign w:val="top"/>
+          </w:tcPr>
+          <w:p>
+            <w:pPr>
+              <w:spacing w:after="0"/>
+            </w:pPr>
+            <w:r>
+              <w:rPr>
+                <w:rFonts w:ascii="Calibri" w:cs="Calibri" w:eastAsia="Calibri" w:hAnsi="Calibri"/>
+                <w:b w:val="false"/>
+                <w:bCs w:val="false"/>
+                <w:sz w:val="18"/>
+                <w:szCs w:val="18"/>
+              </w:rPr>
+              <w:t xml:space="preserve">Propriétaire</w:t>
+            </w:r>
+          </w:p>
+        </w:tc>
+        <w:tc>
+          <w:tcPr>
+            <w:tcW w:type="dxa" w:w="3398"/>
+            <w:tcBorders>
+              <w:top w:val="single" w:color="BFBFBF" w:sz="4"/>
+              <w:left w:val="single" w:color="BFBFBF" w:sz="4"/>
+              <w:bottom w:val="single" w:color="BFBFBF" w:sz="4"/>
+              <w:right w:val="single" w:color="BFBFBF" w:sz="4"/>
+            </w:tcBorders>
+            <w:tcMar>
+              <w:top w:type="dxa" w:w="70"/>
+              <w:left w:type="dxa" w:w="100"/>
+              <w:bottom w:type="dxa" w:w="70"/>
+              <w:right w:type="dxa" w:w="100"/>
+            </w:tcMar>
+            <w:vAlign w:val="top"/>
+          </w:tcPr>
+          <w:p>
+            <w:pPr>
+              <w:spacing w:after="0"/>
+            </w:pPr>
+            <w:r>
+              <w:rPr>
+                <w:rFonts w:ascii="Calibri" w:cs="Calibri" w:eastAsia="Calibri" w:hAnsi="Calibri"/>
+                <w:b w:val="false"/>
+                <w:bCs w:val="false"/>
+                <w:sz w:val="18"/>
+                <w:szCs w:val="18"/>
+              </w:rPr>
+              <w:t xml:space="preserve">Tester : quitter un exercice créé à moitié, puis un exercice rapide à moitié ; vérifier que chaque carte apparaît dans son onglet, que Reprendre rouvre la bonne séance et que terminer l'un n'efface pas l'autre.</w:t>
+            </w:r>
+          </w:p>
+        </w:tc>
+      </w:tr>
+      <w:tr>
+        <w:trPr>
+          <w:cantSplit/>
+        </w:trPr>
+        <w:tc>
+          <w:tcPr>
+            <w:tcW w:type="dxa" w:w="1500"/>
+            <w:tcBorders>
+              <w:top w:val="single" w:color="BFBFBF" w:sz="4"/>
+              <w:left w:val="single" w:color="BFBFBF" w:sz="4"/>
+              <w:bottom w:val="single" w:color="BFBFBF" w:sz="4"/>
+              <w:right w:val="single" w:color="BFBFBF" w:sz="4"/>
+            </w:tcBorders>
+            <w:tcMar>
+              <w:top w:type="dxa" w:w="70"/>
+              <w:left w:type="dxa" w:w="100"/>
+              <w:bottom w:type="dxa" w:w="70"/>
+              <w:right w:type="dxa" w:w="100"/>
+            </w:tcMar>
+            <w:vAlign w:val="top"/>
+          </w:tcPr>
+          <w:p>
+            <w:pPr>
+              <w:spacing w:after="0"/>
+            </w:pPr>
+            <w:r>
+              <w:rPr>
+                <w:rFonts w:ascii="Calibri" w:cs="Calibri" w:eastAsia="Calibri" w:hAnsi="Calibri"/>
+                <w:b/>
+                <w:bCs/>
+                <w:sz w:val="18"/>
+                <w:szCs w:val="18"/>
+              </w:rPr>
+              <w:t xml:space="preserve">Wedging : reprise et Journal</w:t>
+            </w:r>
+          </w:p>
+        </w:tc>
+        <w:tc>
+          <w:tcPr>
+            <w:tcW w:type="dxa" w:w="2100"/>
+            <w:tcBorders>
+              <w:top w:val="single" w:color="BFBFBF" w:sz="4"/>
+              <w:left w:val="single" w:color="BFBFBF" w:sz="4"/>
+              <w:bottom w:val="single" w:color="BFBFBF" w:sz="4"/>
+              <w:right w:val="single" w:color="BFBFBF" w:sz="4"/>
+            </w:tcBorders>
+            <w:tcMar>
+              <w:top w:type="dxa" w:w="70"/>
+              <w:left w:type="dxa" w:w="100"/>
+              <w:bottom w:type="dxa" w:w="70"/>
+              <w:right w:type="dxa" w:w="100"/>
+            </w:tcMar>
+            <w:vAlign w:val="top"/>
+          </w:tcPr>
+          <w:p>
+            <w:pPr>
+              <w:spacing w:after="0"/>
+            </w:pPr>
+            <w:r>
+              <w:rPr>
+                <w:rFonts w:ascii="Calibri" w:cs="Calibri" w:eastAsia="Calibri" w:hAnsi="Calibri"/>
+                <w:b w:val="false"/>
+                <w:bCs w:val="false"/>
+                <w:sz w:val="18"/>
+                <w:szCs w:val="18"/>
+              </w:rPr>
+              <w:t xml:space="preserve">wedging.js, wedging.css</w:t>
+            </w:r>
+          </w:p>
+        </w:tc>
+        <w:tc>
+          <w:tcPr>
+            <w:tcW w:type="dxa" w:w="5600"/>
+            <w:tcBorders>
+              <w:top w:val="single" w:color="BFBFBF" w:sz="4"/>
+              <w:left w:val="single" w:color="BFBFBF" w:sz="4"/>
+              <w:bottom w:val="single" w:color="BFBFBF" w:sz="4"/>
+              <w:right w:val="single" w:color="BFBFBF" w:sz="4"/>
+            </w:tcBorders>
+            <w:tcMar>
+              <w:top w:type="dxa" w:w="70"/>
+              <w:left w:type="dxa" w:w="100"/>
+              <w:bottom w:type="dxa" w:w="70"/>
+              <w:right w:type="dxa" w:w="100"/>
+            </w:tcMar>
+            <w:vAlign w:val="top"/>
+          </w:tcPr>
+          <w:p>
+            <w:pPr>
+              <w:spacing w:after="0"/>
+            </w:pPr>
+            <w:r>
+              <w:rPr>
+                <w:rFonts w:ascii="Calibri" w:cs="Calibri" w:eastAsia="Calibri" w:hAnsi="Calibri"/>
+                <w:b w:val="false"/>
+                <w:bCs w:val="false"/>
+                <w:sz w:val="18"/>
+                <w:szCs w:val="18"/>
+              </w:rPr>
+              <w:t xml:space="preserve">Carte « À reprendre » en tête de Wedging &gt; Exercices ; historique du Journal regroupé par jour (Aujourd'hui, Hier, date, nombre de coups).</w:t>
+            </w:r>
+          </w:p>
+        </w:tc>
+        <w:tc>
+          <w:tcPr>
+            <w:tcW w:type="dxa" w:w="1100"/>
+            <w:tcBorders>
+              <w:top w:val="single" w:color="BFBFBF" w:sz="4"/>
+              <w:left w:val="single" w:color="BFBFBF" w:sz="4"/>
+              <w:bottom w:val="single" w:color="BFBFBF" w:sz="4"/>
+              <w:right w:val="single" w:color="BFBFBF" w:sz="4"/>
+            </w:tcBorders>
+            <w:shd w:fill="FFEB9C" w:color="auto" w:val="clear"/>
+            <w:tcMar>
+              <w:top w:type="dxa" w:w="70"/>
+              <w:left w:type="dxa" w:w="100"/>
+              <w:bottom w:type="dxa" w:w="70"/>
+              <w:right w:type="dxa" w:w="100"/>
+            </w:tcMar>
+            <w:vAlign w:val="center"/>
+          </w:tcPr>
+          <w:p>
+            <w:pPr>
+              <w:spacing w:after="0"/>
+              <w:jc w:val="center"/>
+            </w:pPr>
+            <w:r>
+              <w:rPr>
+                <w:rFonts w:ascii="Calibri" w:cs="Calibri" w:eastAsia="Calibri" w:hAnsi="Calibri"/>
+                <w:b/>
+                <w:bCs/>
+                <w:color w:val="7A4A00"/>
+                <w:sz w:val="18"/>
+                <w:szCs w:val="18"/>
+              </w:rPr>
+              <w:t xml:space="preserve">En cours</w:t>
+            </w:r>
+          </w:p>
+        </w:tc>
+        <w:tc>
+          <w:tcPr>
+            <w:tcW w:type="dxa" w:w="1700"/>
+            <w:tcBorders>
+              <w:top w:val="single" w:color="BFBFBF" w:sz="4"/>
+              <w:left w:val="single" w:color="BFBFBF" w:sz="4"/>
+              <w:bottom w:val="single" w:color="BFBFBF" w:sz="4"/>
+              <w:right w:val="single" w:color="BFBFBF" w:sz="4"/>
+            </w:tcBorders>
+            <w:tcMar>
+              <w:top w:type="dxa" w:w="70"/>
+              <w:left w:type="dxa" w:w="100"/>
+              <w:bottom w:type="dxa" w:w="70"/>
+              <w:right w:type="dxa" w:w="100"/>
+            </w:tcMar>
+            <w:vAlign w:val="top"/>
+          </w:tcPr>
+          <w:p>
+            <w:pPr>
+              <w:spacing w:after="0"/>
+            </w:pPr>
+            <w:r>
+              <w:rPr>
+                <w:rFonts w:ascii="Calibri" w:cs="Calibri" w:eastAsia="Calibri" w:hAnsi="Calibri"/>
+                <w:b w:val="false"/>
+                <w:bCs w:val="false"/>
+                <w:sz w:val="18"/>
+                <w:szCs w:val="18"/>
+              </w:rPr>
+              <w:t xml:space="preserve">Propriétaire</w:t>
+            </w:r>
+          </w:p>
+        </w:tc>
+        <w:tc>
+          <w:tcPr>
+            <w:tcW w:type="dxa" w:w="3398"/>
+            <w:tcBorders>
+              <w:top w:val="single" w:color="BFBFBF" w:sz="4"/>
+              <w:left w:val="single" w:color="BFBFBF" w:sz="4"/>
+              <w:bottom w:val="single" w:color="BFBFBF" w:sz="4"/>
+              <w:right w:val="single" w:color="BFBFBF" w:sz="4"/>
+            </w:tcBorders>
+            <w:tcMar>
+              <w:top w:type="dxa" w:w="70"/>
+              <w:left w:type="dxa" w:w="100"/>
+              <w:bottom w:type="dxa" w:w="70"/>
+              <w:right w:type="dxa" w:w="100"/>
+            </w:tcMar>
+            <w:vAlign w:val="top"/>
+          </w:tcPr>
+          <w:p>
+            <w:pPr>
+              <w:spacing w:after="0"/>
+            </w:pPr>
+            <w:r>
+              <w:rPr>
+                <w:rFonts w:ascii="Calibri" w:cs="Calibri" w:eastAsia="Calibri" w:hAnsi="Calibri"/>
+                <w:b w:val="false"/>
+                <w:bCs w:val="false"/>
+                <w:sz w:val="18"/>
+                <w:szCs w:val="18"/>
+              </w:rPr>
+              <w:t xml:space="preserve">Tester : quitter un exercice à moitié, vérifier la carte et Reprendre ; ajouter des coups et contrôler les groupes par date, la suppression d'un coup et les filtres.</w:t>
+            </w:r>
+          </w:p>
+        </w:tc>
+      </w:tr>
     </w:tbl>
     <w:p>
       <w:pPr>
@@ -22796,6 +23580,698 @@
                 <w:szCs w:val="18"/>
               </w:rPr>
               <w:t>Lecture du code et calcul (zone de sécurité de 50 px : zone utile de 6 px avant, 56 px après). À tester sur iPhone (section 3).</w:t>
+            </w:r>
+          </w:p>
+        </w:tc>
+      </w:tr>
+      <w:tr>
+        <w:trPr>
+          <w:cantSplit/>
+        </w:trPr>
+        <w:tc>
+          <w:tcPr>
+            <w:tcW w:type="dxa" w:w="1700"/>
+            <w:tcBorders>
+              <w:top w:val="single" w:color="BFBFBF" w:sz="4"/>
+              <w:left w:val="single" w:color="BFBFBF" w:sz="4"/>
+              <w:bottom w:val="single" w:color="BFBFBF" w:sz="4"/>
+              <w:right w:val="single" w:color="BFBFBF" w:sz="4"/>
+            </w:tcBorders>
+            <w:tcMar>
+              <w:top w:type="dxa" w:w="70"/>
+              <w:left w:type="dxa" w:w="100"/>
+              <w:bottom w:type="dxa" w:w="70"/>
+              <w:right w:type="dxa" w:w="100"/>
+            </w:tcMar>
+            <w:vAlign w:val="top"/>
+          </w:tcPr>
+          <w:p>
+            <w:pPr>
+              <w:spacing w:after="0"/>
+            </w:pPr>
+            <w:r>
+              <w:rPr>
+                <w:rFonts w:ascii="Calibri" w:cs="Calibri" w:eastAsia="Calibri" w:hAnsi="Calibri"/>
+                <w:b/>
+                <w:bCs/>
+                <w:sz w:val="18"/>
+                <w:szCs w:val="18"/>
+              </w:rPr>
+              <w:t xml:space="preserve">41, 42</w:t>
+            </w:r>
+          </w:p>
+        </w:tc>
+        <w:tc>
+          <w:tcPr>
+            <w:tcW w:type="dxa" w:w="2400"/>
+            <w:tcBorders>
+              <w:top w:val="single" w:color="BFBFBF" w:sz="4"/>
+              <w:left w:val="single" w:color="BFBFBF" w:sz="4"/>
+              <w:bottom w:val="single" w:color="BFBFBF" w:sz="4"/>
+              <w:right w:val="single" w:color="BFBFBF" w:sz="4"/>
+            </w:tcBorders>
+            <w:tcMar>
+              <w:top w:type="dxa" w:w="70"/>
+              <w:left w:type="dxa" w:w="100"/>
+              <w:bottom w:type="dxa" w:w="70"/>
+              <w:right w:type="dxa" w:w="100"/>
+            </w:tcMar>
+            <w:vAlign w:val="top"/>
+          </w:tcPr>
+          <w:p>
+            <w:pPr>
+              <w:spacing w:after="0"/>
+            </w:pPr>
+            <w:r>
+              <w:rPr>
+                <w:rFonts w:ascii="Calibri" w:cs="Calibri" w:eastAsia="Calibri" w:hAnsi="Calibri"/>
+                <w:b w:val="false"/>
+                <w:bCs w:val="false"/>
+                <w:sz w:val="18"/>
+                <w:szCs w:val="18"/>
+              </w:rPr>
+              <w:t xml:space="preserve">commun.js, commun.css, putting.js, putting.css, wedging.js, parcours-ui.js, parcours-ui.css, gym.js</w:t>
+            </w:r>
+          </w:p>
+        </w:tc>
+        <w:tc>
+          <w:tcPr>
+            <w:tcW w:type="dxa" w:w="8000"/>
+            <w:tcBorders>
+              <w:top w:val="single" w:color="BFBFBF" w:sz="4"/>
+              <w:left w:val="single" w:color="BFBFBF" w:sz="4"/>
+              <w:bottom w:val="single" w:color="BFBFBF" w:sz="4"/>
+              <w:right w:val="single" w:color="BFBFBF" w:sz="4"/>
+            </w:tcBorders>
+            <w:tcMar>
+              <w:top w:type="dxa" w:w="70"/>
+              <w:left w:type="dxa" w:w="100"/>
+              <w:bottom w:type="dxa" w:w="70"/>
+              <w:right w:type="dxa" w:w="100"/>
+            </w:tcMar>
+            <w:vAlign w:val="top"/>
+          </w:tcPr>
+          <w:p>
+            <w:pPr>
+              <w:spacing w:after="0"/>
+            </w:pPr>
+            <w:r>
+              <w:rPr>
+                <w:rFonts w:ascii="Calibri" w:cs="Calibri" w:eastAsia="Calibri" w:hAnsi="Calibri"/>
+                <w:b w:val="false"/>
+                <w:bCs w:val="false"/>
+                <w:sz w:val="18"/>
+                <w:szCs w:val="18"/>
+              </w:rPr>
+              <w:t xml:space="preserve">Boutons ⋯ (Putting, Wedging, Parcours) et Options / Réglages (Gym, dix boutons) câblés sur une bottom sheet partagée, appSheet(), avec des réglages enregistrés dans golfModulePrefs. Putting : sections et cartes de Performance, période par défaut. Wedging : accès aux analyses, vue par défaut, pas des paliers 5 / 10 m. Parcours : outils, unité, lisibilité. Gym : kg / lb (les données restent en kg), repos par défaut, programme en cours.</w:t>
+            </w:r>
+          </w:p>
+        </w:tc>
+        <w:tc>
+          <w:tcPr>
+            <w:tcW w:type="dxa" w:w="1100"/>
+            <w:tcBorders>
+              <w:top w:val="single" w:color="BFBFBF" w:sz="4"/>
+              <w:left w:val="single" w:color="BFBFBF" w:sz="4"/>
+              <w:bottom w:val="single" w:color="BFBFBF" w:sz="4"/>
+              <w:right w:val="single" w:color="BFBFBF" w:sz="4"/>
+            </w:tcBorders>
+            <w:shd w:fill="C6EFCE" w:color="auto" w:val="clear"/>
+            <w:tcMar>
+              <w:top w:type="dxa" w:w="70"/>
+              <w:left w:type="dxa" w:w="100"/>
+              <w:bottom w:type="dxa" w:w="70"/>
+              <w:right w:type="dxa" w:w="100"/>
+            </w:tcMar>
+            <w:vAlign w:val="center"/>
+          </w:tcPr>
+          <w:p>
+            <w:pPr>
+              <w:spacing w:after="0"/>
+              <w:jc w:val="center"/>
+            </w:pPr>
+            <w:r>
+              <w:rPr>
+                <w:rFonts w:ascii="Calibri" w:cs="Calibri" w:eastAsia="Calibri" w:hAnsi="Calibri"/>
+                <w:b/>
+                <w:bCs/>
+                <w:color w:val="1E5E2A"/>
+                <w:sz w:val="18"/>
+                <w:szCs w:val="18"/>
+              </w:rPr>
+              <w:t xml:space="preserve">Terminé</w:t>
+            </w:r>
+          </w:p>
+        </w:tc>
+        <w:tc>
+          <w:tcPr>
+            <w:tcW w:type="dxa" w:w="2198"/>
+            <w:tcBorders>
+              <w:top w:val="single" w:color="BFBFBF" w:sz="4"/>
+              <w:left w:val="single" w:color="BFBFBF" w:sz="4"/>
+              <w:bottom w:val="single" w:color="BFBFBF" w:sz="4"/>
+              <w:right w:val="single" w:color="BFBFBF" w:sz="4"/>
+            </w:tcBorders>
+            <w:tcMar>
+              <w:top w:type="dxa" w:w="70"/>
+              <w:left w:type="dxa" w:w="100"/>
+              <w:bottom w:type="dxa" w:w="70"/>
+              <w:right w:type="dxa" w:w="100"/>
+            </w:tcMar>
+            <w:vAlign w:val="top"/>
+          </w:tcPr>
+          <w:p>
+            <w:pPr>
+              <w:spacing w:after="0"/>
+            </w:pPr>
+            <w:r>
+              <w:rPr>
+                <w:rFonts w:ascii="Calibri" w:cs="Calibri" w:eastAsia="Calibri" w:hAnsi="Calibri"/>
+                <w:b w:val="false"/>
+                <w:bCs w:val="false"/>
+                <w:sz w:val="18"/>
+                <w:szCs w:val="18"/>
+              </w:rPr>
+              <w:t xml:space="preserve">Simulation (feuille, préférences, conversions kg / lb, paliers, ordre des outils)</w:t>
+            </w:r>
+          </w:p>
+        </w:tc>
+      </w:tr>
+      <w:tr>
+        <w:trPr>
+          <w:cantSplit/>
+        </w:trPr>
+        <w:tc>
+          <w:tcPr>
+            <w:tcW w:type="dxa" w:w="1700"/>
+            <w:tcBorders>
+              <w:top w:val="single" w:color="BFBFBF" w:sz="4"/>
+              <w:left w:val="single" w:color="BFBFBF" w:sz="4"/>
+              <w:bottom w:val="single" w:color="BFBFBF" w:sz="4"/>
+              <w:right w:val="single" w:color="BFBFBF" w:sz="4"/>
+            </w:tcBorders>
+            <w:tcMar>
+              <w:top w:type="dxa" w:w="70"/>
+              <w:left w:type="dxa" w:w="100"/>
+              <w:bottom w:type="dxa" w:w="70"/>
+              <w:right w:type="dxa" w:w="100"/>
+            </w:tcMar>
+            <w:vAlign w:val="top"/>
+          </w:tcPr>
+          <w:p>
+            <w:pPr>
+              <w:spacing w:after="0"/>
+            </w:pPr>
+            <w:r>
+              <w:rPr>
+                <w:rFonts w:ascii="Calibri" w:cs="Calibri" w:eastAsia="Calibri" w:hAnsi="Calibri"/>
+                <w:b/>
+                <w:bCs/>
+                <w:sz w:val="18"/>
+                <w:szCs w:val="18"/>
+              </w:rPr>
+              <w:t xml:space="preserve">Reprises Putting</w:t>
+            </w:r>
+          </w:p>
+        </w:tc>
+        <w:tc>
+          <w:tcPr>
+            <w:tcW w:type="dxa" w:w="2400"/>
+            <w:tcBorders>
+              <w:top w:val="single" w:color="BFBFBF" w:sz="4"/>
+              <w:left w:val="single" w:color="BFBFBF" w:sz="4"/>
+              <w:bottom w:val="single" w:color="BFBFBF" w:sz="4"/>
+              <w:right w:val="single" w:color="BFBFBF" w:sz="4"/>
+            </w:tcBorders>
+            <w:tcMar>
+              <w:top w:type="dxa" w:w="70"/>
+              <w:left w:type="dxa" w:w="100"/>
+              <w:bottom w:type="dxa" w:w="70"/>
+              <w:right w:type="dxa" w:w="100"/>
+            </w:tcMar>
+            <w:vAlign w:val="top"/>
+          </w:tcPr>
+          <w:p>
+            <w:pPr>
+              <w:spacing w:after="0"/>
+            </w:pPr>
+            <w:r>
+              <w:rPr>
+                <w:rFonts w:ascii="Calibri" w:cs="Calibri" w:eastAsia="Calibri" w:hAnsi="Calibri"/>
+                <w:b w:val="false"/>
+                <w:bCs w:val="false"/>
+                <w:sz w:val="18"/>
+                <w:szCs w:val="18"/>
+              </w:rPr>
+              <w:t xml:space="preserve">putting.js, putting_resume_quick</w:t>
+            </w:r>
+          </w:p>
+        </w:tc>
+        <w:tc>
+          <w:tcPr>
+            <w:tcW w:type="dxa" w:w="8000"/>
+            <w:tcBorders>
+              <w:top w:val="single" w:color="BFBFBF" w:sz="4"/>
+              <w:left w:val="single" w:color="BFBFBF" w:sz="4"/>
+              <w:bottom w:val="single" w:color="BFBFBF" w:sz="4"/>
+              <w:right w:val="single" w:color="BFBFBF" w:sz="4"/>
+            </w:tcBorders>
+            <w:tcMar>
+              <w:top w:type="dxa" w:w="70"/>
+              <w:left w:type="dxa" w:w="100"/>
+              <w:bottom w:type="dxa" w:w="70"/>
+              <w:right w:type="dxa" w:w="100"/>
+            </w:tcMar>
+            <w:vAlign w:val="top"/>
+          </w:tcPr>
+          <w:p>
+            <w:pPr>
+              <w:spacing w:after="0"/>
+            </w:pPr>
+            <w:r>
+              <w:rPr>
+                <w:rFonts w:ascii="Calibri" w:cs="Calibri" w:eastAsia="Calibri" w:hAnsi="Calibri"/>
+                <w:b w:val="false"/>
+                <w:bCs w:val="false"/>
+                <w:sz w:val="18"/>
+                <w:szCs w:val="18"/>
+              </w:rPr>
+              <w:t xml:space="preserve">Reprise séparée par onglet : un exercice créé (Exercices) et un exercice rapide (Parcours) ont chacun leur emplacement et leur carte. Quitter ou terminer un exercice rapide n'efface plus la reprise d'un exercice créé.</w:t>
+            </w:r>
+          </w:p>
+        </w:tc>
+        <w:tc>
+          <w:tcPr>
+            <w:tcW w:type="dxa" w:w="1100"/>
+            <w:tcBorders>
+              <w:top w:val="single" w:color="BFBFBF" w:sz="4"/>
+              <w:left w:val="single" w:color="BFBFBF" w:sz="4"/>
+              <w:bottom w:val="single" w:color="BFBFBF" w:sz="4"/>
+              <w:right w:val="single" w:color="BFBFBF" w:sz="4"/>
+            </w:tcBorders>
+            <w:shd w:fill="C6EFCE" w:color="auto" w:val="clear"/>
+            <w:tcMar>
+              <w:top w:type="dxa" w:w="70"/>
+              <w:left w:type="dxa" w:w="100"/>
+              <w:bottom w:type="dxa" w:w="70"/>
+              <w:right w:type="dxa" w:w="100"/>
+            </w:tcMar>
+            <w:vAlign w:val="center"/>
+          </w:tcPr>
+          <w:p>
+            <w:pPr>
+              <w:spacing w:after="0"/>
+              <w:jc w:val="center"/>
+            </w:pPr>
+            <w:r>
+              <w:rPr>
+                <w:rFonts w:ascii="Calibri" w:cs="Calibri" w:eastAsia="Calibri" w:hAnsi="Calibri"/>
+                <w:b/>
+                <w:bCs/>
+                <w:color w:val="1E5E2A"/>
+                <w:sz w:val="18"/>
+                <w:szCs w:val="18"/>
+              </w:rPr>
+              <w:t xml:space="preserve">Terminé</w:t>
+            </w:r>
+          </w:p>
+        </w:tc>
+        <w:tc>
+          <w:tcPr>
+            <w:tcW w:type="dxa" w:w="2198"/>
+            <w:tcBorders>
+              <w:top w:val="single" w:color="BFBFBF" w:sz="4"/>
+              <w:left w:val="single" w:color="BFBFBF" w:sz="4"/>
+              <w:bottom w:val="single" w:color="BFBFBF" w:sz="4"/>
+              <w:right w:val="single" w:color="BFBFBF" w:sz="4"/>
+            </w:tcBorders>
+            <w:tcMar>
+              <w:top w:type="dxa" w:w="70"/>
+              <w:left w:type="dxa" w:w="100"/>
+              <w:bottom w:type="dxa" w:w="70"/>
+              <w:right w:type="dxa" w:w="100"/>
+            </w:tcMar>
+            <w:vAlign w:val="top"/>
+          </w:tcPr>
+          <w:p>
+            <w:pPr>
+              <w:spacing w:after="0"/>
+            </w:pPr>
+            <w:r>
+              <w:rPr>
+                <w:rFonts w:ascii="Calibri" w:cs="Calibri" w:eastAsia="Calibri" w:hAnsi="Calibri"/>
+                <w:b w:val="false"/>
+                <w:bCs w:val="false"/>
+                <w:sz w:val="18"/>
+                <w:szCs w:val="18"/>
+              </w:rPr>
+              <w:t xml:space="preserve">Simulation (application complète)</w:t>
+            </w:r>
+          </w:p>
+        </w:tc>
+      </w:tr>
+      <w:tr>
+        <w:trPr>
+          <w:cantSplit/>
+        </w:trPr>
+        <w:tc>
+          <w:tcPr>
+            <w:tcW w:type="dxa" w:w="1700"/>
+            <w:tcBorders>
+              <w:top w:val="single" w:color="BFBFBF" w:sz="4"/>
+              <w:left w:val="single" w:color="BFBFBF" w:sz="4"/>
+              <w:bottom w:val="single" w:color="BFBFBF" w:sz="4"/>
+              <w:right w:val="single" w:color="BFBFBF" w:sz="4"/>
+            </w:tcBorders>
+            <w:tcMar>
+              <w:top w:type="dxa" w:w="70"/>
+              <w:left w:type="dxa" w:w="100"/>
+              <w:bottom w:type="dxa" w:w="70"/>
+              <w:right w:type="dxa" w:w="100"/>
+            </w:tcMar>
+            <w:vAlign w:val="top"/>
+          </w:tcPr>
+          <w:p>
+            <w:pPr>
+              <w:spacing w:after="0"/>
+            </w:pPr>
+            <w:r>
+              <w:rPr>
+                <w:rFonts w:ascii="Calibri" w:cs="Calibri" w:eastAsia="Calibri" w:hAnsi="Calibri"/>
+                <w:b/>
+                <w:bCs/>
+                <w:sz w:val="18"/>
+                <w:szCs w:val="18"/>
+              </w:rPr>
+              <w:t xml:space="preserve">Wedging : reprise</w:t>
+            </w:r>
+          </w:p>
+        </w:tc>
+        <w:tc>
+          <w:tcPr>
+            <w:tcW w:type="dxa" w:w="2400"/>
+            <w:tcBorders>
+              <w:top w:val="single" w:color="BFBFBF" w:sz="4"/>
+              <w:left w:val="single" w:color="BFBFBF" w:sz="4"/>
+              <w:bottom w:val="single" w:color="BFBFBF" w:sz="4"/>
+              <w:right w:val="single" w:color="BFBFBF" w:sz="4"/>
+            </w:tcBorders>
+            <w:tcMar>
+              <w:top w:type="dxa" w:w="70"/>
+              <w:left w:type="dxa" w:w="100"/>
+              <w:bottom w:type="dxa" w:w="70"/>
+              <w:right w:type="dxa" w:w="100"/>
+            </w:tcMar>
+            <w:vAlign w:val="top"/>
+          </w:tcPr>
+          <w:p>
+            <w:pPr>
+              <w:spacing w:after="0"/>
+            </w:pPr>
+            <w:r>
+              <w:rPr>
+                <w:rFonts w:ascii="Calibri" w:cs="Calibri" w:eastAsia="Calibri" w:hAnsi="Calibri"/>
+                <w:b w:val="false"/>
+                <w:bCs w:val="false"/>
+                <w:sz w:val="18"/>
+                <w:szCs w:val="18"/>
+              </w:rPr>
+              <w:t xml:space="preserve">wedging.js, wedging.css</w:t>
+            </w:r>
+          </w:p>
+        </w:tc>
+        <w:tc>
+          <w:tcPr>
+            <w:tcW w:type="dxa" w:w="8000"/>
+            <w:tcBorders>
+              <w:top w:val="single" w:color="BFBFBF" w:sz="4"/>
+              <w:left w:val="single" w:color="BFBFBF" w:sz="4"/>
+              <w:bottom w:val="single" w:color="BFBFBF" w:sz="4"/>
+              <w:right w:val="single" w:color="BFBFBF" w:sz="4"/>
+            </w:tcBorders>
+            <w:tcMar>
+              <w:top w:type="dxa" w:w="70"/>
+              <w:left w:type="dxa" w:w="100"/>
+              <w:bottom w:type="dxa" w:w="70"/>
+              <w:right w:type="dxa" w:w="100"/>
+            </w:tcMar>
+            <w:vAlign w:val="top"/>
+          </w:tcPr>
+          <w:p>
+            <w:pPr>
+              <w:spacing w:after="0"/>
+            </w:pPr>
+            <w:r>
+              <w:rPr>
+                <w:rFonts w:ascii="Calibri" w:cs="Calibri" w:eastAsia="Calibri" w:hAnsi="Calibri"/>
+                <w:b w:val="false"/>
+                <w:bCs w:val="false"/>
+                <w:sz w:val="18"/>
+                <w:szCs w:val="18"/>
+              </w:rPr>
+              <w:t xml:space="preserve">Carte « À reprendre » en tête de la liste des exercices : une par session interrompue, avec la progression en balles et un bouton Reprendre.</w:t>
+            </w:r>
+          </w:p>
+        </w:tc>
+        <w:tc>
+          <w:tcPr>
+            <w:tcW w:type="dxa" w:w="1100"/>
+            <w:tcBorders>
+              <w:top w:val="single" w:color="BFBFBF" w:sz="4"/>
+              <w:left w:val="single" w:color="BFBFBF" w:sz="4"/>
+              <w:bottom w:val="single" w:color="BFBFBF" w:sz="4"/>
+              <w:right w:val="single" w:color="BFBFBF" w:sz="4"/>
+            </w:tcBorders>
+            <w:shd w:fill="C6EFCE" w:color="auto" w:val="clear"/>
+            <w:tcMar>
+              <w:top w:type="dxa" w:w="70"/>
+              <w:left w:type="dxa" w:w="100"/>
+              <w:bottom w:type="dxa" w:w="70"/>
+              <w:right w:type="dxa" w:w="100"/>
+            </w:tcMar>
+            <w:vAlign w:val="center"/>
+          </w:tcPr>
+          <w:p>
+            <w:pPr>
+              <w:spacing w:after="0"/>
+              <w:jc w:val="center"/>
+            </w:pPr>
+            <w:r>
+              <w:rPr>
+                <w:rFonts w:ascii="Calibri" w:cs="Calibri" w:eastAsia="Calibri" w:hAnsi="Calibri"/>
+                <w:b/>
+                <w:bCs/>
+                <w:color w:val="1E5E2A"/>
+                <w:sz w:val="18"/>
+                <w:szCs w:val="18"/>
+              </w:rPr>
+              <w:t xml:space="preserve">Terminé</w:t>
+            </w:r>
+          </w:p>
+        </w:tc>
+        <w:tc>
+          <w:tcPr>
+            <w:tcW w:type="dxa" w:w="2198"/>
+            <w:tcBorders>
+              <w:top w:val="single" w:color="BFBFBF" w:sz="4"/>
+              <w:left w:val="single" w:color="BFBFBF" w:sz="4"/>
+              <w:bottom w:val="single" w:color="BFBFBF" w:sz="4"/>
+              <w:right w:val="single" w:color="BFBFBF" w:sz="4"/>
+            </w:tcBorders>
+            <w:tcMar>
+              <w:top w:type="dxa" w:w="70"/>
+              <w:left w:type="dxa" w:w="100"/>
+              <w:bottom w:type="dxa" w:w="70"/>
+              <w:right w:type="dxa" w:w="100"/>
+            </w:tcMar>
+            <w:vAlign w:val="top"/>
+          </w:tcPr>
+          <w:p>
+            <w:pPr>
+              <w:spacing w:after="0"/>
+            </w:pPr>
+            <w:r>
+              <w:rPr>
+                <w:rFonts w:ascii="Calibri" w:cs="Calibri" w:eastAsia="Calibri" w:hAnsi="Calibri"/>
+                <w:b w:val="false"/>
+                <w:bCs w:val="false"/>
+                <w:sz w:val="18"/>
+                <w:szCs w:val="18"/>
+              </w:rPr>
+              <w:t xml:space="preserve">Simulation</w:t>
+            </w:r>
+          </w:p>
+        </w:tc>
+      </w:tr>
+      <w:tr>
+        <w:trPr>
+          <w:cantSplit/>
+        </w:trPr>
+        <w:tc>
+          <w:tcPr>
+            <w:tcW w:type="dxa" w:w="1700"/>
+            <w:tcBorders>
+              <w:top w:val="single" w:color="BFBFBF" w:sz="4"/>
+              <w:left w:val="single" w:color="BFBFBF" w:sz="4"/>
+              <w:bottom w:val="single" w:color="BFBFBF" w:sz="4"/>
+              <w:right w:val="single" w:color="BFBFBF" w:sz="4"/>
+            </w:tcBorders>
+            <w:tcMar>
+              <w:top w:type="dxa" w:w="70"/>
+              <w:left w:type="dxa" w:w="100"/>
+              <w:bottom w:type="dxa" w:w="70"/>
+              <w:right w:type="dxa" w:w="100"/>
+            </w:tcMar>
+            <w:vAlign w:val="top"/>
+          </w:tcPr>
+          <w:p>
+            <w:pPr>
+              <w:spacing w:after="0"/>
+            </w:pPr>
+            <w:r>
+              <w:rPr>
+                <w:rFonts w:ascii="Calibri" w:cs="Calibri" w:eastAsia="Calibri" w:hAnsi="Calibri"/>
+                <w:b/>
+                <w:bCs/>
+                <w:sz w:val="18"/>
+                <w:szCs w:val="18"/>
+              </w:rPr>
+              <w:t xml:space="preserve">Wedging : Journal</w:t>
+            </w:r>
+          </w:p>
+        </w:tc>
+        <w:tc>
+          <w:tcPr>
+            <w:tcW w:type="dxa" w:w="2400"/>
+            <w:tcBorders>
+              <w:top w:val="single" w:color="BFBFBF" w:sz="4"/>
+              <w:left w:val="single" w:color="BFBFBF" w:sz="4"/>
+              <w:bottom w:val="single" w:color="BFBFBF" w:sz="4"/>
+              <w:right w:val="single" w:color="BFBFBF" w:sz="4"/>
+            </w:tcBorders>
+            <w:tcMar>
+              <w:top w:type="dxa" w:w="70"/>
+              <w:left w:type="dxa" w:w="100"/>
+              <w:bottom w:type="dxa" w:w="70"/>
+              <w:right w:type="dxa" w:w="100"/>
+            </w:tcMar>
+            <w:vAlign w:val="top"/>
+          </w:tcPr>
+          <w:p>
+            <w:pPr>
+              <w:spacing w:after="0"/>
+            </w:pPr>
+            <w:r>
+              <w:rPr>
+                <w:rFonts w:ascii="Calibri" w:cs="Calibri" w:eastAsia="Calibri" w:hAnsi="Calibri"/>
+                <w:b w:val="false"/>
+                <w:bCs w:val="false"/>
+                <w:sz w:val="18"/>
+                <w:szCs w:val="18"/>
+              </w:rPr>
+              <w:t xml:space="preserve">wedging.js, wedging.css</w:t>
+            </w:r>
+          </w:p>
+        </w:tc>
+        <w:tc>
+          <w:tcPr>
+            <w:tcW w:type="dxa" w:w="8000"/>
+            <w:tcBorders>
+              <w:top w:val="single" w:color="BFBFBF" w:sz="4"/>
+              <w:left w:val="single" w:color="BFBFBF" w:sz="4"/>
+              <w:bottom w:val="single" w:color="BFBFBF" w:sz="4"/>
+              <w:right w:val="single" w:color="BFBFBF" w:sz="4"/>
+            </w:tcBorders>
+            <w:tcMar>
+              <w:top w:type="dxa" w:w="70"/>
+              <w:left w:type="dxa" w:w="100"/>
+              <w:bottom w:type="dxa" w:w="70"/>
+              <w:right w:type="dxa" w:w="100"/>
+            </w:tcMar>
+            <w:vAlign w:val="top"/>
+          </w:tcPr>
+          <w:p>
+            <w:pPr>
+              <w:spacing w:after="0"/>
+            </w:pPr>
+            <w:r>
+              <w:rPr>
+                <w:rFonts w:ascii="Calibri" w:cs="Calibri" w:eastAsia="Calibri" w:hAnsi="Calibri"/>
+                <w:b w:val="false"/>
+                <w:bCs w:val="false"/>
+                <w:sz w:val="18"/>
+                <w:szCs w:val="18"/>
+              </w:rPr>
+              <w:t xml:space="preserve">Historique du Journal regroupé par jour, le plus récent en haut, avec le nombre de coups ; la date n'est plus répétée sur chaque coup.</w:t>
+            </w:r>
+          </w:p>
+        </w:tc>
+        <w:tc>
+          <w:tcPr>
+            <w:tcW w:type="dxa" w:w="1100"/>
+            <w:tcBorders>
+              <w:top w:val="single" w:color="BFBFBF" w:sz="4"/>
+              <w:left w:val="single" w:color="BFBFBF" w:sz="4"/>
+              <w:bottom w:val="single" w:color="BFBFBF" w:sz="4"/>
+              <w:right w:val="single" w:color="BFBFBF" w:sz="4"/>
+            </w:tcBorders>
+            <w:shd w:fill="C6EFCE" w:color="auto" w:val="clear"/>
+            <w:tcMar>
+              <w:top w:type="dxa" w:w="70"/>
+              <w:left w:type="dxa" w:w="100"/>
+              <w:bottom w:type="dxa" w:w="70"/>
+              <w:right w:type="dxa" w:w="100"/>
+            </w:tcMar>
+            <w:vAlign w:val="center"/>
+          </w:tcPr>
+          <w:p>
+            <w:pPr>
+              <w:spacing w:after="0"/>
+              <w:jc w:val="center"/>
+            </w:pPr>
+            <w:r>
+              <w:rPr>
+                <w:rFonts w:ascii="Calibri" w:cs="Calibri" w:eastAsia="Calibri" w:hAnsi="Calibri"/>
+                <w:b/>
+                <w:bCs/>
+                <w:color w:val="1E5E2A"/>
+                <w:sz w:val="18"/>
+                <w:szCs w:val="18"/>
+              </w:rPr>
+              <w:t xml:space="preserve">Terminé</w:t>
+            </w:r>
+          </w:p>
+        </w:tc>
+        <w:tc>
+          <w:tcPr>
+            <w:tcW w:type="dxa" w:w="2198"/>
+            <w:tcBorders>
+              <w:top w:val="single" w:color="BFBFBF" w:sz="4"/>
+              <w:left w:val="single" w:color="BFBFBF" w:sz="4"/>
+              <w:bottom w:val="single" w:color="BFBFBF" w:sz="4"/>
+              <w:right w:val="single" w:color="BFBFBF" w:sz="4"/>
+            </w:tcBorders>
+            <w:tcMar>
+              <w:top w:type="dxa" w:w="70"/>
+              <w:left w:type="dxa" w:w="100"/>
+              <w:bottom w:type="dxa" w:w="70"/>
+              <w:right w:type="dxa" w:w="100"/>
+            </w:tcMar>
+            <w:vAlign w:val="top"/>
+          </w:tcPr>
+          <w:p>
+            <w:pPr>
+              <w:spacing w:after="0"/>
+            </w:pPr>
+            <w:r>
+              <w:rPr>
+                <w:rFonts w:ascii="Calibri" w:cs="Calibri" w:eastAsia="Calibri" w:hAnsi="Calibri"/>
+                <w:b w:val="false"/>
+                <w:bCs w:val="false"/>
+                <w:sz w:val="18"/>
+                <w:szCs w:val="18"/>
+              </w:rPr>
+              <w:t xml:space="preserve">Simulation</w:t>
             </w:r>
           </w:p>
         </w:tc>
